--- a/files/yuid/doop-yuid-2026-2027.docx
+++ b/files/yuid/doop-yuid-2026-2027.docx
@@ -135,7 +135,7 @@
                 <w:sz w:val="22"/>
                 <w:szCs w:val="22"/>
               </w:rPr>
-              <w:t xml:space="preserve">Протокол заседания № ______</w:t>
+              <w:t>Протокол заседания № 2</w:t>
             </w:r>
           </w:p>
           <w:p>
@@ -151,7 +151,7 @@
                 <w:sz w:val="22"/>
                 <w:szCs w:val="22"/>
               </w:rPr>
-              <w:t xml:space="preserve">от «____» ______________ 2026 года</w:t>
+              <w:t>от «31» августа 2026 года</w:t>
             </w:r>
           </w:p>
         </w:tc>
@@ -213,7 +213,7 @@
                 <w:sz w:val="22"/>
                 <w:szCs w:val="22"/>
               </w:rPr>
-              <w:t xml:space="preserve">от «____» ______________ 2026 года</w:t>
+              <w:t>от «01» сентября 2026 года</w:t>
             </w:r>
           </w:p>
           <w:p>
@@ -230,7 +230,7 @@
                 <w:sz w:val="22"/>
                 <w:szCs w:val="22"/>
               </w:rPr>
-              <w:t xml:space="preserve">№ __________</w:t>
+              <w:t>№ 267-О</w:t>
             </w:r>
           </w:p>
         </w:tc>
@@ -607,7 +607,7 @@
           <w:sz w:val="24"/>
           <w:szCs w:val="24"/>
         </w:rPr>
-        <w:t xml:space="preserve">	6</w:t>
+        <w:t xml:space="preserve">	7</w:t>
       </w:r>
     </w:p>
     <w:p>
@@ -636,7 +636,7 @@
           <w:sz w:val="24"/>
           <w:szCs w:val="24"/>
         </w:rPr>
-        <w:t xml:space="preserve">	7</w:t>
+        <w:t xml:space="preserve">	8</w:t>
       </w:r>
     </w:p>
     <w:p>
@@ -665,7 +665,7 @@
           <w:sz w:val="24"/>
           <w:szCs w:val="24"/>
         </w:rPr>
-        <w:t xml:space="preserve">	8</w:t>
+        <w:t xml:space="preserve">	9</w:t>
       </w:r>
     </w:p>
     <w:p>
@@ -694,7 +694,7 @@
           <w:sz w:val="24"/>
           <w:szCs w:val="24"/>
         </w:rPr>
-        <w:t xml:space="preserve">	10</w:t>
+        <w:t xml:space="preserve">	11</w:t>
       </w:r>
     </w:p>
     <w:p>
@@ -723,7 +723,7 @@
           <w:sz w:val="24"/>
           <w:szCs w:val="24"/>
         </w:rPr>
-        <w:t xml:space="preserve">	10</w:t>
+        <w:t xml:space="preserve">	11</w:t>
       </w:r>
     </w:p>
     <w:p>
@@ -752,7 +752,7 @@
           <w:sz w:val="24"/>
           <w:szCs w:val="24"/>
         </w:rPr>
-        <w:t xml:space="preserve">	12</w:t>
+        <w:t xml:space="preserve">	13</w:t>
       </w:r>
     </w:p>
     <w:p>
@@ -781,7 +781,7 @@
           <w:sz w:val="24"/>
           <w:szCs w:val="24"/>
         </w:rPr>
-        <w:t xml:space="preserve">	13</w:t>
+        <w:t xml:space="preserve">	14</w:t>
       </w:r>
     </w:p>
     <w:p>
@@ -810,7 +810,7 @@
           <w:sz w:val="24"/>
           <w:szCs w:val="24"/>
         </w:rPr>
-        <w:t xml:space="preserve">	14</w:t>
+        <w:t xml:space="preserve">	16</w:t>
       </w:r>
     </w:p>
     <w:p>
@@ -839,7 +839,7 @@
           <w:sz w:val="24"/>
           <w:szCs w:val="24"/>
         </w:rPr>
-        <w:t xml:space="preserve">	15</w:t>
+        <w:t xml:space="preserve">	17</w:t>
       </w:r>
     </w:p>
     <w:p>
@@ -868,7 +868,7 @@
           <w:sz w:val="24"/>
           <w:szCs w:val="24"/>
         </w:rPr>
-        <w:t xml:space="preserve">	16</w:t>
+        <w:t xml:space="preserve">	18</w:t>
       </w:r>
     </w:p>
     <w:p>
@@ -897,7 +897,7 @@
           <w:sz w:val="24"/>
           <w:szCs w:val="24"/>
         </w:rPr>
-        <w:t xml:space="preserve">	17</w:t>
+        <w:t xml:space="preserve">	19</w:t>
       </w:r>
     </w:p>
     <w:p>
@@ -926,7 +926,7 @@
           <w:sz w:val="24"/>
           <w:szCs w:val="24"/>
         </w:rPr>
-        <w:t xml:space="preserve">	19</w:t>
+        <w:t xml:space="preserve">	21</w:t>
       </w:r>
     </w:p>
     <w:p>
@@ -1010,6 +1010,71 @@
           <w:szCs w:val="24"/>
         </w:rPr>
         <w:t xml:space="preserve">Программа реализуется в отряде Юных инспекторов движения МБОУ СШ № 2 г. Лысково, который действует с 2024 года во взаимодействии с ОГИБДД МО МВД России «Лысковский». Содержание Программы согласовано с курсами «Начальная военная подготовка» и «Безопасность жизнедеятельности» предмета «Основы безопасности и защиты Родины» (ОБЗР), а также с планом воспитательной работы школы.</w:t>
+      </w:r>
+    </w:p>
+    <w:p>
+      <w:pPr>
+        <w:pStyle w:val="Heading3"/>
+        <w:keepNext/>
+        <w:spacing w:after="80" w:before="140"/>
+        <w:jc w:val="left"/>
+      </w:pPr>
+      <w:r>
+        <w:rPr>
+          <w:rFonts w:ascii="Times New Roman" w:cs="Times New Roman" w:eastAsia="Times New Roman" w:hAnsi="Times New Roman"/>
+          <w:b/>
+          <w:bCs/>
+          <w:i/>
+          <w:iCs/>
+          <w:sz w:val="24"/>
+          <w:szCs w:val="24"/>
+        </w:rPr>
+        <w:t xml:space="preserve">Организационные основы работы отряда</w:t>
+      </w:r>
+    </w:p>
+    <w:p>
+      <w:pPr>
+        <w:spacing w:after="100" w:before="0" w:line="300"/>
+        <w:ind w:left="0" w:firstLine="567"/>
+        <w:jc w:val="both"/>
+      </w:pPr>
+      <w:r>
+        <w:rPr>
+          <w:rFonts w:ascii="Times New Roman" w:cs="Times New Roman" w:eastAsia="Times New Roman" w:hAnsi="Times New Roman"/>
+          <w:sz w:val="24"/>
+          <w:szCs w:val="24"/>
+        </w:rPr>
+        <w:t xml:space="preserve">Отряд ЮИД МБОУ СШ № 2 г. Лысково — добровольное объединение обучающихся, созданное для профилактики детского дорожно-транспортного травматизма (далее — ДДТТ). Отряд действует на основании Положения об отряде ЮИД МБОУ СШ № 2 г. Лысково, разработанного по типовому Положению об отряде ЮИД, и в своей деятельности ориентируется на Устав общероссийской общественной детско-юношеской организации «Юные инспекторы движения» (ООДЮО «ЮИД», далее — Организация ЮИД).</w:t>
+      </w:r>
+    </w:p>
+    <w:p>
+      <w:pPr>
+        <w:spacing w:after="100" w:before="0" w:line="300"/>
+        <w:ind w:left="0" w:firstLine="567"/>
+        <w:jc w:val="both"/>
+      </w:pPr>
+      <w:r>
+        <w:rPr>
+          <w:rFonts w:ascii="Times New Roman" w:cs="Times New Roman" w:eastAsia="Times New Roman" w:hAnsi="Times New Roman"/>
+          <w:sz w:val="24"/>
+          <w:szCs w:val="24"/>
+        </w:rPr>
+        <w:t xml:space="preserve">Руководитель отряда назначается приказом директора школы, регистрирует отряд и юных инспекторов на сайте ЮИДРОССИИ.РФ (при необходимости через местное или региональное отделение Организации ЮИД), ведёт список и паспорт отряда, протоколы собраний и летопись отряда. Отряд имеет название, девиз и эмблему, которые утверждаются собранием отряда.</w:t>
+      </w:r>
+    </w:p>
+    <w:p>
+      <w:pPr>
+        <w:spacing w:after="100" w:before="0" w:line="300"/>
+        <w:ind w:left="0" w:firstLine="567"/>
+        <w:jc w:val="both"/>
+      </w:pPr>
+      <w:r>
+        <w:rPr>
+          <w:rFonts w:ascii="Times New Roman" w:cs="Times New Roman" w:eastAsia="Times New Roman" w:hAnsi="Times New Roman"/>
+          <w:sz w:val="24"/>
+          <w:szCs w:val="24"/>
+        </w:rPr>
+        <w:t xml:space="preserve">Высшим органом самоуправления является собрание отряда: оно проводится не реже одного раза в полгода (по программе — в сентябре и мае), правомочно при кворуме 50 % + 1 и оформляется протоколом. На собрании избирается командир отряда. Все члены отряда соблюдают Кодекс этики члена отряда ЮИД и произносят Клятву члена отряда ЮИД (приложения к Положению об отряде).</w:t>
       </w:r>
     </w:p>
     <w:p>
@@ -1119,7 +1184,7 @@
           <w:sz w:val="24"/>
           <w:szCs w:val="24"/>
         </w:rPr>
-        <w:t xml:space="preserve">Федеральный закон от 31.07.2020 № 304-ФЗ «О внесении изменений в Федеральный закон «Об образовании в Российской Федерации» по вопросам воспитания обучающихся»;</w:t>
+        <w:t xml:space="preserve">Федеральный закон от 24.06.1999 № 120-ФЗ «Об основах системы профилактики безнадзорности и правонарушений несовершеннолетних»;</w:t>
       </w:r>
     </w:p>
     <w:p>
@@ -1138,7 +1203,7 @@
           <w:sz w:val="24"/>
           <w:szCs w:val="24"/>
         </w:rPr>
-        <w:t xml:space="preserve">Указ Президента Российской Федерации от 14.11.2025 № 841 «Об утверждении Стратегии повышения безопасности дорожного движения в Российской Федерации на период до 2030 года и на перспективу до 2036 года» и план мероприятий по её реализации (распоряжение Правительства Российской Федерации от 14.05.2026 № 1124-р);</w:t>
+        <w:t xml:space="preserve">Федеральный закон от 27.07.2006 № 152-ФЗ «О персональных данных»;</w:t>
       </w:r>
     </w:p>
     <w:p>
@@ -1157,7 +1222,7 @@
           <w:sz w:val="24"/>
           <w:szCs w:val="24"/>
         </w:rPr>
-        <w:t xml:space="preserve">Указ Президента Российской Федерации от 09.11.2022 № 809 «Об утверждении Основ государственной политики по сохранению и укреплению традиционных российских духовно-нравственных ценностей»;</w:t>
+        <w:t xml:space="preserve">Федеральный закон от 31.07.2020 № 304-ФЗ «О внесении изменений в Федеральный закон «Об образовании в Российской Федерации» по вопросам воспитания обучающихся»;</w:t>
       </w:r>
     </w:p>
     <w:p>
@@ -1176,7 +1241,7 @@
           <w:sz w:val="24"/>
           <w:szCs w:val="24"/>
         </w:rPr>
-        <w:t xml:space="preserve">Концепция развития дополнительного образования детей до 2030 года (распоряжение Правительства Российской Федерации от 31.03.2022 № 678-р);</w:t>
+        <w:t xml:space="preserve">Указ Президента Российской Федерации от 14.11.2025 № 841 «Об утверждении Стратегии повышения безопасности дорожного движения в Российской Федерации на период до 2030 года и на перспективу до 2036 года» и план мероприятий по её реализации (распоряжение Правительства Российской Федерации от 14.05.2026 № 1124-р);</w:t>
       </w:r>
     </w:p>
     <w:p>
@@ -1195,7 +1260,7 @@
           <w:sz w:val="24"/>
           <w:szCs w:val="24"/>
         </w:rPr>
-        <w:t xml:space="preserve">Правила дорожного движения Российской Федерации (утверждены постановлением Правительства Российской Федерации от 23.10.1993 № 1090);</w:t>
+        <w:t xml:space="preserve">Указ Президента Российской Федерации от 09.11.2022 № 809 «Об утверждении Основ государственной политики по сохранению и укреплению традиционных российских духовно-нравственных ценностей»;</w:t>
       </w:r>
     </w:p>
     <w:p>
@@ -1214,7 +1279,7 @@
           <w:sz w:val="24"/>
           <w:szCs w:val="24"/>
         </w:rPr>
-        <w:t xml:space="preserve">Приказ Министерства просвещения Российской Федерации от 27.07.2022 № 629 «Об утверждении Порядка организации и осуществления образовательной деятельности по дополнительным общеобразовательным программам»;</w:t>
+        <w:t xml:space="preserve">Концепция развития дополнительного образования детей до 2030 года (распоряжение Правительства Российской Федерации от 31.03.2022 № 678-р);</w:t>
       </w:r>
     </w:p>
     <w:p>
@@ -1233,7 +1298,7 @@
           <w:sz w:val="24"/>
           <w:szCs w:val="24"/>
         </w:rPr>
-        <w:t xml:space="preserve">Приказ Министерства труда и социальной защиты Российской Федерации от 22.09.2021 № 652н «Об утверждении профессионального стандарта «Педагог дополнительного образования детей и взрослых»;</w:t>
+        <w:t xml:space="preserve">Правила дорожного движения Российской Федерации (утверждены постановлением Правительства Российской Федерации от 23.10.1993 № 1090);</w:t>
       </w:r>
     </w:p>
     <w:p>
@@ -1252,7 +1317,7 @@
           <w:sz w:val="24"/>
           <w:szCs w:val="24"/>
         </w:rPr>
-        <w:t xml:space="preserve">Санитарные правила СП 2.4.3648-20 «Санитарно-эпидемиологические требования к организациям воспитания и обучения, отдыха и оздоровления детей и молодёжи» (постановление Главного государственного санитарного врача Российской Федерации от 28.09.2020 № 28);</w:t>
+        <w:t xml:space="preserve">Приказ Министерства просвещения Российской Федерации от 27.07.2022 № 629 «Об утверждении Порядка организации и осуществления образовательной деятельности по дополнительным общеобразовательным программам»;</w:t>
       </w:r>
     </w:p>
     <w:p>
@@ -1271,7 +1336,7 @@
           <w:sz w:val="24"/>
           <w:szCs w:val="24"/>
         </w:rPr>
-        <w:t xml:space="preserve">Санитарные правила и нормы СанПиН 1.2.3685-21 «Гигиенические нормативы и требования к обеспечению безопасности и (или) безвредности для человека факторов среды обитания» (постановление Главного государственного санитарного врача Российской Федерации от 28.01.2021 № 2);</w:t>
+        <w:t xml:space="preserve">Приказ Министерства труда и социальной защиты Российской Федерации от 22.09.2021 № 652н «Об утверждении профессионального стандарта «Педагог дополнительного образования детей и взрослых»;</w:t>
       </w:r>
     </w:p>
     <w:p>
@@ -1290,7 +1355,7 @@
           <w:sz w:val="24"/>
           <w:szCs w:val="24"/>
         </w:rPr>
-        <w:t xml:space="preserve">Приказ Министерства здравоохранения Российской Федерации от 03.05.2024 № 220н «Об утверждении Перечня состояний, при которых оказывается первая помощь, и Перечня мероприятий по оказанию первой помощи»;</w:t>
+        <w:t xml:space="preserve">Санитарные правила СП 2.4.3648-20 «Санитарно-эпидемиологические требования к организациям воспитания и обучения, отдыха и оздоровления детей и молодёжи» (постановление Главного государственного санитарного врача Российской Федерации от 28.09.2020 № 28);</w:t>
       </w:r>
     </w:p>
     <w:p>
@@ -1309,7 +1374,7 @@
           <w:sz w:val="24"/>
           <w:szCs w:val="24"/>
         </w:rPr>
-        <w:t xml:space="preserve">Методические рекомендации по проектированию дополнительных общеразвивающих программ (включая разноуровневые программы) (письмо Минобрнауки России от 18.11.2015 № 09-3242);</w:t>
+        <w:t xml:space="preserve">Санитарные правила и нормы СанПиН 1.2.3685-21 «Гигиенические нормативы и требования к обеспечению безопасности и (или) безвредности для человека факторов среды обитания» (постановление Главного государственного санитарного врача Российской Федерации от 28.01.2021 № 2);</w:t>
       </w:r>
     </w:p>
     <w:p>
@@ -1328,7 +1393,7 @@
           <w:sz w:val="24"/>
           <w:szCs w:val="24"/>
         </w:rPr>
-        <w:t xml:space="preserve">Примерная программа воспитания (одобрена решением федерального учебно-методического объединения по общему образованию, 2020 г.);</w:t>
+        <w:t xml:space="preserve">Приказ Министерства здравоохранения Российской Федерации от 03.05.2024 № 220н «Об утверждении Перечня состояний, при которых оказывается первая помощь, и Перечня мероприятий по оказанию первой помощи»;</w:t>
       </w:r>
     </w:p>
     <w:p>
@@ -1347,7 +1412,7 @@
           <w:sz w:val="24"/>
           <w:szCs w:val="24"/>
         </w:rPr>
-        <w:t xml:space="preserve">Положение о Всероссийском конкурсе юных инспекторов движения «Безопасное колесо» (в действующей редакции);</w:t>
+        <w:t xml:space="preserve">Методические рекомендации по проектированию дополнительных общеразвивающих программ (включая разноуровневые программы) (письмо Минобрнауки России от 18.11.2015 № 09-3242);</w:t>
       </w:r>
     </w:p>
     <w:p>
@@ -1366,7 +1431,64 @@
           <w:sz w:val="24"/>
           <w:szCs w:val="24"/>
         </w:rPr>
-        <w:t xml:space="preserve">Устав МБОУ СШ № 2 г. Лысково и Положение об отряде ЮИД МБОУ СШ № 2 г. Лысково.</w:t>
+        <w:t xml:space="preserve">Примерная программа воспитания (одобрена решением федерального учебно-методического объединения по общему образованию, 2020 г.);</w:t>
+      </w:r>
+    </w:p>
+    <w:p>
+      <w:pPr>
+        <w:pStyle w:val="ListParagraph"/>
+        <w:numPr>
+          <w:ilvl w:val="0"/>
+          <w:numId w:val="2"/>
+        </w:numPr>
+        <w:spacing w:after="60" w:line="288"/>
+        <w:jc w:val="both"/>
+      </w:pPr>
+      <w:r>
+        <w:rPr>
+          <w:rFonts w:ascii="Times New Roman" w:cs="Times New Roman" w:eastAsia="Times New Roman" w:hAnsi="Times New Roman"/>
+          <w:sz w:val="24"/>
+          <w:szCs w:val="24"/>
+        </w:rPr>
+        <w:t xml:space="preserve">Положение о Всероссийском конкурсе юных инспекторов движения «Безопасное колесо» и Правила его проведения в редакции, действующей в 2026–2027 учебном году;</w:t>
+      </w:r>
+    </w:p>
+    <w:p>
+      <w:pPr>
+        <w:pStyle w:val="ListParagraph"/>
+        <w:numPr>
+          <w:ilvl w:val="0"/>
+          <w:numId w:val="2"/>
+        </w:numPr>
+        <w:spacing w:after="60" w:line="288"/>
+        <w:jc w:val="both"/>
+      </w:pPr>
+      <w:r>
+        <w:rPr>
+          <w:rFonts w:ascii="Times New Roman" w:cs="Times New Roman" w:eastAsia="Times New Roman" w:hAnsi="Times New Roman"/>
+          <w:sz w:val="24"/>
+          <w:szCs w:val="24"/>
+        </w:rPr>
+        <w:t xml:space="preserve">Устав ООДЮО «ЮИД», Кодекс этики и Клятва члена отряда ЮИД;</w:t>
+      </w:r>
+    </w:p>
+    <w:p>
+      <w:pPr>
+        <w:pStyle w:val="ListParagraph"/>
+        <w:numPr>
+          <w:ilvl w:val="0"/>
+          <w:numId w:val="2"/>
+        </w:numPr>
+        <w:spacing w:after="60" w:line="288"/>
+        <w:jc w:val="both"/>
+      </w:pPr>
+      <w:r>
+        <w:rPr>
+          <w:rFonts w:ascii="Times New Roman" w:cs="Times New Roman" w:eastAsia="Times New Roman" w:hAnsi="Times New Roman"/>
+          <w:sz w:val="24"/>
+          <w:szCs w:val="24"/>
+        </w:rPr>
+        <w:t xml:space="preserve">Устав МБОУ СШ № 2 г. Лысково и Положение об отряде ЮИД МБОУ СШ № 2 г. Лысково с приложениями.</w:t>
       </w:r>
     </w:p>
     <w:p>
@@ -1473,7 +1595,7 @@
           <w:sz w:val="24"/>
           <w:szCs w:val="24"/>
         </w:rPr>
-        <w:t xml:space="preserve">включает подготовку к конкурсу «Безопасное колесо» как естественное продолжение занятий, а не отдельную нагрузку;</w:t>
+        <w:t xml:space="preserve">включает работу с конкурсом «Безопасное колесо»: старшие юные инспекторы выступают наставниками и судьями для команд младшего возраста (возрастную категорию участников устанавливают Правила конкурса), а при соответствии возрасту участвуют в нём сами;</w:t>
       </w:r>
     </w:p>
     <w:p>
@@ -1577,7 +1699,7 @@
           <w:sz w:val="24"/>
           <w:szCs w:val="24"/>
         </w:rPr>
-        <w:t xml:space="preserve">Программа предназначена для обучающихся 8–11 классов (14–17 лет). Приём в отряд — по желанию обучающегося и с письменного согласия родителей (законных представителей) на основании заявления. Особых требований к уровню подготовки нет; наполняемость группы — от 10 до 15 человек. Занятия проводятся в разновозрастной группе, что позволяет старшим обучающимся брать на себя роль наставников.</w:t>
+        <w:t xml:space="preserve">Программа предназначена для обучающихся 8–11 классов (14–17 лет). Приём в отряд — по желанию обучающегося на основании заявления и с письменного согласия родителей (законных представителей); принятые юные инспекторы регистрируются на сайте ЮИДРОССИИ.РФ. Особых требований к уровню подготовки нет. Рекомендуемая наполняемость группы — не менее 10 человек (при небольшой численности обучающихся школы директор вправе разрешить меньшее число); максимальная численность определяется возможностями кабинета и требованиями безопасности на практических занятиях. Занятия проводятся в разновозрастной группе, что позволяет старшим обучающимся брать на себя роль наставников.</w:t>
       </w:r>
     </w:p>
     <w:p>
@@ -2522,26 +2644,6 @@
     </w:p>
     <w:p>
       <w:pPr>
-        <w:pStyle w:val="Heading3"/>
-        <w:keepNext/>
-        <w:spacing w:after="80" w:before="140"/>
-        <w:jc w:val="left"/>
-      </w:pPr>
-      <w:r>
-        <w:rPr>
-          <w:rFonts w:ascii="Times New Roman" w:cs="Times New Roman" w:eastAsia="Times New Roman" w:hAnsi="Times New Roman"/>
-          <w:b/>
-          <w:bCs/>
-          <w:i/>
-          <w:iCs/>
-          <w:sz w:val="24"/>
-          <w:szCs w:val="24"/>
-        </w:rPr>
-        <w:t xml:space="preserve">Развивающие (метапредметные):</w:t>
-      </w:r>
-    </w:p>
-    <w:p>
-      <w:pPr>
         <w:pStyle w:val="ListParagraph"/>
         <w:numPr>
           <w:ilvl w:val="0"/>
@@ -2556,7 +2658,27 @@
           <w:sz w:val="24"/>
           <w:szCs w:val="24"/>
         </w:rPr>
-        <w:t xml:space="preserve">развивать внимание, наблюдательность, оценку дорожной ситуации и прогнозирование её развития;</w:t>
+        <w:t xml:space="preserve">познакомить с историей и традициями движения ЮИД, Кодексом этики и Клятвой члена отряда ЮИД, порядком регистрации и самоуправления отряда.</w:t>
+      </w:r>
+    </w:p>
+    <w:p>
+      <w:pPr>
+        <w:pStyle w:val="Heading3"/>
+        <w:keepNext/>
+        <w:spacing w:after="80" w:before="140"/>
+        <w:jc w:val="left"/>
+      </w:pPr>
+      <w:r>
+        <w:rPr>
+          <w:rFonts w:ascii="Times New Roman" w:cs="Times New Roman" w:eastAsia="Times New Roman" w:hAnsi="Times New Roman"/>
+          <w:b/>
+          <w:bCs/>
+          <w:i/>
+          <w:iCs/>
+          <w:sz w:val="24"/>
+          <w:szCs w:val="24"/>
+        </w:rPr>
+        <w:t xml:space="preserve">Развивающие (метапредметные):</w:t>
       </w:r>
     </w:p>
     <w:p>
@@ -2575,7 +2697,7 @@
           <w:sz w:val="24"/>
           <w:szCs w:val="24"/>
         </w:rPr>
-        <w:t xml:space="preserve">формировать умения работать с информацией, готовить и защищать проект, выступать перед аудиторией;</w:t>
+        <w:t xml:space="preserve">развивать внимание, наблюдательность, оценку дорожной ситуации и прогнозирование её развития;</w:t>
       </w:r>
     </w:p>
     <w:p>
@@ -2594,27 +2716,7 @@
           <w:sz w:val="24"/>
           <w:szCs w:val="24"/>
         </w:rPr>
-        <w:t xml:space="preserve">развивать командные навыки, умение договариваться и распределять роли.</w:t>
-      </w:r>
-    </w:p>
-    <w:p>
-      <w:pPr>
-        <w:pStyle w:val="Heading3"/>
-        <w:keepNext/>
-        <w:spacing w:after="80" w:before="140"/>
-        <w:jc w:val="left"/>
-      </w:pPr>
-      <w:r>
-        <w:rPr>
-          <w:rFonts w:ascii="Times New Roman" w:cs="Times New Roman" w:eastAsia="Times New Roman" w:hAnsi="Times New Roman"/>
-          <w:b/>
-          <w:bCs/>
-          <w:i/>
-          <w:iCs/>
-          <w:sz w:val="24"/>
-          <w:szCs w:val="24"/>
-        </w:rPr>
-        <w:t xml:space="preserve">Воспитательные (личностные):</w:t>
+        <w:t xml:space="preserve">формировать умения работать с информацией, готовить и защищать проект, выступать перед аудиторией;</w:t>
       </w:r>
     </w:p>
     <w:p>
@@ -2633,7 +2735,27 @@
           <w:sz w:val="24"/>
           <w:szCs w:val="24"/>
         </w:rPr>
-        <w:t xml:space="preserve">воспитывать ответственность за свою жизнь и безопасность других людей, уважение к труду сотрудников Госавтоинспекции;</w:t>
+        <w:t xml:space="preserve">развивать командные навыки, умение договариваться и распределять роли.</w:t>
+      </w:r>
+    </w:p>
+    <w:p>
+      <w:pPr>
+        <w:pStyle w:val="Heading3"/>
+        <w:keepNext/>
+        <w:spacing w:after="80" w:before="140"/>
+        <w:jc w:val="left"/>
+      </w:pPr>
+      <w:r>
+        <w:rPr>
+          <w:rFonts w:ascii="Times New Roman" w:cs="Times New Roman" w:eastAsia="Times New Roman" w:hAnsi="Times New Roman"/>
+          <w:b/>
+          <w:bCs/>
+          <w:i/>
+          <w:iCs/>
+          <w:sz w:val="24"/>
+          <w:szCs w:val="24"/>
+        </w:rPr>
+        <w:t xml:space="preserve">Воспитательные (личностные):</w:t>
       </w:r>
     </w:p>
     <w:p>
@@ -2652,7 +2774,7 @@
           <w:sz w:val="24"/>
           <w:szCs w:val="24"/>
         </w:rPr>
-        <w:t xml:space="preserve">формировать гражданскую позицию законопослушного участника дорожного движения;</w:t>
+        <w:t xml:space="preserve">воспитывать ответственность за свою жизнь и безопасность других людей, уважение к труду сотрудников Госавтоинспекции;</w:t>
       </w:r>
     </w:p>
     <w:p>
@@ -2671,7 +2793,7 @@
           <w:sz w:val="24"/>
           <w:szCs w:val="24"/>
         </w:rPr>
-        <w:t xml:space="preserve">укреплять здоровье, воспитывать стремление к здоровому образу жизни и спорту;</w:t>
+        <w:t xml:space="preserve">формировать гражданскую позицию законопослушного участника дорожного движения;</w:t>
       </w:r>
     </w:p>
     <w:p>
@@ -2690,7 +2812,64 @@
           <w:sz w:val="24"/>
           <w:szCs w:val="24"/>
         </w:rPr>
+        <w:t xml:space="preserve">укреплять здоровье, воспитывать стремление к здоровому образу жизни и спорту;</w:t>
+      </w:r>
+    </w:p>
+    <w:p>
+      <w:pPr>
+        <w:pStyle w:val="ListParagraph"/>
+        <w:numPr>
+          <w:ilvl w:val="0"/>
+          <w:numId w:val="3"/>
+        </w:numPr>
+        <w:spacing w:after="60" w:line="288"/>
+        <w:jc w:val="both"/>
+      </w:pPr>
+      <w:r>
+        <w:rPr>
+          <w:rFonts w:ascii="Times New Roman" w:cs="Times New Roman" w:eastAsia="Times New Roman" w:hAnsi="Times New Roman"/>
+          <w:sz w:val="24"/>
+          <w:szCs w:val="24"/>
+        </w:rPr>
         <w:t xml:space="preserve">развивать чувство товарищества и социальной активности через участие в общественно полезных делах.</w:t>
+      </w:r>
+    </w:p>
+    <w:p>
+      <w:pPr>
+        <w:pStyle w:val="ListParagraph"/>
+        <w:numPr>
+          <w:ilvl w:val="0"/>
+          <w:numId w:val="3"/>
+        </w:numPr>
+        <w:spacing w:after="60" w:line="288"/>
+        <w:jc w:val="both"/>
+      </w:pPr>
+      <w:r>
+        <w:rPr>
+          <w:rFonts w:ascii="Times New Roman" w:cs="Times New Roman" w:eastAsia="Times New Roman" w:hAnsi="Times New Roman"/>
+          <w:sz w:val="24"/>
+          <w:szCs w:val="24"/>
+        </w:rPr>
+        <w:t xml:space="preserve">формировать правосознание в области дорожного движения, патриотизм и гражданскую ответственность на примере соблюдения законов и правил;</w:t>
+      </w:r>
+    </w:p>
+    <w:p>
+      <w:pPr>
+        <w:pStyle w:val="ListParagraph"/>
+        <w:numPr>
+          <w:ilvl w:val="0"/>
+          <w:numId w:val="3"/>
+        </w:numPr>
+        <w:spacing w:after="60" w:line="288"/>
+        <w:jc w:val="both"/>
+      </w:pPr>
+      <w:r>
+        <w:rPr>
+          <w:rFonts w:ascii="Times New Roman" w:cs="Times New Roman" w:eastAsia="Times New Roman" w:hAnsi="Times New Roman"/>
+          <w:sz w:val="24"/>
+          <w:szCs w:val="24"/>
+        </w:rPr>
+        <w:t xml:space="preserve">знакомить с профессиями, связанными с безопасностью людей (инспектор Госавтоинспекции, врач, спасатель, педагог, журналист), и содействовать профессиональному самоопределению.</w:t>
       </w:r>
     </w:p>
     <w:p>
@@ -4974,15 +5153,7 @@
           <w:sz w:val="24"/>
           <w:szCs w:val="24"/>
         </w:rPr>
-        <w:t xml:space="preserve">Теория.</w:t>
-      </w:r>
-      <w:r>
-        <w:rPr>
-          <w:rFonts w:ascii="Times New Roman" w:cs="Times New Roman" w:eastAsia="Times New Roman" w:hAnsi="Times New Roman"/>
-          <w:sz w:val="24"/>
-          <w:szCs w:val="24"/>
-        </w:rPr>
-        <w:t xml:space="preserve"> Цели и задачи движения юных инспекторов движения, его история и роль Госавтоинспекции. Права и обязанности юного инспектора. Ограничения: юный инспектор не регулирует движение и не останавливает транспортные средства, а действует под руководством педагога и сотрудников Госавтоинспекции. Правила безопасного поведения на занятиях и мероприятиях.</w:t>
+        <w:t xml:space="preserve">Теория. Цели и задачи движения юных инспекторов движения, его история и роль Госавтоинспекции. Организация ЮИД, её Устав и символика; порядок регистрации отряда и юных инспекторов на сайте ЮИДРОССИИ.РФ. Кодекс этики и Клятва члена отряда ЮИД. Права и обязанности юного инспектора. Ограничения: юный инспектор не регулирует движение и не останавливает транспортные средства, а действует под руководством педагога и сотрудников Госавтоинспекции. Правила безопасного поведения на занятиях и мероприятиях.</w:t>
       </w:r>
     </w:p>
     <w:p>
@@ -4997,15 +5168,7 @@
           <w:sz w:val="24"/>
           <w:szCs w:val="24"/>
         </w:rPr>
-        <w:t xml:space="preserve">Практика.</w:t>
-      </w:r>
-      <w:r>
-        <w:rPr>
-          <w:rFonts w:ascii="Times New Roman" w:cs="Times New Roman" w:eastAsia="Times New Roman" w:hAnsi="Times New Roman"/>
-          <w:sz w:val="24"/>
-          <w:szCs w:val="24"/>
-        </w:rPr>
-        <w:t xml:space="preserve"> Знакомство, выбор командира и штаба отряда, принятие Обещания юного инспектора.</w:t>
+        <w:t xml:space="preserve">Практика. Первое собрание отряда: знакомство, выбор командира и штаба, названия, девиза и эмблемы отряда, оформление заявлений и согласий родителей, регистрация юных инспекторов на ЮИДРОССИИ.РФ. Торжественное принятие Клятвы члена отряда ЮИД проводится на занятии 3 (24.09) по сценарному плану из приложения к Положению об отряде, с участием куратора от Госавтоинспекции.</w:t>
       </w:r>
     </w:p>
     <w:p>
@@ -5332,7 +5495,7 @@
           <w:sz w:val="24"/>
           <w:szCs w:val="24"/>
         </w:rPr>
-        <w:t xml:space="preserve">Модуль 7. Подготовка к конкурсу «Безопасное колесо» (3 ч)</w:t>
+        <w:t xml:space="preserve">Модуль 7. Конкурс «Безопасное колесо»: наставничество и школьный этап (3 ч)</w:t>
       </w:r>
     </w:p>
     <w:p>
@@ -5347,15 +5510,7 @@
           <w:sz w:val="24"/>
           <w:szCs w:val="24"/>
         </w:rPr>
-        <w:t xml:space="preserve">Теория.</w:t>
-      </w:r>
-      <w:r>
-        <w:rPr>
-          <w:rFonts w:ascii="Times New Roman" w:cs="Times New Roman" w:eastAsia="Times New Roman" w:hAnsi="Times New Roman"/>
-          <w:sz w:val="24"/>
-          <w:szCs w:val="24"/>
-        </w:rPr>
-        <w:t xml:space="preserve"> Структура конкурса: командный состав (4 человека — две девушки и два юноши), этапы «Знатоки ПДД», «Знание основ оказания первой помощи», «Автогородок», «Фигурное вождение велосипеда», «Основы безопасности жизнедеятельности», творческий конкурс. Работа с билетами по ПДД.</w:t>
+        <w:t xml:space="preserve">Теория. Структура конкурса: командный состав (4 человека — две девушки и два юноши), этапы «Знатоки ПДД», «Знание основ оказания первой помощи», «Автогородок», «Фигурное вождение велосипеда», «Основы безопасности жизнедеятельности», творческий конкурс. Возрастная категория участников устанавливается ежегодными Правилами конкурса; для команд младшего возраста юные инспекторы 8–11 классов выступают наставниками и судьями, а при соответствии возрасту — участниками. Работа с билетами по ПДД.</w:t>
       </w:r>
     </w:p>
     <w:p>
@@ -5370,15 +5525,7 @@
           <w:sz w:val="24"/>
           <w:szCs w:val="24"/>
         </w:rPr>
-        <w:t xml:space="preserve">Практика.</w:t>
-      </w:r>
-      <w:r>
-        <w:rPr>
-          <w:rFonts w:ascii="Times New Roman" w:cs="Times New Roman" w:eastAsia="Times New Roman" w:hAnsi="Times New Roman"/>
-          <w:sz w:val="24"/>
-          <w:szCs w:val="24"/>
-        </w:rPr>
-        <w:t xml:space="preserve"> Тренировка этапов, разбор ошибок. Внутришкольное соревнование. Формирование состава команды для участия в муниципальном этапе (по графику организаторов).</w:t>
+        <w:t xml:space="preserve">Практика. Тренировка этапов, разбор ошибок. Подготовка команды школы и проведение внутришкольного соревнования: юные инспекторы организуют этапы и судейство. Формирование состава команды для участия в муниципальном этапе (по графику организаторов) и сопровождение команды наставниками.</w:t>
       </w:r>
     </w:p>
     <w:p>
@@ -5606,26 +5753,6 @@
     </w:p>
     <w:p>
       <w:pPr>
-        <w:pStyle w:val="Heading3"/>
-        <w:keepNext/>
-        <w:spacing w:after="80" w:before="140"/>
-        <w:jc w:val="left"/>
-      </w:pPr>
-      <w:r>
-        <w:rPr>
-          <w:rFonts w:ascii="Times New Roman" w:cs="Times New Roman" w:eastAsia="Times New Roman" w:hAnsi="Times New Roman"/>
-          <w:b/>
-          <w:bCs/>
-          <w:i/>
-          <w:iCs/>
-          <w:sz w:val="24"/>
-          <w:szCs w:val="24"/>
-        </w:rPr>
-        <w:t xml:space="preserve">Метапредметные результаты</w:t>
-      </w:r>
-    </w:p>
-    <w:p>
-      <w:pPr>
         <w:pStyle w:val="ListParagraph"/>
         <w:numPr>
           <w:ilvl w:val="0"/>
@@ -5640,7 +5767,27 @@
           <w:sz w:val="24"/>
           <w:szCs w:val="24"/>
         </w:rPr>
-        <w:t xml:space="preserve">умение оценивать дорожную ситуацию, прогнозировать опасность и выбирать безопасный вариант поведения;</w:t>
+        <w:t xml:space="preserve">принятие ценностей и норм движения ЮИД: готовность соблюдать Кодекс этики и Клятву члена отряда ЮИД, участвовать в самоуправлении отряда;</w:t>
+      </w:r>
+    </w:p>
+    <w:p>
+      <w:pPr>
+        <w:pStyle w:val="Heading3"/>
+        <w:keepNext/>
+        <w:spacing w:after="80" w:before="140"/>
+        <w:jc w:val="left"/>
+      </w:pPr>
+      <w:r>
+        <w:rPr>
+          <w:rFonts w:ascii="Times New Roman" w:cs="Times New Roman" w:eastAsia="Times New Roman" w:hAnsi="Times New Roman"/>
+          <w:b/>
+          <w:bCs/>
+          <w:i/>
+          <w:iCs/>
+          <w:sz w:val="24"/>
+          <w:szCs w:val="24"/>
+        </w:rPr>
+        <w:t xml:space="preserve">Метапредметные результаты</w:t>
       </w:r>
     </w:p>
     <w:p>
@@ -5659,7 +5806,7 @@
           <w:sz w:val="24"/>
           <w:szCs w:val="24"/>
         </w:rPr>
-        <w:t xml:space="preserve">умение искать, анализировать и представлять информацию, в том числе с использованием цифровых ресурсов;</w:t>
+        <w:t xml:space="preserve">умение оценивать дорожную ситуацию, прогнозировать опасность и выбирать безопасный вариант поведения;</w:t>
       </w:r>
     </w:p>
     <w:p>
@@ -5678,7 +5825,7 @@
           <w:sz w:val="24"/>
           <w:szCs w:val="24"/>
         </w:rPr>
-        <w:t xml:space="preserve">умение планировать и выполнять проект, защищать его перед аудиторией;</w:t>
+        <w:t xml:space="preserve">умение искать, анализировать и представлять информацию, в том числе с использованием цифровых ресурсов;</w:t>
       </w:r>
     </w:p>
     <w:p>
@@ -5697,49 +5844,7 @@
           <w:sz w:val="24"/>
           <w:szCs w:val="24"/>
         </w:rPr>
-        <w:t xml:space="preserve">умение работать в команде, брать на себя ответственность, принимать решение и действовать в ограниченное время.</w:t>
-      </w:r>
-    </w:p>
-    <w:p>
-      <w:pPr>
-        <w:pStyle w:val="Heading3"/>
-        <w:keepNext/>
-        <w:spacing w:after="80" w:before="140"/>
-        <w:jc w:val="left"/>
-      </w:pPr>
-      <w:r>
-        <w:rPr>
-          <w:rFonts w:ascii="Times New Roman" w:cs="Times New Roman" w:eastAsia="Times New Roman" w:hAnsi="Times New Roman"/>
-          <w:b/>
-          <w:bCs/>
-          <w:i/>
-          <w:iCs/>
-          <w:sz w:val="24"/>
-          <w:szCs w:val="24"/>
-        </w:rPr>
-        <w:t xml:space="preserve">Предметные результаты</w:t>
-      </w:r>
-    </w:p>
-    <w:p>
-      <w:pPr>
-        <w:spacing w:after="40" w:before="0" w:line="300"/>
-        <w:jc w:val="both"/>
-      </w:pPr>
-      <w:r>
-        <w:rPr>
-          <w:rFonts w:ascii="Times New Roman" w:cs="Times New Roman" w:eastAsia="Times New Roman" w:hAnsi="Times New Roman"/>
-          <w:sz w:val="24"/>
-          <w:szCs w:val="24"/>
-        </w:rPr>
-        <w:t xml:space="preserve">К концу обучения обучающийся </w:t>
-      </w:r>
-      <w:r>
-        <w:rPr>
-          <w:rFonts w:ascii="Times New Roman" w:cs="Times New Roman" w:eastAsia="Times New Roman" w:hAnsi="Times New Roman"/>
-          <w:sz w:val="24"/>
-          <w:szCs w:val="24"/>
-        </w:rPr>
-        <w:t xml:space="preserve">будет знать:</w:t>
+        <w:t xml:space="preserve">умение планировать и выполнять проект, защищать его перед аудиторией;</w:t>
       </w:r>
     </w:p>
     <w:p>
@@ -5758,7 +5863,49 @@
           <w:sz w:val="24"/>
           <w:szCs w:val="24"/>
         </w:rPr>
-        <w:t xml:space="preserve">основные понятия и положения Правил дорожного движения, обязанности пешеходов, пассажиров, велосипедистов и водителей СИМ;</w:t>
+        <w:t xml:space="preserve">умение работать в команде, брать на себя ответственность, принимать решение и действовать в ограниченное время.</w:t>
+      </w:r>
+    </w:p>
+    <w:p>
+      <w:pPr>
+        <w:pStyle w:val="Heading3"/>
+        <w:keepNext/>
+        <w:spacing w:after="80" w:before="140"/>
+        <w:jc w:val="left"/>
+      </w:pPr>
+      <w:r>
+        <w:rPr>
+          <w:rFonts w:ascii="Times New Roman" w:cs="Times New Roman" w:eastAsia="Times New Roman" w:hAnsi="Times New Roman"/>
+          <w:b/>
+          <w:bCs/>
+          <w:i/>
+          <w:iCs/>
+          <w:sz w:val="24"/>
+          <w:szCs w:val="24"/>
+        </w:rPr>
+        <w:t xml:space="preserve">Предметные результаты</w:t>
+      </w:r>
+    </w:p>
+    <w:p>
+      <w:pPr>
+        <w:spacing w:after="40" w:before="0" w:line="300"/>
+        <w:jc w:val="both"/>
+      </w:pPr>
+      <w:r>
+        <w:rPr>
+          <w:rFonts w:ascii="Times New Roman" w:cs="Times New Roman" w:eastAsia="Times New Roman" w:hAnsi="Times New Roman"/>
+          <w:sz w:val="24"/>
+          <w:szCs w:val="24"/>
+        </w:rPr>
+        <w:t xml:space="preserve">К концу обучения обучающийся </w:t>
+      </w:r>
+      <w:r>
+        <w:rPr>
+          <w:rFonts w:ascii="Times New Roman" w:cs="Times New Roman" w:eastAsia="Times New Roman" w:hAnsi="Times New Roman"/>
+          <w:sz w:val="24"/>
+          <w:szCs w:val="24"/>
+        </w:rPr>
+        <w:t xml:space="preserve">будет знать:</w:t>
       </w:r>
     </w:p>
     <w:p>
@@ -5777,7 +5924,7 @@
           <w:sz w:val="24"/>
           <w:szCs w:val="24"/>
         </w:rPr>
-        <w:t xml:space="preserve">значение дорожных знаков, разметки, сигналов светофора и регулировщика;</w:t>
+        <w:t xml:space="preserve">основные понятия и положения Правил дорожного движения, обязанности пешеходов, пассажиров, велосипедистов и водителей СИМ;</w:t>
       </w:r>
     </w:p>
     <w:p>
@@ -5796,7 +5943,7 @@
           <w:sz w:val="24"/>
           <w:szCs w:val="24"/>
         </w:rPr>
-        <w:t xml:space="preserve">основные причины ДТП и способы их предупреждения;</w:t>
+        <w:t xml:space="preserve">значение дорожных знаков, разметки, сигналов светофора и регулировщика;</w:t>
       </w:r>
     </w:p>
     <w:p>
@@ -5815,7 +5962,7 @@
           <w:sz w:val="24"/>
           <w:szCs w:val="24"/>
         </w:rPr>
-        <w:t xml:space="preserve">алгоритм действий на месте ДТП и вызова экстренных служб;</w:t>
+        <w:t xml:space="preserve">основные причины ДТП и способы их предупреждения;</w:t>
       </w:r>
     </w:p>
     <w:p>
@@ -5834,21 +5981,7 @@
           <w:sz w:val="24"/>
           <w:szCs w:val="24"/>
         </w:rPr>
-        <w:t xml:space="preserve">структуру и порядок проведения конкурса «Безопасное колесо».</w:t>
-      </w:r>
-    </w:p>
-    <w:p>
-      <w:pPr>
-        <w:spacing w:after="40" w:before="0" w:line="300"/>
-        <w:jc w:val="both"/>
-      </w:pPr>
-      <w:r>
-        <w:rPr>
-          <w:rFonts w:ascii="Times New Roman" w:cs="Times New Roman" w:eastAsia="Times New Roman" w:hAnsi="Times New Roman"/>
-          <w:sz w:val="24"/>
-          <w:szCs w:val="24"/>
-        </w:rPr>
-        <w:t xml:space="preserve">будет уметь:</w:t>
+        <w:t xml:space="preserve">алгоритм действий на месте ДТП и вызова экстренных служб;</w:t>
       </w:r>
     </w:p>
     <w:p>
@@ -5867,7 +6000,7 @@
           <w:sz w:val="24"/>
           <w:szCs w:val="24"/>
         </w:rPr>
-        <w:t xml:space="preserve">безопасно переходить дорогу, выбирать безопасный маршрут, пользоваться светоотражающими элементами;</w:t>
+        <w:t xml:space="preserve">структуру и порядок проведения конкурса «Безопасное колесо»;</w:t>
       </w:r>
     </w:p>
     <w:p>
@@ -5886,7 +6019,21 @@
           <w:sz w:val="24"/>
           <w:szCs w:val="24"/>
         </w:rPr>
-        <w:t xml:space="preserve">проверять техническое состояние велосипеда и безопасно им управлять, выполнять элементы фигурного вождения;</w:t>
+        <w:t xml:space="preserve">структуру, символику и порядок самоуправления отряда ЮИД, Кодекс этики и Клятву члена отряда ЮИД, порядок регистрации на сайте ЮИДРОССИИ.РФ.</w:t>
+      </w:r>
+    </w:p>
+    <w:p>
+      <w:pPr>
+        <w:spacing w:after="40" w:before="0" w:line="300"/>
+        <w:jc w:val="both"/>
+      </w:pPr>
+      <w:r>
+        <w:rPr>
+          <w:rFonts w:ascii="Times New Roman" w:cs="Times New Roman" w:eastAsia="Times New Roman" w:hAnsi="Times New Roman"/>
+          <w:sz w:val="24"/>
+          <w:szCs w:val="24"/>
+        </w:rPr>
+        <w:t xml:space="preserve">будет уметь:</w:t>
       </w:r>
     </w:p>
     <w:p>
@@ -5905,7 +6052,7 @@
           <w:sz w:val="24"/>
           <w:szCs w:val="24"/>
         </w:rPr>
-        <w:t xml:space="preserve">оказывать первую помощь при кровотечении, переломе, потере сознания и остановке дыхания и кровообращения;</w:t>
+        <w:t xml:space="preserve">безопасно переходить дорогу, выбирать безопасный маршрут, пользоваться светоотражающими элементами;</w:t>
       </w:r>
     </w:p>
     <w:p>
@@ -5924,7 +6071,7 @@
           <w:sz w:val="24"/>
           <w:szCs w:val="24"/>
         </w:rPr>
-        <w:t xml:space="preserve">подготовить и провести беседу, игру или викторину по ПДД для младших школьников;</w:t>
+        <w:t xml:space="preserve">проверять техническое состояние велосипеда и безопасно им управлять, выполнять элементы фигурного вождения;</w:t>
       </w:r>
     </w:p>
     <w:p>
@@ -5943,7 +6090,64 @@
           <w:sz w:val="24"/>
           <w:szCs w:val="24"/>
         </w:rPr>
+        <w:t xml:space="preserve">оказывать первую помощь при кровотечении, переломе, потере сознания и остановке дыхания и кровообращения;</w:t>
+      </w:r>
+    </w:p>
+    <w:p>
+      <w:pPr>
+        <w:pStyle w:val="ListParagraph"/>
+        <w:numPr>
+          <w:ilvl w:val="0"/>
+          <w:numId w:val="3"/>
+        </w:numPr>
+        <w:spacing w:after="60" w:line="288"/>
+        <w:jc w:val="both"/>
+      </w:pPr>
+      <w:r>
+        <w:rPr>
+          <w:rFonts w:ascii="Times New Roman" w:cs="Times New Roman" w:eastAsia="Times New Roman" w:hAnsi="Times New Roman"/>
+          <w:sz w:val="24"/>
+          <w:szCs w:val="24"/>
+        </w:rPr>
+        <w:t xml:space="preserve">подготовить и провести беседу, игру или викторину по ПДД для младших школьников;</w:t>
+      </w:r>
+    </w:p>
+    <w:p>
+      <w:pPr>
+        <w:pStyle w:val="ListParagraph"/>
+        <w:numPr>
+          <w:ilvl w:val="0"/>
+          <w:numId w:val="3"/>
+        </w:numPr>
+        <w:spacing w:after="60" w:line="288"/>
+        <w:jc w:val="both"/>
+      </w:pPr>
+      <w:r>
+        <w:rPr>
+          <w:rFonts w:ascii="Times New Roman" w:cs="Times New Roman" w:eastAsia="Times New Roman" w:hAnsi="Times New Roman"/>
+          <w:sz w:val="24"/>
+          <w:szCs w:val="24"/>
+        </w:rPr>
         <w:t xml:space="preserve">принять участие в акции совместно с Госавтоинспекцией и подготовить информационный материал (плакат, памятку, ролик).</w:t>
+      </w:r>
+    </w:p>
+    <w:p>
+      <w:pPr>
+        <w:pStyle w:val="ListParagraph"/>
+        <w:numPr>
+          <w:ilvl w:val="0"/>
+          <w:numId w:val="3"/>
+        </w:numPr>
+        <w:spacing w:after="60" w:line="288"/>
+        <w:jc w:val="both"/>
+      </w:pPr>
+      <w:r>
+        <w:rPr>
+          <w:rFonts w:ascii="Times New Roman" w:cs="Times New Roman" w:eastAsia="Times New Roman" w:hAnsi="Times New Roman"/>
+          <w:sz w:val="24"/>
+          <w:szCs w:val="24"/>
+        </w:rPr>
+        <w:t xml:space="preserve">организовать этап конкурса «Безопасное колесо», выступить наставником команды младшего возраста и судьёй.</w:t>
       </w:r>
     </w:p>
     <w:p>
@@ -6044,11 +6248,12 @@
       </w:tblPr>
       <w:tblGrid>
         <w:gridCol w:w="450"/>
-        <w:gridCol w:w="850"/>
-        <w:gridCol w:w="1300"/>
-        <w:gridCol w:w="3150"/>
-        <w:gridCol w:w="1800"/>
-        <w:gridCol w:w="2088"/>
+        <w:gridCol w:w="800"/>
+        <w:gridCol w:w="650"/>
+        <w:gridCol w:w="1200"/>
+        <w:gridCol w:w="2900"/>
+        <w:gridCol w:w="1700"/>
+        <w:gridCol w:w="1938"/>
       </w:tblGrid>
       <w:tr>
         <w:trPr>
@@ -6092,7 +6297,7 @@
         </w:tc>
         <w:tc>
           <w:tcPr>
-            <w:tcW w:type="dxa" w:w="850"/>
+            <w:tcW w:type="dxa" w:w="800"/>
             <w:tcBorders>
               <w:top w:val="single" w:color="808080" w:sz="4"/>
               <w:left w:val="single" w:color="808080" w:sz="4"/>
@@ -6127,7 +6332,7 @@
         </w:tc>
         <w:tc>
           <w:tcPr>
-            <w:tcW w:type="dxa" w:w="1300"/>
+            <w:tcW w:type="dxa" w:w="650"/>
             <w:tcBorders>
               <w:top w:val="single" w:color="808080" w:sz="4"/>
               <w:left w:val="single" w:color="808080" w:sz="4"/>
@@ -6156,13 +6361,13 @@
                 <w:sz w:val="18"/>
                 <w:szCs w:val="18"/>
               </w:rPr>
-              <w:t xml:space="preserve">Форма занятия</w:t>
-            </w:r>
-          </w:p>
-        </w:tc>
-        <w:tc>
-          <w:tcPr>
-            <w:tcW w:type="dxa" w:w="3150"/>
+              <w:t xml:space="preserve">Модуль</w:t>
+            </w:r>
+          </w:p>
+        </w:tc>
+        <w:tc>
+          <w:tcPr>
+            <w:tcW w:type="dxa" w:w="1200"/>
             <w:tcBorders>
               <w:top w:val="single" w:color="808080" w:sz="4"/>
               <w:left w:val="single" w:color="808080" w:sz="4"/>
@@ -6191,13 +6396,13 @@
                 <w:sz w:val="18"/>
                 <w:szCs w:val="18"/>
               </w:rPr>
-              <w:t xml:space="preserve">Тема занятия</w:t>
-            </w:r>
-          </w:p>
-        </w:tc>
-        <w:tc>
-          <w:tcPr>
-            <w:tcW w:type="dxa" w:w="1800"/>
+              <w:t xml:space="preserve">Форма занятия</w:t>
+            </w:r>
+          </w:p>
+        </w:tc>
+        <w:tc>
+          <w:tcPr>
+            <w:tcW w:type="dxa" w:w="2900"/>
             <w:tcBorders>
               <w:top w:val="single" w:color="808080" w:sz="4"/>
               <w:left w:val="single" w:color="808080" w:sz="4"/>
@@ -6226,13 +6431,48 @@
                 <w:sz w:val="18"/>
                 <w:szCs w:val="18"/>
               </w:rPr>
+              <w:t xml:space="preserve">Тема занятия</w:t>
+            </w:r>
+          </w:p>
+        </w:tc>
+        <w:tc>
+          <w:tcPr>
+            <w:tcW w:type="dxa" w:w="1700"/>
+            <w:tcBorders>
+              <w:top w:val="single" w:color="808080" w:sz="4"/>
+              <w:left w:val="single" w:color="808080" w:sz="4"/>
+              <w:bottom w:val="single" w:color="808080" w:sz="4"/>
+              <w:right w:val="single" w:color="808080" w:sz="4"/>
+            </w:tcBorders>
+            <w:shd w:fill="DCE6F2" w:color="auto" w:val="clear"/>
+            <w:tcMar>
+              <w:top w:type="dxa" w:w="50"/>
+              <w:left w:type="dxa" w:w="90"/>
+              <w:bottom w:type="dxa" w:w="50"/>
+              <w:right w:type="dxa" w:w="90"/>
+            </w:tcMar>
+            <w:vAlign w:val="center"/>
+          </w:tcPr>
+          <w:p>
+            <w:pPr>
+              <w:spacing w:after="20" w:line="252"/>
+              <w:jc w:val="center"/>
+            </w:pPr>
+            <w:r>
+              <w:rPr>
+                <w:rFonts w:ascii="Times New Roman" w:cs="Times New Roman" w:eastAsia="Times New Roman" w:hAnsi="Times New Roman"/>
+                <w:b/>
+                <w:bCs/>
+                <w:sz w:val="18"/>
+                <w:szCs w:val="18"/>
+              </w:rPr>
               <w:t xml:space="preserve">Место проведения</w:t>
             </w:r>
           </w:p>
         </w:tc>
         <w:tc>
           <w:tcPr>
-            <w:tcW w:type="dxa" w:w="2088"/>
+            <w:tcW w:type="dxa" w:w="1938"/>
             <w:tcBorders>
               <w:top w:val="single" w:color="808080" w:sz="4"/>
               <w:left w:val="single" w:color="808080" w:sz="4"/>
@@ -6304,7 +6544,7 @@
         </w:tc>
         <w:tc>
           <w:tcPr>
-            <w:tcW w:type="dxa" w:w="850"/>
+            <w:tcW w:type="dxa" w:w="800"/>
             <w:tcBorders>
               <w:top w:val="single" w:color="808080" w:sz="4"/>
               <w:left w:val="single" w:color="808080" w:sz="4"/>
@@ -6336,39 +6576,71 @@
         </w:tc>
         <w:tc>
           <w:tcPr>
-            <w:tcW w:type="dxa" w:w="1300"/>
-            <w:tcBorders>
-              <w:top w:val="single" w:color="808080" w:sz="4"/>
-              <w:left w:val="single" w:color="808080" w:sz="4"/>
-              <w:bottom w:val="single" w:color="808080" w:sz="4"/>
-              <w:right w:val="single" w:color="808080" w:sz="4"/>
-            </w:tcBorders>
-            <w:tcMar>
-              <w:top w:type="dxa" w:w="50"/>
-              <w:left w:type="dxa" w:w="90"/>
-              <w:bottom w:type="dxa" w:w="50"/>
-              <w:right w:type="dxa" w:w="90"/>
-            </w:tcMar>
-            <w:vAlign w:val="center"/>
-          </w:tcPr>
-          <w:p>
-            <w:pPr>
-              <w:spacing w:after="20" w:line="252"/>
-              <w:jc w:val="center"/>
-            </w:pPr>
-            <w:r>
-              <w:rPr>
-                <w:rFonts w:ascii="Times New Roman" w:cs="Times New Roman" w:eastAsia="Times New Roman" w:hAnsi="Times New Roman"/>
-                <w:sz w:val="18"/>
-                <w:szCs w:val="18"/>
-              </w:rPr>
-              <w:t xml:space="preserve">беседа</w:t>
-            </w:r>
-          </w:p>
-        </w:tc>
-        <w:tc>
-          <w:tcPr>
-            <w:tcW w:type="dxa" w:w="3150"/>
+            <w:tcW w:type="dxa" w:w="650"/>
+            <w:tcBorders>
+              <w:top w:val="single" w:color="808080" w:sz="4"/>
+              <w:left w:val="single" w:color="808080" w:sz="4"/>
+              <w:bottom w:val="single" w:color="808080" w:sz="4"/>
+              <w:right w:val="single" w:color="808080" w:sz="4"/>
+            </w:tcBorders>
+            <w:tcMar>
+              <w:top w:type="dxa" w:w="50"/>
+              <w:left w:type="dxa" w:w="90"/>
+              <w:bottom w:type="dxa" w:w="50"/>
+              <w:right w:type="dxa" w:w="90"/>
+            </w:tcMar>
+            <w:vAlign w:val="center"/>
+          </w:tcPr>
+          <w:p>
+            <w:pPr>
+              <w:spacing w:after="20" w:line="252"/>
+              <w:jc w:val="center"/>
+            </w:pPr>
+            <w:r>
+              <w:rPr>
+                <w:rFonts w:ascii="Times New Roman" w:cs="Times New Roman" w:eastAsia="Times New Roman" w:hAnsi="Times New Roman"/>
+                <w:sz w:val="18"/>
+                <w:szCs w:val="18"/>
+              </w:rPr>
+              <w:t xml:space="preserve">1</w:t>
+            </w:r>
+          </w:p>
+        </w:tc>
+        <w:tc>
+          <w:tcPr>
+            <w:tcW w:type="dxa" w:w="1200"/>
+            <w:tcBorders>
+              <w:top w:val="single" w:color="808080" w:sz="4"/>
+              <w:left w:val="single" w:color="808080" w:sz="4"/>
+              <w:bottom w:val="single" w:color="808080" w:sz="4"/>
+              <w:right w:val="single" w:color="808080" w:sz="4"/>
+            </w:tcBorders>
+            <w:tcMar>
+              <w:top w:type="dxa" w:w="50"/>
+              <w:left w:type="dxa" w:w="90"/>
+              <w:bottom w:type="dxa" w:w="50"/>
+              <w:right w:type="dxa" w:w="90"/>
+            </w:tcMar>
+            <w:vAlign w:val="center"/>
+          </w:tcPr>
+          <w:p>
+            <w:pPr>
+              <w:spacing w:after="20" w:line="252"/>
+              <w:jc w:val="center"/>
+            </w:pPr>
+            <w:r>
+              <w:rPr>
+                <w:rFonts w:ascii="Times New Roman" w:cs="Times New Roman" w:eastAsia="Times New Roman" w:hAnsi="Times New Roman"/>
+                <w:sz w:val="18"/>
+                <w:szCs w:val="18"/>
+              </w:rPr>
+              <w:t xml:space="preserve">собрание</w:t>
+            </w:r>
+          </w:p>
+        </w:tc>
+        <w:tc>
+          <w:tcPr>
+            <w:tcW w:type="dxa" w:w="2900"/>
             <w:tcBorders>
               <w:top w:val="single" w:color="808080" w:sz="4"/>
               <w:left w:val="single" w:color="808080" w:sz="4"/>
@@ -6394,13 +6666,13 @@
                 <w:sz w:val="18"/>
                 <w:szCs w:val="18"/>
               </w:rPr>
-              <w:t xml:space="preserve">Вводное занятие. Движение ЮИД: история, цели, права и обязанности юного инспектора. Инструктаж по технике безопасности</w:t>
-            </w:r>
-          </w:p>
-        </w:tc>
-        <w:tc>
-          <w:tcPr>
-            <w:tcW w:type="dxa" w:w="1800"/>
+              <w:t xml:space="preserve">Вводное занятие и первое собрание отряда: движение ЮИД, Организация ЮИД, Кодекс этики; выбор командира, названия, девиза и эмблемы; регистрация на ЮИДРОССИИ.РФ. Инструктаж по технике безопасности</w:t>
+            </w:r>
+          </w:p>
+        </w:tc>
+        <w:tc>
+          <w:tcPr>
+            <w:tcW w:type="dxa" w:w="1700"/>
             <w:tcBorders>
               <w:top w:val="single" w:color="808080" w:sz="4"/>
               <w:left w:val="single" w:color="808080" w:sz="4"/>
@@ -6432,7 +6704,7 @@
         </w:tc>
         <w:tc>
           <w:tcPr>
-            <w:tcW w:type="dxa" w:w="2088"/>
+            <w:tcW w:type="dxa" w:w="1938"/>
             <w:tcBorders>
               <w:top w:val="single" w:color="808080" w:sz="4"/>
               <w:left w:val="single" w:color="808080" w:sz="4"/>
@@ -6501,7 +6773,7 @@
         </w:tc>
         <w:tc>
           <w:tcPr>
-            <w:tcW w:type="dxa" w:w="850"/>
+            <w:tcW w:type="dxa" w:w="800"/>
             <w:tcBorders>
               <w:top w:val="single" w:color="808080" w:sz="4"/>
               <w:left w:val="single" w:color="808080" w:sz="4"/>
@@ -6533,7 +6805,39 @@
         </w:tc>
         <w:tc>
           <w:tcPr>
-            <w:tcW w:type="dxa" w:w="1300"/>
+            <w:tcW w:type="dxa" w:w="650"/>
+            <w:tcBorders>
+              <w:top w:val="single" w:color="808080" w:sz="4"/>
+              <w:left w:val="single" w:color="808080" w:sz="4"/>
+              <w:bottom w:val="single" w:color="808080" w:sz="4"/>
+              <w:right w:val="single" w:color="808080" w:sz="4"/>
+            </w:tcBorders>
+            <w:tcMar>
+              <w:top w:type="dxa" w:w="50"/>
+              <w:left w:type="dxa" w:w="90"/>
+              <w:bottom w:type="dxa" w:w="50"/>
+              <w:right w:type="dxa" w:w="90"/>
+            </w:tcMar>
+            <w:vAlign w:val="center"/>
+          </w:tcPr>
+          <w:p>
+            <w:pPr>
+              <w:spacing w:after="20" w:line="252"/>
+              <w:jc w:val="center"/>
+            </w:pPr>
+            <w:r>
+              <w:rPr>
+                <w:rFonts w:ascii="Times New Roman" w:cs="Times New Roman" w:eastAsia="Times New Roman" w:hAnsi="Times New Roman"/>
+                <w:sz w:val="18"/>
+                <w:szCs w:val="18"/>
+              </w:rPr>
+              <w:t xml:space="preserve">2</w:t>
+            </w:r>
+          </w:p>
+        </w:tc>
+        <w:tc>
+          <w:tcPr>
+            <w:tcW w:type="dxa" w:w="1200"/>
             <w:tcBorders>
               <w:top w:val="single" w:color="808080" w:sz="4"/>
               <w:left w:val="single" w:color="808080" w:sz="4"/>
@@ -6565,7 +6869,7 @@
         </w:tc>
         <w:tc>
           <w:tcPr>
-            <w:tcW w:type="dxa" w:w="3150"/>
+            <w:tcW w:type="dxa" w:w="2900"/>
             <w:tcBorders>
               <w:top w:val="single" w:color="808080" w:sz="4"/>
               <w:left w:val="single" w:color="808080" w:sz="4"/>
@@ -6597,7 +6901,7 @@
         </w:tc>
         <w:tc>
           <w:tcPr>
-            <w:tcW w:type="dxa" w:w="1800"/>
+            <w:tcW w:type="dxa" w:w="1700"/>
             <w:tcBorders>
               <w:top w:val="single" w:color="808080" w:sz="4"/>
               <w:left w:val="single" w:color="808080" w:sz="4"/>
@@ -6629,7 +6933,7 @@
         </w:tc>
         <w:tc>
           <w:tcPr>
-            <w:tcW w:type="dxa" w:w="2088"/>
+            <w:tcW w:type="dxa" w:w="1938"/>
             <w:tcBorders>
               <w:top w:val="single" w:color="808080" w:sz="4"/>
               <w:left w:val="single" w:color="808080" w:sz="4"/>
@@ -6698,7 +7002,7 @@
         </w:tc>
         <w:tc>
           <w:tcPr>
-            <w:tcW w:type="dxa" w:w="850"/>
+            <w:tcW w:type="dxa" w:w="800"/>
             <w:tcBorders>
               <w:top w:val="single" w:color="808080" w:sz="4"/>
               <w:left w:val="single" w:color="808080" w:sz="4"/>
@@ -6730,7 +7034,39 @@
         </w:tc>
         <w:tc>
           <w:tcPr>
-            <w:tcW w:type="dxa" w:w="1300"/>
+            <w:tcW w:type="dxa" w:w="650"/>
+            <w:tcBorders>
+              <w:top w:val="single" w:color="808080" w:sz="4"/>
+              <w:left w:val="single" w:color="808080" w:sz="4"/>
+              <w:bottom w:val="single" w:color="808080" w:sz="4"/>
+              <w:right w:val="single" w:color="808080" w:sz="4"/>
+            </w:tcBorders>
+            <w:tcMar>
+              <w:top w:type="dxa" w:w="50"/>
+              <w:left w:type="dxa" w:w="90"/>
+              <w:bottom w:type="dxa" w:w="50"/>
+              <w:right w:type="dxa" w:w="90"/>
+            </w:tcMar>
+            <w:vAlign w:val="center"/>
+          </w:tcPr>
+          <w:p>
+            <w:pPr>
+              <w:spacing w:after="20" w:line="252"/>
+              <w:jc w:val="center"/>
+            </w:pPr>
+            <w:r>
+              <w:rPr>
+                <w:rFonts w:ascii="Times New Roman" w:cs="Times New Roman" w:eastAsia="Times New Roman" w:hAnsi="Times New Roman"/>
+                <w:sz w:val="18"/>
+                <w:szCs w:val="18"/>
+              </w:rPr>
+              <w:t xml:space="preserve">2</w:t>
+            </w:r>
+          </w:p>
+        </w:tc>
+        <w:tc>
+          <w:tcPr>
+            <w:tcW w:type="dxa" w:w="1200"/>
             <w:tcBorders>
               <w:top w:val="single" w:color="808080" w:sz="4"/>
               <w:left w:val="single" w:color="808080" w:sz="4"/>
@@ -6762,7 +7098,7 @@
         </w:tc>
         <w:tc>
           <w:tcPr>
-            <w:tcW w:type="dxa" w:w="3150"/>
+            <w:tcW w:type="dxa" w:w="2900"/>
             <w:tcBorders>
               <w:top w:val="single" w:color="808080" w:sz="4"/>
               <w:left w:val="single" w:color="808080" w:sz="4"/>
@@ -6788,13 +7124,13 @@
                 <w:sz w:val="18"/>
                 <w:szCs w:val="18"/>
               </w:rPr>
-              <w:t xml:space="preserve">Пешеход и пассажир: обязанности и типичные нарушения. Безопасный маршрут «дом — школа»</w:t>
-            </w:r>
-          </w:p>
-        </w:tc>
-        <w:tc>
-          <w:tcPr>
-            <w:tcW w:type="dxa" w:w="1800"/>
+              <w:t xml:space="preserve">Пешеход и пассажир: обязанности и типичные нарушения. Безопасный маршрут «дом — школа». Торжественное принятие Клятвы члена отряда ЮИД</w:t>
+            </w:r>
+          </w:p>
+        </w:tc>
+        <w:tc>
+          <w:tcPr>
+            <w:tcW w:type="dxa" w:w="1700"/>
             <w:tcBorders>
               <w:top w:val="single" w:color="808080" w:sz="4"/>
               <w:left w:val="single" w:color="808080" w:sz="4"/>
@@ -6826,7 +7162,7 @@
         </w:tc>
         <w:tc>
           <w:tcPr>
-            <w:tcW w:type="dxa" w:w="2088"/>
+            <w:tcW w:type="dxa" w:w="1938"/>
             <w:tcBorders>
               <w:top w:val="single" w:color="808080" w:sz="4"/>
               <w:left w:val="single" w:color="808080" w:sz="4"/>
@@ -6895,7 +7231,7 @@
         </w:tc>
         <w:tc>
           <w:tcPr>
-            <w:tcW w:type="dxa" w:w="850"/>
+            <w:tcW w:type="dxa" w:w="800"/>
             <w:tcBorders>
               <w:top w:val="single" w:color="808080" w:sz="4"/>
               <w:left w:val="single" w:color="808080" w:sz="4"/>
@@ -6927,7 +7263,39 @@
         </w:tc>
         <w:tc>
           <w:tcPr>
-            <w:tcW w:type="dxa" w:w="1300"/>
+            <w:tcW w:type="dxa" w:w="650"/>
+            <w:tcBorders>
+              <w:top w:val="single" w:color="808080" w:sz="4"/>
+              <w:left w:val="single" w:color="808080" w:sz="4"/>
+              <w:bottom w:val="single" w:color="808080" w:sz="4"/>
+              <w:right w:val="single" w:color="808080" w:sz="4"/>
+            </w:tcBorders>
+            <w:tcMar>
+              <w:top w:type="dxa" w:w="50"/>
+              <w:left w:type="dxa" w:w="90"/>
+              <w:bottom w:type="dxa" w:w="50"/>
+              <w:right w:type="dxa" w:w="90"/>
+            </w:tcMar>
+            <w:vAlign w:val="center"/>
+          </w:tcPr>
+          <w:p>
+            <w:pPr>
+              <w:spacing w:after="20" w:line="252"/>
+              <w:jc w:val="center"/>
+            </w:pPr>
+            <w:r>
+              <w:rPr>
+                <w:rFonts w:ascii="Times New Roman" w:cs="Times New Roman" w:eastAsia="Times New Roman" w:hAnsi="Times New Roman"/>
+                <w:sz w:val="18"/>
+                <w:szCs w:val="18"/>
+              </w:rPr>
+              <w:t xml:space="preserve">2</w:t>
+            </w:r>
+          </w:p>
+        </w:tc>
+        <w:tc>
+          <w:tcPr>
+            <w:tcW w:type="dxa" w:w="1200"/>
             <w:tcBorders>
               <w:top w:val="single" w:color="808080" w:sz="4"/>
               <w:left w:val="single" w:color="808080" w:sz="4"/>
@@ -6959,7 +7327,7 @@
         </w:tc>
         <w:tc>
           <w:tcPr>
-            <w:tcW w:type="dxa" w:w="3150"/>
+            <w:tcW w:type="dxa" w:w="2900"/>
             <w:tcBorders>
               <w:top w:val="single" w:color="808080" w:sz="4"/>
               <w:left w:val="single" w:color="808080" w:sz="4"/>
@@ -6991,7 +7359,7 @@
         </w:tc>
         <w:tc>
           <w:tcPr>
-            <w:tcW w:type="dxa" w:w="1800"/>
+            <w:tcW w:type="dxa" w:w="1700"/>
             <w:tcBorders>
               <w:top w:val="single" w:color="808080" w:sz="4"/>
               <w:left w:val="single" w:color="808080" w:sz="4"/>
@@ -7023,7 +7391,7 @@
         </w:tc>
         <w:tc>
           <w:tcPr>
-            <w:tcW w:type="dxa" w:w="2088"/>
+            <w:tcW w:type="dxa" w:w="1938"/>
             <w:tcBorders>
               <w:top w:val="single" w:color="808080" w:sz="4"/>
               <w:left w:val="single" w:color="808080" w:sz="4"/>
@@ -7092,7 +7460,7 @@
         </w:tc>
         <w:tc>
           <w:tcPr>
-            <w:tcW w:type="dxa" w:w="850"/>
+            <w:tcW w:type="dxa" w:w="800"/>
             <w:tcBorders>
               <w:top w:val="single" w:color="808080" w:sz="4"/>
               <w:left w:val="single" w:color="808080" w:sz="4"/>
@@ -7124,7 +7492,39 @@
         </w:tc>
         <w:tc>
           <w:tcPr>
-            <w:tcW w:type="dxa" w:w="1300"/>
+            <w:tcW w:type="dxa" w:w="650"/>
+            <w:tcBorders>
+              <w:top w:val="single" w:color="808080" w:sz="4"/>
+              <w:left w:val="single" w:color="808080" w:sz="4"/>
+              <w:bottom w:val="single" w:color="808080" w:sz="4"/>
+              <w:right w:val="single" w:color="808080" w:sz="4"/>
+            </w:tcBorders>
+            <w:tcMar>
+              <w:top w:type="dxa" w:w="50"/>
+              <w:left w:type="dxa" w:w="90"/>
+              <w:bottom w:type="dxa" w:w="50"/>
+              <w:right w:type="dxa" w:w="90"/>
+            </w:tcMar>
+            <w:vAlign w:val="center"/>
+          </w:tcPr>
+          <w:p>
+            <w:pPr>
+              <w:spacing w:after="20" w:line="252"/>
+              <w:jc w:val="center"/>
+            </w:pPr>
+            <w:r>
+              <w:rPr>
+                <w:rFonts w:ascii="Times New Roman" w:cs="Times New Roman" w:eastAsia="Times New Roman" w:hAnsi="Times New Roman"/>
+                <w:sz w:val="18"/>
+                <w:szCs w:val="18"/>
+              </w:rPr>
+              <w:t xml:space="preserve">2</w:t>
+            </w:r>
+          </w:p>
+        </w:tc>
+        <w:tc>
+          <w:tcPr>
+            <w:tcW w:type="dxa" w:w="1200"/>
             <w:tcBorders>
               <w:top w:val="single" w:color="808080" w:sz="4"/>
               <w:left w:val="single" w:color="808080" w:sz="4"/>
@@ -7156,7 +7556,7 @@
         </w:tc>
         <w:tc>
           <w:tcPr>
-            <w:tcW w:type="dxa" w:w="3150"/>
+            <w:tcW w:type="dxa" w:w="2900"/>
             <w:tcBorders>
               <w:top w:val="single" w:color="808080" w:sz="4"/>
               <w:left w:val="single" w:color="808080" w:sz="4"/>
@@ -7188,7 +7588,7 @@
         </w:tc>
         <w:tc>
           <w:tcPr>
-            <w:tcW w:type="dxa" w:w="1800"/>
+            <w:tcW w:type="dxa" w:w="1700"/>
             <w:tcBorders>
               <w:top w:val="single" w:color="808080" w:sz="4"/>
               <w:left w:val="single" w:color="808080" w:sz="4"/>
@@ -7220,7 +7620,7 @@
         </w:tc>
         <w:tc>
           <w:tcPr>
-            <w:tcW w:type="dxa" w:w="2088"/>
+            <w:tcW w:type="dxa" w:w="1938"/>
             <w:tcBorders>
               <w:top w:val="single" w:color="808080" w:sz="4"/>
               <w:left w:val="single" w:color="808080" w:sz="4"/>
@@ -7289,7 +7689,7 @@
         </w:tc>
         <w:tc>
           <w:tcPr>
-            <w:tcW w:type="dxa" w:w="850"/>
+            <w:tcW w:type="dxa" w:w="800"/>
             <w:tcBorders>
               <w:top w:val="single" w:color="808080" w:sz="4"/>
               <w:left w:val="single" w:color="808080" w:sz="4"/>
@@ -7321,7 +7721,39 @@
         </w:tc>
         <w:tc>
           <w:tcPr>
-            <w:tcW w:type="dxa" w:w="1300"/>
+            <w:tcW w:type="dxa" w:w="650"/>
+            <w:tcBorders>
+              <w:top w:val="single" w:color="808080" w:sz="4"/>
+              <w:left w:val="single" w:color="808080" w:sz="4"/>
+              <w:bottom w:val="single" w:color="808080" w:sz="4"/>
+              <w:right w:val="single" w:color="808080" w:sz="4"/>
+            </w:tcBorders>
+            <w:tcMar>
+              <w:top w:type="dxa" w:w="50"/>
+              <w:left w:type="dxa" w:w="90"/>
+              <w:bottom w:type="dxa" w:w="50"/>
+              <w:right w:type="dxa" w:w="90"/>
+            </w:tcMar>
+            <w:vAlign w:val="center"/>
+          </w:tcPr>
+          <w:p>
+            <w:pPr>
+              <w:spacing w:after="20" w:line="252"/>
+              <w:jc w:val="center"/>
+            </w:pPr>
+            <w:r>
+              <w:rPr>
+                <w:rFonts w:ascii="Times New Roman" w:cs="Times New Roman" w:eastAsia="Times New Roman" w:hAnsi="Times New Roman"/>
+                <w:sz w:val="18"/>
+                <w:szCs w:val="18"/>
+              </w:rPr>
+              <w:t xml:space="preserve">2</w:t>
+            </w:r>
+          </w:p>
+        </w:tc>
+        <w:tc>
+          <w:tcPr>
+            <w:tcW w:type="dxa" w:w="1200"/>
             <w:tcBorders>
               <w:top w:val="single" w:color="808080" w:sz="4"/>
               <w:left w:val="single" w:color="808080" w:sz="4"/>
@@ -7353,7 +7785,7 @@
         </w:tc>
         <w:tc>
           <w:tcPr>
-            <w:tcW w:type="dxa" w:w="3150"/>
+            <w:tcW w:type="dxa" w:w="2900"/>
             <w:tcBorders>
               <w:top w:val="single" w:color="808080" w:sz="4"/>
               <w:left w:val="single" w:color="808080" w:sz="4"/>
@@ -7385,7 +7817,7 @@
         </w:tc>
         <w:tc>
           <w:tcPr>
-            <w:tcW w:type="dxa" w:w="1800"/>
+            <w:tcW w:type="dxa" w:w="1700"/>
             <w:tcBorders>
               <w:top w:val="single" w:color="808080" w:sz="4"/>
               <w:left w:val="single" w:color="808080" w:sz="4"/>
@@ -7417,7 +7849,7 @@
         </w:tc>
         <w:tc>
           <w:tcPr>
-            <w:tcW w:type="dxa" w:w="2088"/>
+            <w:tcW w:type="dxa" w:w="1938"/>
             <w:tcBorders>
               <w:top w:val="single" w:color="808080" w:sz="4"/>
               <w:left w:val="single" w:color="808080" w:sz="4"/>
@@ -7486,7 +7918,7 @@
         </w:tc>
         <w:tc>
           <w:tcPr>
-            <w:tcW w:type="dxa" w:w="850"/>
+            <w:tcW w:type="dxa" w:w="800"/>
             <w:tcBorders>
               <w:top w:val="single" w:color="808080" w:sz="4"/>
               <w:left w:val="single" w:color="808080" w:sz="4"/>
@@ -7518,7 +7950,39 @@
         </w:tc>
         <w:tc>
           <w:tcPr>
-            <w:tcW w:type="dxa" w:w="1300"/>
+            <w:tcW w:type="dxa" w:w="650"/>
+            <w:tcBorders>
+              <w:top w:val="single" w:color="808080" w:sz="4"/>
+              <w:left w:val="single" w:color="808080" w:sz="4"/>
+              <w:bottom w:val="single" w:color="808080" w:sz="4"/>
+              <w:right w:val="single" w:color="808080" w:sz="4"/>
+            </w:tcBorders>
+            <w:tcMar>
+              <w:top w:type="dxa" w:w="50"/>
+              <w:left w:type="dxa" w:w="90"/>
+              <w:bottom w:type="dxa" w:w="50"/>
+              <w:right w:type="dxa" w:w="90"/>
+            </w:tcMar>
+            <w:vAlign w:val="center"/>
+          </w:tcPr>
+          <w:p>
+            <w:pPr>
+              <w:spacing w:after="20" w:line="252"/>
+              <w:jc w:val="center"/>
+            </w:pPr>
+            <w:r>
+              <w:rPr>
+                <w:rFonts w:ascii="Times New Roman" w:cs="Times New Roman" w:eastAsia="Times New Roman" w:hAnsi="Times New Roman"/>
+                <w:sz w:val="18"/>
+                <w:szCs w:val="18"/>
+              </w:rPr>
+              <w:t xml:space="preserve">6</w:t>
+            </w:r>
+          </w:p>
+        </w:tc>
+        <w:tc>
+          <w:tcPr>
+            <w:tcW w:type="dxa" w:w="1200"/>
             <w:tcBorders>
               <w:top w:val="single" w:color="808080" w:sz="4"/>
               <w:left w:val="single" w:color="808080" w:sz="4"/>
@@ -7550,7 +8014,7 @@
         </w:tc>
         <w:tc>
           <w:tcPr>
-            <w:tcW w:type="dxa" w:w="3150"/>
+            <w:tcW w:type="dxa" w:w="2900"/>
             <w:tcBorders>
               <w:top w:val="single" w:color="808080" w:sz="4"/>
               <w:left w:val="single" w:color="808080" w:sz="4"/>
@@ -7582,7 +8046,7 @@
         </w:tc>
         <w:tc>
           <w:tcPr>
-            <w:tcW w:type="dxa" w:w="1800"/>
+            <w:tcW w:type="dxa" w:w="1700"/>
             <w:tcBorders>
               <w:top w:val="single" w:color="808080" w:sz="4"/>
               <w:left w:val="single" w:color="808080" w:sz="4"/>
@@ -7614,7 +8078,7 @@
         </w:tc>
         <w:tc>
           <w:tcPr>
-            <w:tcW w:type="dxa" w:w="2088"/>
+            <w:tcW w:type="dxa" w:w="1938"/>
             <w:tcBorders>
               <w:top w:val="single" w:color="808080" w:sz="4"/>
               <w:left w:val="single" w:color="808080" w:sz="4"/>
@@ -7683,7 +8147,7 @@
         </w:tc>
         <w:tc>
           <w:tcPr>
-            <w:tcW w:type="dxa" w:w="850"/>
+            <w:tcW w:type="dxa" w:w="800"/>
             <w:tcBorders>
               <w:top w:val="single" w:color="808080" w:sz="4"/>
               <w:left w:val="single" w:color="808080" w:sz="4"/>
@@ -7715,7 +8179,39 @@
         </w:tc>
         <w:tc>
           <w:tcPr>
-            <w:tcW w:type="dxa" w:w="1300"/>
+            <w:tcW w:type="dxa" w:w="650"/>
+            <w:tcBorders>
+              <w:top w:val="single" w:color="808080" w:sz="4"/>
+              <w:left w:val="single" w:color="808080" w:sz="4"/>
+              <w:bottom w:val="single" w:color="808080" w:sz="4"/>
+              <w:right w:val="single" w:color="808080" w:sz="4"/>
+            </w:tcBorders>
+            <w:tcMar>
+              <w:top w:type="dxa" w:w="50"/>
+              <w:left w:type="dxa" w:w="90"/>
+              <w:bottom w:type="dxa" w:w="50"/>
+              <w:right w:type="dxa" w:w="90"/>
+            </w:tcMar>
+            <w:vAlign w:val="center"/>
+          </w:tcPr>
+          <w:p>
+            <w:pPr>
+              <w:spacing w:after="20" w:line="252"/>
+              <w:jc w:val="center"/>
+            </w:pPr>
+            <w:r>
+              <w:rPr>
+                <w:rFonts w:ascii="Times New Roman" w:cs="Times New Roman" w:eastAsia="Times New Roman" w:hAnsi="Times New Roman"/>
+                <w:sz w:val="18"/>
+                <w:szCs w:val="18"/>
+              </w:rPr>
+              <w:t xml:space="preserve">2</w:t>
+            </w:r>
+          </w:p>
+        </w:tc>
+        <w:tc>
+          <w:tcPr>
+            <w:tcW w:type="dxa" w:w="1200"/>
             <w:tcBorders>
               <w:top w:val="single" w:color="808080" w:sz="4"/>
               <w:left w:val="single" w:color="808080" w:sz="4"/>
@@ -7747,7 +8243,7 @@
         </w:tc>
         <w:tc>
           <w:tcPr>
-            <w:tcW w:type="dxa" w:w="3150"/>
+            <w:tcW w:type="dxa" w:w="2900"/>
             <w:tcBorders>
               <w:top w:val="single" w:color="808080" w:sz="4"/>
               <w:left w:val="single" w:color="808080" w:sz="4"/>
@@ -7779,7 +8275,7 @@
         </w:tc>
         <w:tc>
           <w:tcPr>
-            <w:tcW w:type="dxa" w:w="1800"/>
+            <w:tcW w:type="dxa" w:w="1700"/>
             <w:tcBorders>
               <w:top w:val="single" w:color="808080" w:sz="4"/>
               <w:left w:val="single" w:color="808080" w:sz="4"/>
@@ -7811,7 +8307,7 @@
         </w:tc>
         <w:tc>
           <w:tcPr>
-            <w:tcW w:type="dxa" w:w="2088"/>
+            <w:tcW w:type="dxa" w:w="1938"/>
             <w:tcBorders>
               <w:top w:val="single" w:color="808080" w:sz="4"/>
               <w:left w:val="single" w:color="808080" w:sz="4"/>
@@ -7880,7 +8376,7 @@
         </w:tc>
         <w:tc>
           <w:tcPr>
-            <w:tcW w:type="dxa" w:w="850"/>
+            <w:tcW w:type="dxa" w:w="800"/>
             <w:tcBorders>
               <w:top w:val="single" w:color="808080" w:sz="4"/>
               <w:left w:val="single" w:color="808080" w:sz="4"/>
@@ -7912,7 +8408,39 @@
         </w:tc>
         <w:tc>
           <w:tcPr>
-            <w:tcW w:type="dxa" w:w="1300"/>
+            <w:tcW w:type="dxa" w:w="650"/>
+            <w:tcBorders>
+              <w:top w:val="single" w:color="808080" w:sz="4"/>
+              <w:left w:val="single" w:color="808080" w:sz="4"/>
+              <w:bottom w:val="single" w:color="808080" w:sz="4"/>
+              <w:right w:val="single" w:color="808080" w:sz="4"/>
+            </w:tcBorders>
+            <w:tcMar>
+              <w:top w:type="dxa" w:w="50"/>
+              <w:left w:type="dxa" w:w="90"/>
+              <w:bottom w:type="dxa" w:w="50"/>
+              <w:right w:type="dxa" w:w="90"/>
+            </w:tcMar>
+            <w:vAlign w:val="center"/>
+          </w:tcPr>
+          <w:p>
+            <w:pPr>
+              <w:spacing w:after="20" w:line="252"/>
+              <w:jc w:val="center"/>
+            </w:pPr>
+            <w:r>
+              <w:rPr>
+                <w:rFonts w:ascii="Times New Roman" w:cs="Times New Roman" w:eastAsia="Times New Roman" w:hAnsi="Times New Roman"/>
+                <w:sz w:val="18"/>
+                <w:szCs w:val="18"/>
+              </w:rPr>
+              <w:t xml:space="preserve">2</w:t>
+            </w:r>
+          </w:p>
+        </w:tc>
+        <w:tc>
+          <w:tcPr>
+            <w:tcW w:type="dxa" w:w="1200"/>
             <w:tcBorders>
               <w:top w:val="single" w:color="808080" w:sz="4"/>
               <w:left w:val="single" w:color="808080" w:sz="4"/>
@@ -7944,7 +8472,7 @@
         </w:tc>
         <w:tc>
           <w:tcPr>
-            <w:tcW w:type="dxa" w:w="3150"/>
+            <w:tcW w:type="dxa" w:w="2900"/>
             <w:tcBorders>
               <w:top w:val="single" w:color="808080" w:sz="4"/>
               <w:left w:val="single" w:color="808080" w:sz="4"/>
@@ -7976,7 +8504,7 @@
         </w:tc>
         <w:tc>
           <w:tcPr>
-            <w:tcW w:type="dxa" w:w="1800"/>
+            <w:tcW w:type="dxa" w:w="1700"/>
             <w:tcBorders>
               <w:top w:val="single" w:color="808080" w:sz="4"/>
               <w:left w:val="single" w:color="808080" w:sz="4"/>
@@ -8008,7 +8536,7 @@
         </w:tc>
         <w:tc>
           <w:tcPr>
-            <w:tcW w:type="dxa" w:w="2088"/>
+            <w:tcW w:type="dxa" w:w="1938"/>
             <w:tcBorders>
               <w:top w:val="single" w:color="808080" w:sz="4"/>
               <w:left w:val="single" w:color="808080" w:sz="4"/>
@@ -8077,7 +8605,7 @@
         </w:tc>
         <w:tc>
           <w:tcPr>
-            <w:tcW w:type="dxa" w:w="850"/>
+            <w:tcW w:type="dxa" w:w="800"/>
             <w:tcBorders>
               <w:top w:val="single" w:color="808080" w:sz="4"/>
               <w:left w:val="single" w:color="808080" w:sz="4"/>
@@ -8109,7 +8637,39 @@
         </w:tc>
         <w:tc>
           <w:tcPr>
-            <w:tcW w:type="dxa" w:w="1300"/>
+            <w:tcW w:type="dxa" w:w="650"/>
+            <w:tcBorders>
+              <w:top w:val="single" w:color="808080" w:sz="4"/>
+              <w:left w:val="single" w:color="808080" w:sz="4"/>
+              <w:bottom w:val="single" w:color="808080" w:sz="4"/>
+              <w:right w:val="single" w:color="808080" w:sz="4"/>
+            </w:tcBorders>
+            <w:tcMar>
+              <w:top w:type="dxa" w:w="50"/>
+              <w:left w:type="dxa" w:w="90"/>
+              <w:bottom w:type="dxa" w:w="50"/>
+              <w:right w:type="dxa" w:w="90"/>
+            </w:tcMar>
+            <w:vAlign w:val="center"/>
+          </w:tcPr>
+          <w:p>
+            <w:pPr>
+              <w:spacing w:after="20" w:line="252"/>
+              <w:jc w:val="center"/>
+            </w:pPr>
+            <w:r>
+              <w:rPr>
+                <w:rFonts w:ascii="Times New Roman" w:cs="Times New Roman" w:eastAsia="Times New Roman" w:hAnsi="Times New Roman"/>
+                <w:sz w:val="18"/>
+                <w:szCs w:val="18"/>
+              </w:rPr>
+              <w:t xml:space="preserve">2</w:t>
+            </w:r>
+          </w:p>
+        </w:tc>
+        <w:tc>
+          <w:tcPr>
+            <w:tcW w:type="dxa" w:w="1200"/>
             <w:tcBorders>
               <w:top w:val="single" w:color="808080" w:sz="4"/>
               <w:left w:val="single" w:color="808080" w:sz="4"/>
@@ -8141,7 +8701,7 @@
         </w:tc>
         <w:tc>
           <w:tcPr>
-            <w:tcW w:type="dxa" w:w="3150"/>
+            <w:tcW w:type="dxa" w:w="2900"/>
             <w:tcBorders>
               <w:top w:val="single" w:color="808080" w:sz="4"/>
               <w:left w:val="single" w:color="808080" w:sz="4"/>
@@ -8173,7 +8733,7 @@
         </w:tc>
         <w:tc>
           <w:tcPr>
-            <w:tcW w:type="dxa" w:w="1800"/>
+            <w:tcW w:type="dxa" w:w="1700"/>
             <w:tcBorders>
               <w:top w:val="single" w:color="808080" w:sz="4"/>
               <w:left w:val="single" w:color="808080" w:sz="4"/>
@@ -8205,7 +8765,7 @@
         </w:tc>
         <w:tc>
           <w:tcPr>
-            <w:tcW w:type="dxa" w:w="2088"/>
+            <w:tcW w:type="dxa" w:w="1938"/>
             <w:tcBorders>
               <w:top w:val="single" w:color="808080" w:sz="4"/>
               <w:left w:val="single" w:color="808080" w:sz="4"/>
@@ -8274,7 +8834,7 @@
         </w:tc>
         <w:tc>
           <w:tcPr>
-            <w:tcW w:type="dxa" w:w="850"/>
+            <w:tcW w:type="dxa" w:w="800"/>
             <w:tcBorders>
               <w:top w:val="single" w:color="808080" w:sz="4"/>
               <w:left w:val="single" w:color="808080" w:sz="4"/>
@@ -8306,7 +8866,39 @@
         </w:tc>
         <w:tc>
           <w:tcPr>
-            <w:tcW w:type="dxa" w:w="1300"/>
+            <w:tcW w:type="dxa" w:w="650"/>
+            <w:tcBorders>
+              <w:top w:val="single" w:color="808080" w:sz="4"/>
+              <w:left w:val="single" w:color="808080" w:sz="4"/>
+              <w:bottom w:val="single" w:color="808080" w:sz="4"/>
+              <w:right w:val="single" w:color="808080" w:sz="4"/>
+            </w:tcBorders>
+            <w:tcMar>
+              <w:top w:type="dxa" w:w="50"/>
+              <w:left w:type="dxa" w:w="90"/>
+              <w:bottom w:type="dxa" w:w="50"/>
+              <w:right w:type="dxa" w:w="90"/>
+            </w:tcMar>
+            <w:vAlign w:val="center"/>
+          </w:tcPr>
+          <w:p>
+            <w:pPr>
+              <w:spacing w:after="20" w:line="252"/>
+              <w:jc w:val="center"/>
+            </w:pPr>
+            <w:r>
+              <w:rPr>
+                <w:rFonts w:ascii="Times New Roman" w:cs="Times New Roman" w:eastAsia="Times New Roman" w:hAnsi="Times New Roman"/>
+                <w:sz w:val="18"/>
+                <w:szCs w:val="18"/>
+              </w:rPr>
+              <w:t xml:space="preserve">3</w:t>
+            </w:r>
+          </w:p>
+        </w:tc>
+        <w:tc>
+          <w:tcPr>
+            <w:tcW w:type="dxa" w:w="1200"/>
             <w:tcBorders>
               <w:top w:val="single" w:color="808080" w:sz="4"/>
               <w:left w:val="single" w:color="808080" w:sz="4"/>
@@ -8338,7 +8930,7 @@
         </w:tc>
         <w:tc>
           <w:tcPr>
-            <w:tcW w:type="dxa" w:w="3150"/>
+            <w:tcW w:type="dxa" w:w="2900"/>
             <w:tcBorders>
               <w:top w:val="single" w:color="808080" w:sz="4"/>
               <w:left w:val="single" w:color="808080" w:sz="4"/>
@@ -8370,7 +8962,7 @@
         </w:tc>
         <w:tc>
           <w:tcPr>
-            <w:tcW w:type="dxa" w:w="1800"/>
+            <w:tcW w:type="dxa" w:w="1700"/>
             <w:tcBorders>
               <w:top w:val="single" w:color="808080" w:sz="4"/>
               <w:left w:val="single" w:color="808080" w:sz="4"/>
@@ -8402,7 +8994,7 @@
         </w:tc>
         <w:tc>
           <w:tcPr>
-            <w:tcW w:type="dxa" w:w="2088"/>
+            <w:tcW w:type="dxa" w:w="1938"/>
             <w:tcBorders>
               <w:top w:val="single" w:color="808080" w:sz="4"/>
               <w:left w:val="single" w:color="808080" w:sz="4"/>
@@ -8471,7 +9063,7 @@
         </w:tc>
         <w:tc>
           <w:tcPr>
-            <w:tcW w:type="dxa" w:w="850"/>
+            <w:tcW w:type="dxa" w:w="800"/>
             <w:tcBorders>
               <w:top w:val="single" w:color="808080" w:sz="4"/>
               <w:left w:val="single" w:color="808080" w:sz="4"/>
@@ -8503,7 +9095,39 @@
         </w:tc>
         <w:tc>
           <w:tcPr>
-            <w:tcW w:type="dxa" w:w="1300"/>
+            <w:tcW w:type="dxa" w:w="650"/>
+            <w:tcBorders>
+              <w:top w:val="single" w:color="808080" w:sz="4"/>
+              <w:left w:val="single" w:color="808080" w:sz="4"/>
+              <w:bottom w:val="single" w:color="808080" w:sz="4"/>
+              <w:right w:val="single" w:color="808080" w:sz="4"/>
+            </w:tcBorders>
+            <w:tcMar>
+              <w:top w:type="dxa" w:w="50"/>
+              <w:left w:type="dxa" w:w="90"/>
+              <w:bottom w:type="dxa" w:w="50"/>
+              <w:right w:type="dxa" w:w="90"/>
+            </w:tcMar>
+            <w:vAlign w:val="center"/>
+          </w:tcPr>
+          <w:p>
+            <w:pPr>
+              <w:spacing w:after="20" w:line="252"/>
+              <w:jc w:val="center"/>
+            </w:pPr>
+            <w:r>
+              <w:rPr>
+                <w:rFonts w:ascii="Times New Roman" w:cs="Times New Roman" w:eastAsia="Times New Roman" w:hAnsi="Times New Roman"/>
+                <w:sz w:val="18"/>
+                <w:szCs w:val="18"/>
+              </w:rPr>
+              <w:t xml:space="preserve">3</w:t>
+            </w:r>
+          </w:p>
+        </w:tc>
+        <w:tc>
+          <w:tcPr>
+            <w:tcW w:type="dxa" w:w="1200"/>
             <w:tcBorders>
               <w:top w:val="single" w:color="808080" w:sz="4"/>
               <w:left w:val="single" w:color="808080" w:sz="4"/>
@@ -8535,7 +9159,7 @@
         </w:tc>
         <w:tc>
           <w:tcPr>
-            <w:tcW w:type="dxa" w:w="3150"/>
+            <w:tcW w:type="dxa" w:w="2900"/>
             <w:tcBorders>
               <w:top w:val="single" w:color="808080" w:sz="4"/>
               <w:left w:val="single" w:color="808080" w:sz="4"/>
@@ -8567,7 +9191,7 @@
         </w:tc>
         <w:tc>
           <w:tcPr>
-            <w:tcW w:type="dxa" w:w="1800"/>
+            <w:tcW w:type="dxa" w:w="1700"/>
             <w:tcBorders>
               <w:top w:val="single" w:color="808080" w:sz="4"/>
               <w:left w:val="single" w:color="808080" w:sz="4"/>
@@ -8599,7 +9223,7 @@
         </w:tc>
         <w:tc>
           <w:tcPr>
-            <w:tcW w:type="dxa" w:w="2088"/>
+            <w:tcW w:type="dxa" w:w="1938"/>
             <w:tcBorders>
               <w:top w:val="single" w:color="808080" w:sz="4"/>
               <w:left w:val="single" w:color="808080" w:sz="4"/>
@@ -8668,7 +9292,7 @@
         </w:tc>
         <w:tc>
           <w:tcPr>
-            <w:tcW w:type="dxa" w:w="850"/>
+            <w:tcW w:type="dxa" w:w="800"/>
             <w:tcBorders>
               <w:top w:val="single" w:color="808080" w:sz="4"/>
               <w:left w:val="single" w:color="808080" w:sz="4"/>
@@ -8700,7 +9324,39 @@
         </w:tc>
         <w:tc>
           <w:tcPr>
-            <w:tcW w:type="dxa" w:w="1300"/>
+            <w:tcW w:type="dxa" w:w="650"/>
+            <w:tcBorders>
+              <w:top w:val="single" w:color="808080" w:sz="4"/>
+              <w:left w:val="single" w:color="808080" w:sz="4"/>
+              <w:bottom w:val="single" w:color="808080" w:sz="4"/>
+              <w:right w:val="single" w:color="808080" w:sz="4"/>
+            </w:tcBorders>
+            <w:tcMar>
+              <w:top w:type="dxa" w:w="50"/>
+              <w:left w:type="dxa" w:w="90"/>
+              <w:bottom w:type="dxa" w:w="50"/>
+              <w:right w:type="dxa" w:w="90"/>
+            </w:tcMar>
+            <w:vAlign w:val="center"/>
+          </w:tcPr>
+          <w:p>
+            <w:pPr>
+              <w:spacing w:after="20" w:line="252"/>
+              <w:jc w:val="center"/>
+            </w:pPr>
+            <w:r>
+              <w:rPr>
+                <w:rFonts w:ascii="Times New Roman" w:cs="Times New Roman" w:eastAsia="Times New Roman" w:hAnsi="Times New Roman"/>
+                <w:sz w:val="18"/>
+                <w:szCs w:val="18"/>
+              </w:rPr>
+              <w:t xml:space="preserve">3</w:t>
+            </w:r>
+          </w:p>
+        </w:tc>
+        <w:tc>
+          <w:tcPr>
+            <w:tcW w:type="dxa" w:w="1200"/>
             <w:tcBorders>
               <w:top w:val="single" w:color="808080" w:sz="4"/>
               <w:left w:val="single" w:color="808080" w:sz="4"/>
@@ -8732,7 +9388,7 @@
         </w:tc>
         <w:tc>
           <w:tcPr>
-            <w:tcW w:type="dxa" w:w="3150"/>
+            <w:tcW w:type="dxa" w:w="2900"/>
             <w:tcBorders>
               <w:top w:val="single" w:color="808080" w:sz="4"/>
               <w:left w:val="single" w:color="808080" w:sz="4"/>
@@ -8764,7 +9420,7 @@
         </w:tc>
         <w:tc>
           <w:tcPr>
-            <w:tcW w:type="dxa" w:w="1800"/>
+            <w:tcW w:type="dxa" w:w="1700"/>
             <w:tcBorders>
               <w:top w:val="single" w:color="808080" w:sz="4"/>
               <w:left w:val="single" w:color="808080" w:sz="4"/>
@@ -8796,7 +9452,7 @@
         </w:tc>
         <w:tc>
           <w:tcPr>
-            <w:tcW w:type="dxa" w:w="2088"/>
+            <w:tcW w:type="dxa" w:w="1938"/>
             <w:tcBorders>
               <w:top w:val="single" w:color="808080" w:sz="4"/>
               <w:left w:val="single" w:color="808080" w:sz="4"/>
@@ -8865,7 +9521,7 @@
         </w:tc>
         <w:tc>
           <w:tcPr>
-            <w:tcW w:type="dxa" w:w="850"/>
+            <w:tcW w:type="dxa" w:w="800"/>
             <w:tcBorders>
               <w:top w:val="single" w:color="808080" w:sz="4"/>
               <w:left w:val="single" w:color="808080" w:sz="4"/>
@@ -8897,7 +9553,39 @@
         </w:tc>
         <w:tc>
           <w:tcPr>
-            <w:tcW w:type="dxa" w:w="1300"/>
+            <w:tcW w:type="dxa" w:w="650"/>
+            <w:tcBorders>
+              <w:top w:val="single" w:color="808080" w:sz="4"/>
+              <w:left w:val="single" w:color="808080" w:sz="4"/>
+              <w:bottom w:val="single" w:color="808080" w:sz="4"/>
+              <w:right w:val="single" w:color="808080" w:sz="4"/>
+            </w:tcBorders>
+            <w:tcMar>
+              <w:top w:type="dxa" w:w="50"/>
+              <w:left w:type="dxa" w:w="90"/>
+              <w:bottom w:type="dxa" w:w="50"/>
+              <w:right w:type="dxa" w:w="90"/>
+            </w:tcMar>
+            <w:vAlign w:val="center"/>
+          </w:tcPr>
+          <w:p>
+            <w:pPr>
+              <w:spacing w:after="20" w:line="252"/>
+              <w:jc w:val="center"/>
+            </w:pPr>
+            <w:r>
+              <w:rPr>
+                <w:rFonts w:ascii="Times New Roman" w:cs="Times New Roman" w:eastAsia="Times New Roman" w:hAnsi="Times New Roman"/>
+                <w:sz w:val="18"/>
+                <w:szCs w:val="18"/>
+              </w:rPr>
+              <w:t xml:space="preserve">3</w:t>
+            </w:r>
+          </w:p>
+        </w:tc>
+        <w:tc>
+          <w:tcPr>
+            <w:tcW w:type="dxa" w:w="1200"/>
             <w:tcBorders>
               <w:top w:val="single" w:color="808080" w:sz="4"/>
               <w:left w:val="single" w:color="808080" w:sz="4"/>
@@ -8929,7 +9617,7 @@
         </w:tc>
         <w:tc>
           <w:tcPr>
-            <w:tcW w:type="dxa" w:w="3150"/>
+            <w:tcW w:type="dxa" w:w="2900"/>
             <w:tcBorders>
               <w:top w:val="single" w:color="808080" w:sz="4"/>
               <w:left w:val="single" w:color="808080" w:sz="4"/>
@@ -8961,7 +9649,7 @@
         </w:tc>
         <w:tc>
           <w:tcPr>
-            <w:tcW w:type="dxa" w:w="1800"/>
+            <w:tcW w:type="dxa" w:w="1700"/>
             <w:tcBorders>
               <w:top w:val="single" w:color="808080" w:sz="4"/>
               <w:left w:val="single" w:color="808080" w:sz="4"/>
@@ -8993,7 +9681,7 @@
         </w:tc>
         <w:tc>
           <w:tcPr>
-            <w:tcW w:type="dxa" w:w="2088"/>
+            <w:tcW w:type="dxa" w:w="1938"/>
             <w:tcBorders>
               <w:top w:val="single" w:color="808080" w:sz="4"/>
               <w:left w:val="single" w:color="808080" w:sz="4"/>
@@ -9062,7 +9750,7 @@
         </w:tc>
         <w:tc>
           <w:tcPr>
-            <w:tcW w:type="dxa" w:w="850"/>
+            <w:tcW w:type="dxa" w:w="800"/>
             <w:tcBorders>
               <w:top w:val="single" w:color="808080" w:sz="4"/>
               <w:left w:val="single" w:color="808080" w:sz="4"/>
@@ -9094,7 +9782,39 @@
         </w:tc>
         <w:tc>
           <w:tcPr>
-            <w:tcW w:type="dxa" w:w="1300"/>
+            <w:tcW w:type="dxa" w:w="650"/>
+            <w:tcBorders>
+              <w:top w:val="single" w:color="808080" w:sz="4"/>
+              <w:left w:val="single" w:color="808080" w:sz="4"/>
+              <w:bottom w:val="single" w:color="808080" w:sz="4"/>
+              <w:right w:val="single" w:color="808080" w:sz="4"/>
+            </w:tcBorders>
+            <w:tcMar>
+              <w:top w:type="dxa" w:w="50"/>
+              <w:left w:type="dxa" w:w="90"/>
+              <w:bottom w:type="dxa" w:w="50"/>
+              <w:right w:type="dxa" w:w="90"/>
+            </w:tcMar>
+            <w:vAlign w:val="center"/>
+          </w:tcPr>
+          <w:p>
+            <w:pPr>
+              <w:spacing w:after="20" w:line="252"/>
+              <w:jc w:val="center"/>
+            </w:pPr>
+            <w:r>
+              <w:rPr>
+                <w:rFonts w:ascii="Times New Roman" w:cs="Times New Roman" w:eastAsia="Times New Roman" w:hAnsi="Times New Roman"/>
+                <w:sz w:val="18"/>
+                <w:szCs w:val="18"/>
+              </w:rPr>
+              <w:t xml:space="preserve">5</w:t>
+            </w:r>
+          </w:p>
+        </w:tc>
+        <w:tc>
+          <w:tcPr>
+            <w:tcW w:type="dxa" w:w="1200"/>
             <w:tcBorders>
               <w:top w:val="single" w:color="808080" w:sz="4"/>
               <w:left w:val="single" w:color="808080" w:sz="4"/>
@@ -9126,7 +9846,7 @@
         </w:tc>
         <w:tc>
           <w:tcPr>
-            <w:tcW w:type="dxa" w:w="3150"/>
+            <w:tcW w:type="dxa" w:w="2900"/>
             <w:tcBorders>
               <w:top w:val="single" w:color="808080" w:sz="4"/>
               <w:left w:val="single" w:color="808080" w:sz="4"/>
@@ -9158,7 +9878,7 @@
         </w:tc>
         <w:tc>
           <w:tcPr>
-            <w:tcW w:type="dxa" w:w="1800"/>
+            <w:tcW w:type="dxa" w:w="1700"/>
             <w:tcBorders>
               <w:top w:val="single" w:color="808080" w:sz="4"/>
               <w:left w:val="single" w:color="808080" w:sz="4"/>
@@ -9190,7 +9910,7 @@
         </w:tc>
         <w:tc>
           <w:tcPr>
-            <w:tcW w:type="dxa" w:w="2088"/>
+            <w:tcW w:type="dxa" w:w="1938"/>
             <w:tcBorders>
               <w:top w:val="single" w:color="808080" w:sz="4"/>
               <w:left w:val="single" w:color="808080" w:sz="4"/>
@@ -9259,7 +9979,7 @@
         </w:tc>
         <w:tc>
           <w:tcPr>
-            <w:tcW w:type="dxa" w:w="850"/>
+            <w:tcW w:type="dxa" w:w="800"/>
             <w:tcBorders>
               <w:top w:val="single" w:color="808080" w:sz="4"/>
               <w:left w:val="single" w:color="808080" w:sz="4"/>
@@ -9291,7 +10011,39 @@
         </w:tc>
         <w:tc>
           <w:tcPr>
-            <w:tcW w:type="dxa" w:w="1300"/>
+            <w:tcW w:type="dxa" w:w="650"/>
+            <w:tcBorders>
+              <w:top w:val="single" w:color="808080" w:sz="4"/>
+              <w:left w:val="single" w:color="808080" w:sz="4"/>
+              <w:bottom w:val="single" w:color="808080" w:sz="4"/>
+              <w:right w:val="single" w:color="808080" w:sz="4"/>
+            </w:tcBorders>
+            <w:tcMar>
+              <w:top w:type="dxa" w:w="50"/>
+              <w:left w:type="dxa" w:w="90"/>
+              <w:bottom w:type="dxa" w:w="50"/>
+              <w:right w:type="dxa" w:w="90"/>
+            </w:tcMar>
+            <w:vAlign w:val="center"/>
+          </w:tcPr>
+          <w:p>
+            <w:pPr>
+              <w:spacing w:after="20" w:line="252"/>
+              <w:jc w:val="center"/>
+            </w:pPr>
+            <w:r>
+              <w:rPr>
+                <w:rFonts w:ascii="Times New Roman" w:cs="Times New Roman" w:eastAsia="Times New Roman" w:hAnsi="Times New Roman"/>
+                <w:sz w:val="18"/>
+                <w:szCs w:val="18"/>
+              </w:rPr>
+              <w:t xml:space="preserve">4</w:t>
+            </w:r>
+          </w:p>
+        </w:tc>
+        <w:tc>
+          <w:tcPr>
+            <w:tcW w:type="dxa" w:w="1200"/>
             <w:tcBorders>
               <w:top w:val="single" w:color="808080" w:sz="4"/>
               <w:left w:val="single" w:color="808080" w:sz="4"/>
@@ -9323,7 +10075,7 @@
         </w:tc>
         <w:tc>
           <w:tcPr>
-            <w:tcW w:type="dxa" w:w="3150"/>
+            <w:tcW w:type="dxa" w:w="2900"/>
             <w:tcBorders>
               <w:top w:val="single" w:color="808080" w:sz="4"/>
               <w:left w:val="single" w:color="808080" w:sz="4"/>
@@ -9355,7 +10107,7 @@
         </w:tc>
         <w:tc>
           <w:tcPr>
-            <w:tcW w:type="dxa" w:w="1800"/>
+            <w:tcW w:type="dxa" w:w="1700"/>
             <w:tcBorders>
               <w:top w:val="single" w:color="808080" w:sz="4"/>
               <w:left w:val="single" w:color="808080" w:sz="4"/>
@@ -9387,7 +10139,7 @@
         </w:tc>
         <w:tc>
           <w:tcPr>
-            <w:tcW w:type="dxa" w:w="2088"/>
+            <w:tcW w:type="dxa" w:w="1938"/>
             <w:tcBorders>
               <w:top w:val="single" w:color="808080" w:sz="4"/>
               <w:left w:val="single" w:color="808080" w:sz="4"/>
@@ -9456,7 +10208,7 @@
         </w:tc>
         <w:tc>
           <w:tcPr>
-            <w:tcW w:type="dxa" w:w="850"/>
+            <w:tcW w:type="dxa" w:w="800"/>
             <w:tcBorders>
               <w:top w:val="single" w:color="808080" w:sz="4"/>
               <w:left w:val="single" w:color="808080" w:sz="4"/>
@@ -9488,7 +10240,39 @@
         </w:tc>
         <w:tc>
           <w:tcPr>
-            <w:tcW w:type="dxa" w:w="1300"/>
+            <w:tcW w:type="dxa" w:w="650"/>
+            <w:tcBorders>
+              <w:top w:val="single" w:color="808080" w:sz="4"/>
+              <w:left w:val="single" w:color="808080" w:sz="4"/>
+              <w:bottom w:val="single" w:color="808080" w:sz="4"/>
+              <w:right w:val="single" w:color="808080" w:sz="4"/>
+            </w:tcBorders>
+            <w:tcMar>
+              <w:top w:type="dxa" w:w="50"/>
+              <w:left w:type="dxa" w:w="90"/>
+              <w:bottom w:type="dxa" w:w="50"/>
+              <w:right w:type="dxa" w:w="90"/>
+            </w:tcMar>
+            <w:vAlign w:val="center"/>
+          </w:tcPr>
+          <w:p>
+            <w:pPr>
+              <w:spacing w:after="20" w:line="252"/>
+              <w:jc w:val="center"/>
+            </w:pPr>
+            <w:r>
+              <w:rPr>
+                <w:rFonts w:ascii="Times New Roman" w:cs="Times New Roman" w:eastAsia="Times New Roman" w:hAnsi="Times New Roman"/>
+                <w:sz w:val="18"/>
+                <w:szCs w:val="18"/>
+              </w:rPr>
+              <w:t xml:space="preserve">4</w:t>
+            </w:r>
+          </w:p>
+        </w:tc>
+        <w:tc>
+          <w:tcPr>
+            <w:tcW w:type="dxa" w:w="1200"/>
             <w:tcBorders>
               <w:top w:val="single" w:color="808080" w:sz="4"/>
               <w:left w:val="single" w:color="808080" w:sz="4"/>
@@ -9520,7 +10304,7 @@
         </w:tc>
         <w:tc>
           <w:tcPr>
-            <w:tcW w:type="dxa" w:w="3150"/>
+            <w:tcW w:type="dxa" w:w="2900"/>
             <w:tcBorders>
               <w:top w:val="single" w:color="808080" w:sz="4"/>
               <w:left w:val="single" w:color="808080" w:sz="4"/>
@@ -9552,7 +10336,7 @@
         </w:tc>
         <w:tc>
           <w:tcPr>
-            <w:tcW w:type="dxa" w:w="1800"/>
+            <w:tcW w:type="dxa" w:w="1700"/>
             <w:tcBorders>
               <w:top w:val="single" w:color="808080" w:sz="4"/>
               <w:left w:val="single" w:color="808080" w:sz="4"/>
@@ -9584,7 +10368,7 @@
         </w:tc>
         <w:tc>
           <w:tcPr>
-            <w:tcW w:type="dxa" w:w="2088"/>
+            <w:tcW w:type="dxa" w:w="1938"/>
             <w:tcBorders>
               <w:top w:val="single" w:color="808080" w:sz="4"/>
               <w:left w:val="single" w:color="808080" w:sz="4"/>
@@ -9653,7 +10437,7 @@
         </w:tc>
         <w:tc>
           <w:tcPr>
-            <w:tcW w:type="dxa" w:w="850"/>
+            <w:tcW w:type="dxa" w:w="800"/>
             <w:tcBorders>
               <w:top w:val="single" w:color="808080" w:sz="4"/>
               <w:left w:val="single" w:color="808080" w:sz="4"/>
@@ -9685,7 +10469,39 @@
         </w:tc>
         <w:tc>
           <w:tcPr>
-            <w:tcW w:type="dxa" w:w="1300"/>
+            <w:tcW w:type="dxa" w:w="650"/>
+            <w:tcBorders>
+              <w:top w:val="single" w:color="808080" w:sz="4"/>
+              <w:left w:val="single" w:color="808080" w:sz="4"/>
+              <w:bottom w:val="single" w:color="808080" w:sz="4"/>
+              <w:right w:val="single" w:color="808080" w:sz="4"/>
+            </w:tcBorders>
+            <w:tcMar>
+              <w:top w:type="dxa" w:w="50"/>
+              <w:left w:type="dxa" w:w="90"/>
+              <w:bottom w:type="dxa" w:w="50"/>
+              <w:right w:type="dxa" w:w="90"/>
+            </w:tcMar>
+            <w:vAlign w:val="center"/>
+          </w:tcPr>
+          <w:p>
+            <w:pPr>
+              <w:spacing w:after="20" w:line="252"/>
+              <w:jc w:val="center"/>
+            </w:pPr>
+            <w:r>
+              <w:rPr>
+                <w:rFonts w:ascii="Times New Roman" w:cs="Times New Roman" w:eastAsia="Times New Roman" w:hAnsi="Times New Roman"/>
+                <w:sz w:val="18"/>
+                <w:szCs w:val="18"/>
+              </w:rPr>
+              <w:t xml:space="preserve">4</w:t>
+            </w:r>
+          </w:p>
+        </w:tc>
+        <w:tc>
+          <w:tcPr>
+            <w:tcW w:type="dxa" w:w="1200"/>
             <w:tcBorders>
               <w:top w:val="single" w:color="808080" w:sz="4"/>
               <w:left w:val="single" w:color="808080" w:sz="4"/>
@@ -9717,7 +10533,7 @@
         </w:tc>
         <w:tc>
           <w:tcPr>
-            <w:tcW w:type="dxa" w:w="3150"/>
+            <w:tcW w:type="dxa" w:w="2900"/>
             <w:tcBorders>
               <w:top w:val="single" w:color="808080" w:sz="4"/>
               <w:left w:val="single" w:color="808080" w:sz="4"/>
@@ -9749,7 +10565,7 @@
         </w:tc>
         <w:tc>
           <w:tcPr>
-            <w:tcW w:type="dxa" w:w="1800"/>
+            <w:tcW w:type="dxa" w:w="1700"/>
             <w:tcBorders>
               <w:top w:val="single" w:color="808080" w:sz="4"/>
               <w:left w:val="single" w:color="808080" w:sz="4"/>
@@ -9781,7 +10597,7 @@
         </w:tc>
         <w:tc>
           <w:tcPr>
-            <w:tcW w:type="dxa" w:w="2088"/>
+            <w:tcW w:type="dxa" w:w="1938"/>
             <w:tcBorders>
               <w:top w:val="single" w:color="808080" w:sz="4"/>
               <w:left w:val="single" w:color="808080" w:sz="4"/>
@@ -9850,7 +10666,7 @@
         </w:tc>
         <w:tc>
           <w:tcPr>
-            <w:tcW w:type="dxa" w:w="850"/>
+            <w:tcW w:type="dxa" w:w="800"/>
             <w:tcBorders>
               <w:top w:val="single" w:color="808080" w:sz="4"/>
               <w:left w:val="single" w:color="808080" w:sz="4"/>
@@ -9882,7 +10698,39 @@
         </w:tc>
         <w:tc>
           <w:tcPr>
-            <w:tcW w:type="dxa" w:w="1300"/>
+            <w:tcW w:type="dxa" w:w="650"/>
+            <w:tcBorders>
+              <w:top w:val="single" w:color="808080" w:sz="4"/>
+              <w:left w:val="single" w:color="808080" w:sz="4"/>
+              <w:bottom w:val="single" w:color="808080" w:sz="4"/>
+              <w:right w:val="single" w:color="808080" w:sz="4"/>
+            </w:tcBorders>
+            <w:tcMar>
+              <w:top w:type="dxa" w:w="50"/>
+              <w:left w:type="dxa" w:w="90"/>
+              <w:bottom w:type="dxa" w:w="50"/>
+              <w:right w:type="dxa" w:w="90"/>
+            </w:tcMar>
+            <w:vAlign w:val="center"/>
+          </w:tcPr>
+          <w:p>
+            <w:pPr>
+              <w:spacing w:after="20" w:line="252"/>
+              <w:jc w:val="center"/>
+            </w:pPr>
+            <w:r>
+              <w:rPr>
+                <w:rFonts w:ascii="Times New Roman" w:cs="Times New Roman" w:eastAsia="Times New Roman" w:hAnsi="Times New Roman"/>
+                <w:sz w:val="18"/>
+                <w:szCs w:val="18"/>
+              </w:rPr>
+              <w:t xml:space="preserve">4</w:t>
+            </w:r>
+          </w:p>
+        </w:tc>
+        <w:tc>
+          <w:tcPr>
+            <w:tcW w:type="dxa" w:w="1200"/>
             <w:tcBorders>
               <w:top w:val="single" w:color="808080" w:sz="4"/>
               <w:left w:val="single" w:color="808080" w:sz="4"/>
@@ -9914,7 +10762,7 @@
         </w:tc>
         <w:tc>
           <w:tcPr>
-            <w:tcW w:type="dxa" w:w="3150"/>
+            <w:tcW w:type="dxa" w:w="2900"/>
             <w:tcBorders>
               <w:top w:val="single" w:color="808080" w:sz="4"/>
               <w:left w:val="single" w:color="808080" w:sz="4"/>
@@ -9946,7 +10794,7 @@
         </w:tc>
         <w:tc>
           <w:tcPr>
-            <w:tcW w:type="dxa" w:w="1800"/>
+            <w:tcW w:type="dxa" w:w="1700"/>
             <w:tcBorders>
               <w:top w:val="single" w:color="808080" w:sz="4"/>
               <w:left w:val="single" w:color="808080" w:sz="4"/>
@@ -9978,7 +10826,7 @@
         </w:tc>
         <w:tc>
           <w:tcPr>
-            <w:tcW w:type="dxa" w:w="2088"/>
+            <w:tcW w:type="dxa" w:w="1938"/>
             <w:tcBorders>
               <w:top w:val="single" w:color="808080" w:sz="4"/>
               <w:left w:val="single" w:color="808080" w:sz="4"/>
@@ -10047,7 +10895,7 @@
         </w:tc>
         <w:tc>
           <w:tcPr>
-            <w:tcW w:type="dxa" w:w="850"/>
+            <w:tcW w:type="dxa" w:w="800"/>
             <w:tcBorders>
               <w:top w:val="single" w:color="808080" w:sz="4"/>
               <w:left w:val="single" w:color="808080" w:sz="4"/>
@@ -10079,7 +10927,39 @@
         </w:tc>
         <w:tc>
           <w:tcPr>
-            <w:tcW w:type="dxa" w:w="1300"/>
+            <w:tcW w:type="dxa" w:w="650"/>
+            <w:tcBorders>
+              <w:top w:val="single" w:color="808080" w:sz="4"/>
+              <w:left w:val="single" w:color="808080" w:sz="4"/>
+              <w:bottom w:val="single" w:color="808080" w:sz="4"/>
+              <w:right w:val="single" w:color="808080" w:sz="4"/>
+            </w:tcBorders>
+            <w:tcMar>
+              <w:top w:type="dxa" w:w="50"/>
+              <w:left w:type="dxa" w:w="90"/>
+              <w:bottom w:type="dxa" w:w="50"/>
+              <w:right w:type="dxa" w:w="90"/>
+            </w:tcMar>
+            <w:vAlign w:val="center"/>
+          </w:tcPr>
+          <w:p>
+            <w:pPr>
+              <w:spacing w:after="20" w:line="252"/>
+              <w:jc w:val="center"/>
+            </w:pPr>
+            <w:r>
+              <w:rPr>
+                <w:rFonts w:ascii="Times New Roman" w:cs="Times New Roman" w:eastAsia="Times New Roman" w:hAnsi="Times New Roman"/>
+                <w:sz w:val="18"/>
+                <w:szCs w:val="18"/>
+              </w:rPr>
+              <w:t xml:space="preserve">4</w:t>
+            </w:r>
+          </w:p>
+        </w:tc>
+        <w:tc>
+          <w:tcPr>
+            <w:tcW w:type="dxa" w:w="1200"/>
             <w:tcBorders>
               <w:top w:val="single" w:color="808080" w:sz="4"/>
               <w:left w:val="single" w:color="808080" w:sz="4"/>
@@ -10111,7 +10991,7 @@
         </w:tc>
         <w:tc>
           <w:tcPr>
-            <w:tcW w:type="dxa" w:w="3150"/>
+            <w:tcW w:type="dxa" w:w="2900"/>
             <w:tcBorders>
               <w:top w:val="single" w:color="808080" w:sz="4"/>
               <w:left w:val="single" w:color="808080" w:sz="4"/>
@@ -10143,7 +11023,7 @@
         </w:tc>
         <w:tc>
           <w:tcPr>
-            <w:tcW w:type="dxa" w:w="1800"/>
+            <w:tcW w:type="dxa" w:w="1700"/>
             <w:tcBorders>
               <w:top w:val="single" w:color="808080" w:sz="4"/>
               <w:left w:val="single" w:color="808080" w:sz="4"/>
@@ -10175,7 +11055,7 @@
         </w:tc>
         <w:tc>
           <w:tcPr>
-            <w:tcW w:type="dxa" w:w="2088"/>
+            <w:tcW w:type="dxa" w:w="1938"/>
             <w:tcBorders>
               <w:top w:val="single" w:color="808080" w:sz="4"/>
               <w:left w:val="single" w:color="808080" w:sz="4"/>
@@ -10244,7 +11124,7 @@
         </w:tc>
         <w:tc>
           <w:tcPr>
-            <w:tcW w:type="dxa" w:w="850"/>
+            <w:tcW w:type="dxa" w:w="800"/>
             <w:tcBorders>
               <w:top w:val="single" w:color="808080" w:sz="4"/>
               <w:left w:val="single" w:color="808080" w:sz="4"/>
@@ -10276,7 +11156,39 @@
         </w:tc>
         <w:tc>
           <w:tcPr>
-            <w:tcW w:type="dxa" w:w="1300"/>
+            <w:tcW w:type="dxa" w:w="650"/>
+            <w:tcBorders>
+              <w:top w:val="single" w:color="808080" w:sz="4"/>
+              <w:left w:val="single" w:color="808080" w:sz="4"/>
+              <w:bottom w:val="single" w:color="808080" w:sz="4"/>
+              <w:right w:val="single" w:color="808080" w:sz="4"/>
+            </w:tcBorders>
+            <w:tcMar>
+              <w:top w:type="dxa" w:w="50"/>
+              <w:left w:type="dxa" w:w="90"/>
+              <w:bottom w:type="dxa" w:w="50"/>
+              <w:right w:type="dxa" w:w="90"/>
+            </w:tcMar>
+            <w:vAlign w:val="center"/>
+          </w:tcPr>
+          <w:p>
+            <w:pPr>
+              <w:spacing w:after="20" w:line="252"/>
+              <w:jc w:val="center"/>
+            </w:pPr>
+            <w:r>
+              <w:rPr>
+                <w:rFonts w:ascii="Times New Roman" w:cs="Times New Roman" w:eastAsia="Times New Roman" w:hAnsi="Times New Roman"/>
+                <w:sz w:val="18"/>
+                <w:szCs w:val="18"/>
+              </w:rPr>
+              <w:t xml:space="preserve">5</w:t>
+            </w:r>
+          </w:p>
+        </w:tc>
+        <w:tc>
+          <w:tcPr>
+            <w:tcW w:type="dxa" w:w="1200"/>
             <w:tcBorders>
               <w:top w:val="single" w:color="808080" w:sz="4"/>
               <w:left w:val="single" w:color="808080" w:sz="4"/>
@@ -10308,7 +11220,7 @@
         </w:tc>
         <w:tc>
           <w:tcPr>
-            <w:tcW w:type="dxa" w:w="3150"/>
+            <w:tcW w:type="dxa" w:w="2900"/>
             <w:tcBorders>
               <w:top w:val="single" w:color="808080" w:sz="4"/>
               <w:left w:val="single" w:color="808080" w:sz="4"/>
@@ -10340,7 +11252,7 @@
         </w:tc>
         <w:tc>
           <w:tcPr>
-            <w:tcW w:type="dxa" w:w="1800"/>
+            <w:tcW w:type="dxa" w:w="1700"/>
             <w:tcBorders>
               <w:top w:val="single" w:color="808080" w:sz="4"/>
               <w:left w:val="single" w:color="808080" w:sz="4"/>
@@ -10372,7 +11284,7 @@
         </w:tc>
         <w:tc>
           <w:tcPr>
-            <w:tcW w:type="dxa" w:w="2088"/>
+            <w:tcW w:type="dxa" w:w="1938"/>
             <w:tcBorders>
               <w:top w:val="single" w:color="808080" w:sz="4"/>
               <w:left w:val="single" w:color="808080" w:sz="4"/>
@@ -10441,7 +11353,7 @@
         </w:tc>
         <w:tc>
           <w:tcPr>
-            <w:tcW w:type="dxa" w:w="850"/>
+            <w:tcW w:type="dxa" w:w="800"/>
             <w:tcBorders>
               <w:top w:val="single" w:color="808080" w:sz="4"/>
               <w:left w:val="single" w:color="808080" w:sz="4"/>
@@ -10473,7 +11385,39 @@
         </w:tc>
         <w:tc>
           <w:tcPr>
-            <w:tcW w:type="dxa" w:w="1300"/>
+            <w:tcW w:type="dxa" w:w="650"/>
+            <w:tcBorders>
+              <w:top w:val="single" w:color="808080" w:sz="4"/>
+              <w:left w:val="single" w:color="808080" w:sz="4"/>
+              <w:bottom w:val="single" w:color="808080" w:sz="4"/>
+              <w:right w:val="single" w:color="808080" w:sz="4"/>
+            </w:tcBorders>
+            <w:tcMar>
+              <w:top w:type="dxa" w:w="50"/>
+              <w:left w:type="dxa" w:w="90"/>
+              <w:bottom w:type="dxa" w:w="50"/>
+              <w:right w:type="dxa" w:w="90"/>
+            </w:tcMar>
+            <w:vAlign w:val="center"/>
+          </w:tcPr>
+          <w:p>
+            <w:pPr>
+              <w:spacing w:after="20" w:line="252"/>
+              <w:jc w:val="center"/>
+            </w:pPr>
+            <w:r>
+              <w:rPr>
+                <w:rFonts w:ascii="Times New Roman" w:cs="Times New Roman" w:eastAsia="Times New Roman" w:hAnsi="Times New Roman"/>
+                <w:sz w:val="18"/>
+                <w:szCs w:val="18"/>
+              </w:rPr>
+              <w:t xml:space="preserve">5</w:t>
+            </w:r>
+          </w:p>
+        </w:tc>
+        <w:tc>
+          <w:tcPr>
+            <w:tcW w:type="dxa" w:w="1200"/>
             <w:tcBorders>
               <w:top w:val="single" w:color="808080" w:sz="4"/>
               <w:left w:val="single" w:color="808080" w:sz="4"/>
@@ -10505,7 +11449,7 @@
         </w:tc>
         <w:tc>
           <w:tcPr>
-            <w:tcW w:type="dxa" w:w="3150"/>
+            <w:tcW w:type="dxa" w:w="2900"/>
             <w:tcBorders>
               <w:top w:val="single" w:color="808080" w:sz="4"/>
               <w:left w:val="single" w:color="808080" w:sz="4"/>
@@ -10537,7 +11481,7 @@
         </w:tc>
         <w:tc>
           <w:tcPr>
-            <w:tcW w:type="dxa" w:w="1800"/>
+            <w:tcW w:type="dxa" w:w="1700"/>
             <w:tcBorders>
               <w:top w:val="single" w:color="808080" w:sz="4"/>
               <w:left w:val="single" w:color="808080" w:sz="4"/>
@@ -10569,7 +11513,7 @@
         </w:tc>
         <w:tc>
           <w:tcPr>
-            <w:tcW w:type="dxa" w:w="2088"/>
+            <w:tcW w:type="dxa" w:w="1938"/>
             <w:tcBorders>
               <w:top w:val="single" w:color="808080" w:sz="4"/>
               <w:left w:val="single" w:color="808080" w:sz="4"/>
@@ -10638,7 +11582,7 @@
         </w:tc>
         <w:tc>
           <w:tcPr>
-            <w:tcW w:type="dxa" w:w="850"/>
+            <w:tcW w:type="dxa" w:w="800"/>
             <w:tcBorders>
               <w:top w:val="single" w:color="808080" w:sz="4"/>
               <w:left w:val="single" w:color="808080" w:sz="4"/>
@@ -10670,7 +11614,39 @@
         </w:tc>
         <w:tc>
           <w:tcPr>
-            <w:tcW w:type="dxa" w:w="1300"/>
+            <w:tcW w:type="dxa" w:w="650"/>
+            <w:tcBorders>
+              <w:top w:val="single" w:color="808080" w:sz="4"/>
+              <w:left w:val="single" w:color="808080" w:sz="4"/>
+              <w:bottom w:val="single" w:color="808080" w:sz="4"/>
+              <w:right w:val="single" w:color="808080" w:sz="4"/>
+            </w:tcBorders>
+            <w:tcMar>
+              <w:top w:type="dxa" w:w="50"/>
+              <w:left w:type="dxa" w:w="90"/>
+              <w:bottom w:type="dxa" w:w="50"/>
+              <w:right w:type="dxa" w:w="90"/>
+            </w:tcMar>
+            <w:vAlign w:val="center"/>
+          </w:tcPr>
+          <w:p>
+            <w:pPr>
+              <w:spacing w:after="20" w:line="252"/>
+              <w:jc w:val="center"/>
+            </w:pPr>
+            <w:r>
+              <w:rPr>
+                <w:rFonts w:ascii="Times New Roman" w:cs="Times New Roman" w:eastAsia="Times New Roman" w:hAnsi="Times New Roman"/>
+                <w:sz w:val="18"/>
+                <w:szCs w:val="18"/>
+              </w:rPr>
+              <w:t xml:space="preserve">5</w:t>
+            </w:r>
+          </w:p>
+        </w:tc>
+        <w:tc>
+          <w:tcPr>
+            <w:tcW w:type="dxa" w:w="1200"/>
             <w:tcBorders>
               <w:top w:val="single" w:color="808080" w:sz="4"/>
               <w:left w:val="single" w:color="808080" w:sz="4"/>
@@ -10702,7 +11678,7 @@
         </w:tc>
         <w:tc>
           <w:tcPr>
-            <w:tcW w:type="dxa" w:w="3150"/>
+            <w:tcW w:type="dxa" w:w="2900"/>
             <w:tcBorders>
               <w:top w:val="single" w:color="808080" w:sz="4"/>
               <w:left w:val="single" w:color="808080" w:sz="4"/>
@@ -10734,7 +11710,7 @@
         </w:tc>
         <w:tc>
           <w:tcPr>
-            <w:tcW w:type="dxa" w:w="1800"/>
+            <w:tcW w:type="dxa" w:w="1700"/>
             <w:tcBorders>
               <w:top w:val="single" w:color="808080" w:sz="4"/>
               <w:left w:val="single" w:color="808080" w:sz="4"/>
@@ -10766,7 +11742,7 @@
         </w:tc>
         <w:tc>
           <w:tcPr>
-            <w:tcW w:type="dxa" w:w="2088"/>
+            <w:tcW w:type="dxa" w:w="1938"/>
             <w:tcBorders>
               <w:top w:val="single" w:color="808080" w:sz="4"/>
               <w:left w:val="single" w:color="808080" w:sz="4"/>
@@ -10835,7 +11811,7 @@
         </w:tc>
         <w:tc>
           <w:tcPr>
-            <w:tcW w:type="dxa" w:w="850"/>
+            <w:tcW w:type="dxa" w:w="800"/>
             <w:tcBorders>
               <w:top w:val="single" w:color="808080" w:sz="4"/>
               <w:left w:val="single" w:color="808080" w:sz="4"/>
@@ -10867,7 +11843,39 @@
         </w:tc>
         <w:tc>
           <w:tcPr>
-            <w:tcW w:type="dxa" w:w="1300"/>
+            <w:tcW w:type="dxa" w:w="650"/>
+            <w:tcBorders>
+              <w:top w:val="single" w:color="808080" w:sz="4"/>
+              <w:left w:val="single" w:color="808080" w:sz="4"/>
+              <w:bottom w:val="single" w:color="808080" w:sz="4"/>
+              <w:right w:val="single" w:color="808080" w:sz="4"/>
+            </w:tcBorders>
+            <w:tcMar>
+              <w:top w:type="dxa" w:w="50"/>
+              <w:left w:type="dxa" w:w="90"/>
+              <w:bottom w:type="dxa" w:w="50"/>
+              <w:right w:type="dxa" w:w="90"/>
+            </w:tcMar>
+            <w:vAlign w:val="center"/>
+          </w:tcPr>
+          <w:p>
+            <w:pPr>
+              <w:spacing w:after="20" w:line="252"/>
+              <w:jc w:val="center"/>
+            </w:pPr>
+            <w:r>
+              <w:rPr>
+                <w:rFonts w:ascii="Times New Roman" w:cs="Times New Roman" w:eastAsia="Times New Roman" w:hAnsi="Times New Roman"/>
+                <w:sz w:val="18"/>
+                <w:szCs w:val="18"/>
+              </w:rPr>
+              <w:t xml:space="preserve">5</w:t>
+            </w:r>
+          </w:p>
+        </w:tc>
+        <w:tc>
+          <w:tcPr>
+            <w:tcW w:type="dxa" w:w="1200"/>
             <w:tcBorders>
               <w:top w:val="single" w:color="808080" w:sz="4"/>
               <w:left w:val="single" w:color="808080" w:sz="4"/>
@@ -10899,7 +11907,7 @@
         </w:tc>
         <w:tc>
           <w:tcPr>
-            <w:tcW w:type="dxa" w:w="3150"/>
+            <w:tcW w:type="dxa" w:w="2900"/>
             <w:tcBorders>
               <w:top w:val="single" w:color="808080" w:sz="4"/>
               <w:left w:val="single" w:color="808080" w:sz="4"/>
@@ -10931,7 +11939,7 @@
         </w:tc>
         <w:tc>
           <w:tcPr>
-            <w:tcW w:type="dxa" w:w="1800"/>
+            <w:tcW w:type="dxa" w:w="1700"/>
             <w:tcBorders>
               <w:top w:val="single" w:color="808080" w:sz="4"/>
               <w:left w:val="single" w:color="808080" w:sz="4"/>
@@ -10963,7 +11971,7 @@
         </w:tc>
         <w:tc>
           <w:tcPr>
-            <w:tcW w:type="dxa" w:w="2088"/>
+            <w:tcW w:type="dxa" w:w="1938"/>
             <w:tcBorders>
               <w:top w:val="single" w:color="808080" w:sz="4"/>
               <w:left w:val="single" w:color="808080" w:sz="4"/>
@@ -11032,7 +12040,7 @@
         </w:tc>
         <w:tc>
           <w:tcPr>
-            <w:tcW w:type="dxa" w:w="850"/>
+            <w:tcW w:type="dxa" w:w="800"/>
             <w:tcBorders>
               <w:top w:val="single" w:color="808080" w:sz="4"/>
               <w:left w:val="single" w:color="808080" w:sz="4"/>
@@ -11064,7 +12072,39 @@
         </w:tc>
         <w:tc>
           <w:tcPr>
-            <w:tcW w:type="dxa" w:w="1300"/>
+            <w:tcW w:type="dxa" w:w="650"/>
+            <w:tcBorders>
+              <w:top w:val="single" w:color="808080" w:sz="4"/>
+              <w:left w:val="single" w:color="808080" w:sz="4"/>
+              <w:bottom w:val="single" w:color="808080" w:sz="4"/>
+              <w:right w:val="single" w:color="808080" w:sz="4"/>
+            </w:tcBorders>
+            <w:tcMar>
+              <w:top w:type="dxa" w:w="50"/>
+              <w:left w:type="dxa" w:w="90"/>
+              <w:bottom w:type="dxa" w:w="50"/>
+              <w:right w:type="dxa" w:w="90"/>
+            </w:tcMar>
+            <w:vAlign w:val="center"/>
+          </w:tcPr>
+          <w:p>
+            <w:pPr>
+              <w:spacing w:after="20" w:line="252"/>
+              <w:jc w:val="center"/>
+            </w:pPr>
+            <w:r>
+              <w:rPr>
+                <w:rFonts w:ascii="Times New Roman" w:cs="Times New Roman" w:eastAsia="Times New Roman" w:hAnsi="Times New Roman"/>
+                <w:sz w:val="18"/>
+                <w:szCs w:val="18"/>
+              </w:rPr>
+              <w:t xml:space="preserve">5</w:t>
+            </w:r>
+          </w:p>
+        </w:tc>
+        <w:tc>
+          <w:tcPr>
+            <w:tcW w:type="dxa" w:w="1200"/>
             <w:tcBorders>
               <w:top w:val="single" w:color="808080" w:sz="4"/>
               <w:left w:val="single" w:color="808080" w:sz="4"/>
@@ -11096,7 +12136,7 @@
         </w:tc>
         <w:tc>
           <w:tcPr>
-            <w:tcW w:type="dxa" w:w="3150"/>
+            <w:tcW w:type="dxa" w:w="2900"/>
             <w:tcBorders>
               <w:top w:val="single" w:color="808080" w:sz="4"/>
               <w:left w:val="single" w:color="808080" w:sz="4"/>
@@ -11128,7 +12168,7 @@
         </w:tc>
         <w:tc>
           <w:tcPr>
-            <w:tcW w:type="dxa" w:w="1800"/>
+            <w:tcW w:type="dxa" w:w="1700"/>
             <w:tcBorders>
               <w:top w:val="single" w:color="808080" w:sz="4"/>
               <w:left w:val="single" w:color="808080" w:sz="4"/>
@@ -11160,7 +12200,7 @@
         </w:tc>
         <w:tc>
           <w:tcPr>
-            <w:tcW w:type="dxa" w:w="2088"/>
+            <w:tcW w:type="dxa" w:w="1938"/>
             <w:tcBorders>
               <w:top w:val="single" w:color="808080" w:sz="4"/>
               <w:left w:val="single" w:color="808080" w:sz="4"/>
@@ -11229,7 +12269,7 @@
         </w:tc>
         <w:tc>
           <w:tcPr>
-            <w:tcW w:type="dxa" w:w="850"/>
+            <w:tcW w:type="dxa" w:w="800"/>
             <w:tcBorders>
               <w:top w:val="single" w:color="808080" w:sz="4"/>
               <w:left w:val="single" w:color="808080" w:sz="4"/>
@@ -11261,7 +12301,39 @@
         </w:tc>
         <w:tc>
           <w:tcPr>
-            <w:tcW w:type="dxa" w:w="1300"/>
+            <w:tcW w:type="dxa" w:w="650"/>
+            <w:tcBorders>
+              <w:top w:val="single" w:color="808080" w:sz="4"/>
+              <w:left w:val="single" w:color="808080" w:sz="4"/>
+              <w:bottom w:val="single" w:color="808080" w:sz="4"/>
+              <w:right w:val="single" w:color="808080" w:sz="4"/>
+            </w:tcBorders>
+            <w:tcMar>
+              <w:top w:type="dxa" w:w="50"/>
+              <w:left w:type="dxa" w:w="90"/>
+              <w:bottom w:type="dxa" w:w="50"/>
+              <w:right w:type="dxa" w:w="90"/>
+            </w:tcMar>
+            <w:vAlign w:val="center"/>
+          </w:tcPr>
+          <w:p>
+            <w:pPr>
+              <w:spacing w:after="20" w:line="252"/>
+              <w:jc w:val="center"/>
+            </w:pPr>
+            <w:r>
+              <w:rPr>
+                <w:rFonts w:ascii="Times New Roman" w:cs="Times New Roman" w:eastAsia="Times New Roman" w:hAnsi="Times New Roman"/>
+                <w:sz w:val="18"/>
+                <w:szCs w:val="18"/>
+              </w:rPr>
+              <w:t xml:space="preserve">6</w:t>
+            </w:r>
+          </w:p>
+        </w:tc>
+        <w:tc>
+          <w:tcPr>
+            <w:tcW w:type="dxa" w:w="1200"/>
             <w:tcBorders>
               <w:top w:val="single" w:color="808080" w:sz="4"/>
               <w:left w:val="single" w:color="808080" w:sz="4"/>
@@ -11293,7 +12365,7 @@
         </w:tc>
         <w:tc>
           <w:tcPr>
-            <w:tcW w:type="dxa" w:w="3150"/>
+            <w:tcW w:type="dxa" w:w="2900"/>
             <w:tcBorders>
               <w:top w:val="single" w:color="808080" w:sz="4"/>
               <w:left w:val="single" w:color="808080" w:sz="4"/>
@@ -11325,7 +12397,7 @@
         </w:tc>
         <w:tc>
           <w:tcPr>
-            <w:tcW w:type="dxa" w:w="1800"/>
+            <w:tcW w:type="dxa" w:w="1700"/>
             <w:tcBorders>
               <w:top w:val="single" w:color="808080" w:sz="4"/>
               <w:left w:val="single" w:color="808080" w:sz="4"/>
@@ -11357,7 +12429,7 @@
         </w:tc>
         <w:tc>
           <w:tcPr>
-            <w:tcW w:type="dxa" w:w="2088"/>
+            <w:tcW w:type="dxa" w:w="1938"/>
             <w:tcBorders>
               <w:top w:val="single" w:color="808080" w:sz="4"/>
               <w:left w:val="single" w:color="808080" w:sz="4"/>
@@ -11426,7 +12498,7 @@
         </w:tc>
         <w:tc>
           <w:tcPr>
-            <w:tcW w:type="dxa" w:w="850"/>
+            <w:tcW w:type="dxa" w:w="800"/>
             <w:tcBorders>
               <w:top w:val="single" w:color="808080" w:sz="4"/>
               <w:left w:val="single" w:color="808080" w:sz="4"/>
@@ -11458,7 +12530,39 @@
         </w:tc>
         <w:tc>
           <w:tcPr>
-            <w:tcW w:type="dxa" w:w="1300"/>
+            <w:tcW w:type="dxa" w:w="650"/>
+            <w:tcBorders>
+              <w:top w:val="single" w:color="808080" w:sz="4"/>
+              <w:left w:val="single" w:color="808080" w:sz="4"/>
+              <w:bottom w:val="single" w:color="808080" w:sz="4"/>
+              <w:right w:val="single" w:color="808080" w:sz="4"/>
+            </w:tcBorders>
+            <w:tcMar>
+              <w:top w:type="dxa" w:w="50"/>
+              <w:left w:type="dxa" w:w="90"/>
+              <w:bottom w:type="dxa" w:w="50"/>
+              <w:right w:type="dxa" w:w="90"/>
+            </w:tcMar>
+            <w:vAlign w:val="center"/>
+          </w:tcPr>
+          <w:p>
+            <w:pPr>
+              <w:spacing w:after="20" w:line="252"/>
+              <w:jc w:val="center"/>
+            </w:pPr>
+            <w:r>
+              <w:rPr>
+                <w:rFonts w:ascii="Times New Roman" w:cs="Times New Roman" w:eastAsia="Times New Roman" w:hAnsi="Times New Roman"/>
+                <w:sz w:val="18"/>
+                <w:szCs w:val="18"/>
+              </w:rPr>
+              <w:t xml:space="preserve">7</w:t>
+            </w:r>
+          </w:p>
+        </w:tc>
+        <w:tc>
+          <w:tcPr>
+            <w:tcW w:type="dxa" w:w="1200"/>
             <w:tcBorders>
               <w:top w:val="single" w:color="808080" w:sz="4"/>
               <w:left w:val="single" w:color="808080" w:sz="4"/>
@@ -11490,7 +12594,7 @@
         </w:tc>
         <w:tc>
           <w:tcPr>
-            <w:tcW w:type="dxa" w:w="3150"/>
+            <w:tcW w:type="dxa" w:w="2900"/>
             <w:tcBorders>
               <w:top w:val="single" w:color="808080" w:sz="4"/>
               <w:left w:val="single" w:color="808080" w:sz="4"/>
@@ -11516,13 +12620,13 @@
                 <w:sz w:val="18"/>
                 <w:szCs w:val="18"/>
               </w:rPr>
-              <w:t xml:space="preserve">Подготовка к «Безопасному колесу»: ПДД, билеты, разбор ошибок</w:t>
-            </w:r>
-          </w:p>
-        </w:tc>
-        <w:tc>
-          <w:tcPr>
-            <w:tcW w:type="dxa" w:w="1800"/>
+              <w:t xml:space="preserve">«Безопасное колесо»: правила и этапы конкурса, билеты по ПДД, разбор ошибок</w:t>
+            </w:r>
+          </w:p>
+        </w:tc>
+        <w:tc>
+          <w:tcPr>
+            <w:tcW w:type="dxa" w:w="1700"/>
             <w:tcBorders>
               <w:top w:val="single" w:color="808080" w:sz="4"/>
               <w:left w:val="single" w:color="808080" w:sz="4"/>
@@ -11554,7 +12658,7 @@
         </w:tc>
         <w:tc>
           <w:tcPr>
-            <w:tcW w:type="dxa" w:w="2088"/>
+            <w:tcW w:type="dxa" w:w="1938"/>
             <w:tcBorders>
               <w:top w:val="single" w:color="808080" w:sz="4"/>
               <w:left w:val="single" w:color="808080" w:sz="4"/>
@@ -11623,7 +12727,7 @@
         </w:tc>
         <w:tc>
           <w:tcPr>
-            <w:tcW w:type="dxa" w:w="850"/>
+            <w:tcW w:type="dxa" w:w="800"/>
             <w:tcBorders>
               <w:top w:val="single" w:color="808080" w:sz="4"/>
               <w:left w:val="single" w:color="808080" w:sz="4"/>
@@ -11655,7 +12759,39 @@
         </w:tc>
         <w:tc>
           <w:tcPr>
-            <w:tcW w:type="dxa" w:w="1300"/>
+            <w:tcW w:type="dxa" w:w="650"/>
+            <w:tcBorders>
+              <w:top w:val="single" w:color="808080" w:sz="4"/>
+              <w:left w:val="single" w:color="808080" w:sz="4"/>
+              <w:bottom w:val="single" w:color="808080" w:sz="4"/>
+              <w:right w:val="single" w:color="808080" w:sz="4"/>
+            </w:tcBorders>
+            <w:tcMar>
+              <w:top w:type="dxa" w:w="50"/>
+              <w:left w:type="dxa" w:w="90"/>
+              <w:bottom w:type="dxa" w:w="50"/>
+              <w:right w:type="dxa" w:w="90"/>
+            </w:tcMar>
+            <w:vAlign w:val="center"/>
+          </w:tcPr>
+          <w:p>
+            <w:pPr>
+              <w:spacing w:after="20" w:line="252"/>
+              <w:jc w:val="center"/>
+            </w:pPr>
+            <w:r>
+              <w:rPr>
+                <w:rFonts w:ascii="Times New Roman" w:cs="Times New Roman" w:eastAsia="Times New Roman" w:hAnsi="Times New Roman"/>
+                <w:sz w:val="18"/>
+                <w:szCs w:val="18"/>
+              </w:rPr>
+              <w:t xml:space="preserve">7</w:t>
+            </w:r>
+          </w:p>
+        </w:tc>
+        <w:tc>
+          <w:tcPr>
+            <w:tcW w:type="dxa" w:w="1200"/>
             <w:tcBorders>
               <w:top w:val="single" w:color="808080" w:sz="4"/>
               <w:left w:val="single" w:color="808080" w:sz="4"/>
@@ -11687,7 +12823,7 @@
         </w:tc>
         <w:tc>
           <w:tcPr>
-            <w:tcW w:type="dxa" w:w="3150"/>
+            <w:tcW w:type="dxa" w:w="2900"/>
             <w:tcBorders>
               <w:top w:val="single" w:color="808080" w:sz="4"/>
               <w:left w:val="single" w:color="808080" w:sz="4"/>
@@ -11713,13 +12849,13 @@
                 <w:sz w:val="18"/>
                 <w:szCs w:val="18"/>
               </w:rPr>
-              <w:t xml:space="preserve">Подготовка к «Безопасному колесу»: этап «Автогородок»</w:t>
-            </w:r>
-          </w:p>
-        </w:tc>
-        <w:tc>
-          <w:tcPr>
-            <w:tcW w:type="dxa" w:w="1800"/>
+              <w:t xml:space="preserve">«Безопасное колесо»: этап «Автогородок», подготовка и судейство</w:t>
+            </w:r>
+          </w:p>
+        </w:tc>
+        <w:tc>
+          <w:tcPr>
+            <w:tcW w:type="dxa" w:w="1700"/>
             <w:tcBorders>
               <w:top w:val="single" w:color="808080" w:sz="4"/>
               <w:left w:val="single" w:color="808080" w:sz="4"/>
@@ -11751,7 +12887,7 @@
         </w:tc>
         <w:tc>
           <w:tcPr>
-            <w:tcW w:type="dxa" w:w="2088"/>
+            <w:tcW w:type="dxa" w:w="1938"/>
             <w:tcBorders>
               <w:top w:val="single" w:color="808080" w:sz="4"/>
               <w:left w:val="single" w:color="808080" w:sz="4"/>
@@ -11820,7 +12956,7 @@
         </w:tc>
         <w:tc>
           <w:tcPr>
-            <w:tcW w:type="dxa" w:w="850"/>
+            <w:tcW w:type="dxa" w:w="800"/>
             <w:tcBorders>
               <w:top w:val="single" w:color="808080" w:sz="4"/>
               <w:left w:val="single" w:color="808080" w:sz="4"/>
@@ -11852,7 +12988,39 @@
         </w:tc>
         <w:tc>
           <w:tcPr>
-            <w:tcW w:type="dxa" w:w="1300"/>
+            <w:tcW w:type="dxa" w:w="650"/>
+            <w:tcBorders>
+              <w:top w:val="single" w:color="808080" w:sz="4"/>
+              <w:left w:val="single" w:color="808080" w:sz="4"/>
+              <w:bottom w:val="single" w:color="808080" w:sz="4"/>
+              <w:right w:val="single" w:color="808080" w:sz="4"/>
+            </w:tcBorders>
+            <w:tcMar>
+              <w:top w:type="dxa" w:w="50"/>
+              <w:left w:type="dxa" w:w="90"/>
+              <w:bottom w:type="dxa" w:w="50"/>
+              <w:right w:type="dxa" w:w="90"/>
+            </w:tcMar>
+            <w:vAlign w:val="center"/>
+          </w:tcPr>
+          <w:p>
+            <w:pPr>
+              <w:spacing w:after="20" w:line="252"/>
+              <w:jc w:val="center"/>
+            </w:pPr>
+            <w:r>
+              <w:rPr>
+                <w:rFonts w:ascii="Times New Roman" w:cs="Times New Roman" w:eastAsia="Times New Roman" w:hAnsi="Times New Roman"/>
+                <w:sz w:val="18"/>
+                <w:szCs w:val="18"/>
+              </w:rPr>
+              <w:t xml:space="preserve">7</w:t>
+            </w:r>
+          </w:p>
+        </w:tc>
+        <w:tc>
+          <w:tcPr>
+            <w:tcW w:type="dxa" w:w="1200"/>
             <w:tcBorders>
               <w:top w:val="single" w:color="808080" w:sz="4"/>
               <w:left w:val="single" w:color="808080" w:sz="4"/>
@@ -11884,7 +13052,7 @@
         </w:tc>
         <w:tc>
           <w:tcPr>
-            <w:tcW w:type="dxa" w:w="3150"/>
+            <w:tcW w:type="dxa" w:w="2900"/>
             <w:tcBorders>
               <w:top w:val="single" w:color="808080" w:sz="4"/>
               <w:left w:val="single" w:color="808080" w:sz="4"/>
@@ -11910,13 +13078,13 @@
                 <w:sz w:val="18"/>
                 <w:szCs w:val="18"/>
               </w:rPr>
-              <w:t xml:space="preserve">Подготовка к «Безопасному колесу»: фигурное вождение, первая помощь, творческий конкурс</w:t>
-            </w:r>
-          </w:p>
-        </w:tc>
-        <w:tc>
-          <w:tcPr>
-            <w:tcW w:type="dxa" w:w="1800"/>
+              <w:t xml:space="preserve">«Безопасное колесо»: фигурное вождение, первая помощь, творческий конкурс; организация внутришкольного соревнования</w:t>
+            </w:r>
+          </w:p>
+        </w:tc>
+        <w:tc>
+          <w:tcPr>
+            <w:tcW w:type="dxa" w:w="1700"/>
             <w:tcBorders>
               <w:top w:val="single" w:color="808080" w:sz="4"/>
               <w:left w:val="single" w:color="808080" w:sz="4"/>
@@ -11948,7 +13116,7 @@
         </w:tc>
         <w:tc>
           <w:tcPr>
-            <w:tcW w:type="dxa" w:w="2088"/>
+            <w:tcW w:type="dxa" w:w="1938"/>
             <w:tcBorders>
               <w:top w:val="single" w:color="808080" w:sz="4"/>
               <w:left w:val="single" w:color="808080" w:sz="4"/>
@@ -12017,7 +13185,7 @@
         </w:tc>
         <w:tc>
           <w:tcPr>
-            <w:tcW w:type="dxa" w:w="850"/>
+            <w:tcW w:type="dxa" w:w="800"/>
             <w:tcBorders>
               <w:top w:val="single" w:color="808080" w:sz="4"/>
               <w:left w:val="single" w:color="808080" w:sz="4"/>
@@ -12049,7 +13217,39 @@
         </w:tc>
         <w:tc>
           <w:tcPr>
-            <w:tcW w:type="dxa" w:w="1300"/>
+            <w:tcW w:type="dxa" w:w="650"/>
+            <w:tcBorders>
+              <w:top w:val="single" w:color="808080" w:sz="4"/>
+              <w:left w:val="single" w:color="808080" w:sz="4"/>
+              <w:bottom w:val="single" w:color="808080" w:sz="4"/>
+              <w:right w:val="single" w:color="808080" w:sz="4"/>
+            </w:tcBorders>
+            <w:tcMar>
+              <w:top w:type="dxa" w:w="50"/>
+              <w:left w:type="dxa" w:w="90"/>
+              <w:bottom w:type="dxa" w:w="50"/>
+              <w:right w:type="dxa" w:w="90"/>
+            </w:tcMar>
+            <w:vAlign w:val="center"/>
+          </w:tcPr>
+          <w:p>
+            <w:pPr>
+              <w:spacing w:after="20" w:line="252"/>
+              <w:jc w:val="center"/>
+            </w:pPr>
+            <w:r>
+              <w:rPr>
+                <w:rFonts w:ascii="Times New Roman" w:cs="Times New Roman" w:eastAsia="Times New Roman" w:hAnsi="Times New Roman"/>
+                <w:sz w:val="18"/>
+                <w:szCs w:val="18"/>
+              </w:rPr>
+              <w:t xml:space="preserve">5</w:t>
+            </w:r>
+          </w:p>
+        </w:tc>
+        <w:tc>
+          <w:tcPr>
+            <w:tcW w:type="dxa" w:w="1200"/>
             <w:tcBorders>
               <w:top w:val="single" w:color="808080" w:sz="4"/>
               <w:left w:val="single" w:color="808080" w:sz="4"/>
@@ -12081,7 +13281,7 @@
         </w:tc>
         <w:tc>
           <w:tcPr>
-            <w:tcW w:type="dxa" w:w="3150"/>
+            <w:tcW w:type="dxa" w:w="2900"/>
             <w:tcBorders>
               <w:top w:val="single" w:color="808080" w:sz="4"/>
               <w:left w:val="single" w:color="808080" w:sz="4"/>
@@ -12113,7 +13313,7 @@
         </w:tc>
         <w:tc>
           <w:tcPr>
-            <w:tcW w:type="dxa" w:w="1800"/>
+            <w:tcW w:type="dxa" w:w="1700"/>
             <w:tcBorders>
               <w:top w:val="single" w:color="808080" w:sz="4"/>
               <w:left w:val="single" w:color="808080" w:sz="4"/>
@@ -12145,7 +13345,7 @@
         </w:tc>
         <w:tc>
           <w:tcPr>
-            <w:tcW w:type="dxa" w:w="2088"/>
+            <w:tcW w:type="dxa" w:w="1938"/>
             <w:tcBorders>
               <w:top w:val="single" w:color="808080" w:sz="4"/>
               <w:left w:val="single" w:color="808080" w:sz="4"/>
@@ -12214,7 +13414,7 @@
         </w:tc>
         <w:tc>
           <w:tcPr>
-            <w:tcW w:type="dxa" w:w="850"/>
+            <w:tcW w:type="dxa" w:w="800"/>
             <w:tcBorders>
               <w:top w:val="single" w:color="808080" w:sz="4"/>
               <w:left w:val="single" w:color="808080" w:sz="4"/>
@@ -12246,7 +13446,39 @@
         </w:tc>
         <w:tc>
           <w:tcPr>
-            <w:tcW w:type="dxa" w:w="1300"/>
+            <w:tcW w:type="dxa" w:w="650"/>
+            <w:tcBorders>
+              <w:top w:val="single" w:color="808080" w:sz="4"/>
+              <w:left w:val="single" w:color="808080" w:sz="4"/>
+              <w:bottom w:val="single" w:color="808080" w:sz="4"/>
+              <w:right w:val="single" w:color="808080" w:sz="4"/>
+            </w:tcBorders>
+            <w:tcMar>
+              <w:top w:type="dxa" w:w="50"/>
+              <w:left w:type="dxa" w:w="90"/>
+              <w:bottom w:type="dxa" w:w="50"/>
+              <w:right w:type="dxa" w:w="90"/>
+            </w:tcMar>
+            <w:vAlign w:val="center"/>
+          </w:tcPr>
+          <w:p>
+            <w:pPr>
+              <w:spacing w:after="20" w:line="252"/>
+              <w:jc w:val="center"/>
+            </w:pPr>
+            <w:r>
+              <w:rPr>
+                <w:rFonts w:ascii="Times New Roman" w:cs="Times New Roman" w:eastAsia="Times New Roman" w:hAnsi="Times New Roman"/>
+                <w:sz w:val="18"/>
+                <w:szCs w:val="18"/>
+              </w:rPr>
+              <w:t xml:space="preserve">8</w:t>
+            </w:r>
+          </w:p>
+        </w:tc>
+        <w:tc>
+          <w:tcPr>
+            <w:tcW w:type="dxa" w:w="1200"/>
             <w:tcBorders>
               <w:top w:val="single" w:color="808080" w:sz="4"/>
               <w:left w:val="single" w:color="808080" w:sz="4"/>
@@ -12278,7 +13510,7 @@
         </w:tc>
         <w:tc>
           <w:tcPr>
-            <w:tcW w:type="dxa" w:w="3150"/>
+            <w:tcW w:type="dxa" w:w="2900"/>
             <w:tcBorders>
               <w:top w:val="single" w:color="808080" w:sz="4"/>
               <w:left w:val="single" w:color="808080" w:sz="4"/>
@@ -12310,7 +13542,7 @@
         </w:tc>
         <w:tc>
           <w:tcPr>
-            <w:tcW w:type="dxa" w:w="1800"/>
+            <w:tcW w:type="dxa" w:w="1700"/>
             <w:tcBorders>
               <w:top w:val="single" w:color="808080" w:sz="4"/>
               <w:left w:val="single" w:color="808080" w:sz="4"/>
@@ -12342,7 +13574,7 @@
         </w:tc>
         <w:tc>
           <w:tcPr>
-            <w:tcW w:type="dxa" w:w="2088"/>
+            <w:tcW w:type="dxa" w:w="1938"/>
             <w:tcBorders>
               <w:top w:val="single" w:color="808080" w:sz="4"/>
               <w:left w:val="single" w:color="808080" w:sz="4"/>
@@ -12411,7 +13643,7 @@
         </w:tc>
         <w:tc>
           <w:tcPr>
-            <w:tcW w:type="dxa" w:w="850"/>
+            <w:tcW w:type="dxa" w:w="800"/>
             <w:tcBorders>
               <w:top w:val="single" w:color="808080" w:sz="4"/>
               <w:left w:val="single" w:color="808080" w:sz="4"/>
@@ -12443,7 +13675,39 @@
         </w:tc>
         <w:tc>
           <w:tcPr>
-            <w:tcW w:type="dxa" w:w="1300"/>
+            <w:tcW w:type="dxa" w:w="650"/>
+            <w:tcBorders>
+              <w:top w:val="single" w:color="808080" w:sz="4"/>
+              <w:left w:val="single" w:color="808080" w:sz="4"/>
+              <w:bottom w:val="single" w:color="808080" w:sz="4"/>
+              <w:right w:val="single" w:color="808080" w:sz="4"/>
+            </w:tcBorders>
+            <w:tcMar>
+              <w:top w:type="dxa" w:w="50"/>
+              <w:left w:type="dxa" w:w="90"/>
+              <w:bottom w:type="dxa" w:w="50"/>
+              <w:right w:type="dxa" w:w="90"/>
+            </w:tcMar>
+            <w:vAlign w:val="center"/>
+          </w:tcPr>
+          <w:p>
+            <w:pPr>
+              <w:spacing w:after="20" w:line="252"/>
+              <w:jc w:val="center"/>
+            </w:pPr>
+            <w:r>
+              <w:rPr>
+                <w:rFonts w:ascii="Times New Roman" w:cs="Times New Roman" w:eastAsia="Times New Roman" w:hAnsi="Times New Roman"/>
+                <w:sz w:val="18"/>
+                <w:szCs w:val="18"/>
+              </w:rPr>
+              <w:t xml:space="preserve">8</w:t>
+            </w:r>
+          </w:p>
+        </w:tc>
+        <w:tc>
+          <w:tcPr>
+            <w:tcW w:type="dxa" w:w="1200"/>
             <w:tcBorders>
               <w:top w:val="single" w:color="808080" w:sz="4"/>
               <w:left w:val="single" w:color="808080" w:sz="4"/>
@@ -12475,7 +13739,7 @@
         </w:tc>
         <w:tc>
           <w:tcPr>
-            <w:tcW w:type="dxa" w:w="3150"/>
+            <w:tcW w:type="dxa" w:w="2900"/>
             <w:tcBorders>
               <w:top w:val="single" w:color="808080" w:sz="4"/>
               <w:left w:val="single" w:color="808080" w:sz="4"/>
@@ -12507,7 +13771,7 @@
         </w:tc>
         <w:tc>
           <w:tcPr>
-            <w:tcW w:type="dxa" w:w="1800"/>
+            <w:tcW w:type="dxa" w:w="1700"/>
             <w:tcBorders>
               <w:top w:val="single" w:color="808080" w:sz="4"/>
               <w:left w:val="single" w:color="808080" w:sz="4"/>
@@ -12539,7 +13803,7 @@
         </w:tc>
         <w:tc>
           <w:tcPr>
-            <w:tcW w:type="dxa" w:w="2088"/>
+            <w:tcW w:type="dxa" w:w="1938"/>
             <w:tcBorders>
               <w:top w:val="single" w:color="808080" w:sz="4"/>
               <w:left w:val="single" w:color="808080" w:sz="4"/>
@@ -12608,7 +13872,7 @@
         </w:tc>
         <w:tc>
           <w:tcPr>
-            <w:tcW w:type="dxa" w:w="850"/>
+            <w:tcW w:type="dxa" w:w="800"/>
             <w:tcBorders>
               <w:top w:val="single" w:color="808080" w:sz="4"/>
               <w:left w:val="single" w:color="808080" w:sz="4"/>
@@ -12640,7 +13904,39 @@
         </w:tc>
         <w:tc>
           <w:tcPr>
-            <w:tcW w:type="dxa" w:w="1300"/>
+            <w:tcW w:type="dxa" w:w="650"/>
+            <w:tcBorders>
+              <w:top w:val="single" w:color="808080" w:sz="4"/>
+              <w:left w:val="single" w:color="808080" w:sz="4"/>
+              <w:bottom w:val="single" w:color="808080" w:sz="4"/>
+              <w:right w:val="single" w:color="808080" w:sz="4"/>
+            </w:tcBorders>
+            <w:tcMar>
+              <w:top w:type="dxa" w:w="50"/>
+              <w:left w:type="dxa" w:w="90"/>
+              <w:bottom w:type="dxa" w:w="50"/>
+              <w:right w:type="dxa" w:w="90"/>
+            </w:tcMar>
+            <w:vAlign w:val="center"/>
+          </w:tcPr>
+          <w:p>
+            <w:pPr>
+              <w:spacing w:after="20" w:line="252"/>
+              <w:jc w:val="center"/>
+            </w:pPr>
+            <w:r>
+              <w:rPr>
+                <w:rFonts w:ascii="Times New Roman" w:cs="Times New Roman" w:eastAsia="Times New Roman" w:hAnsi="Times New Roman"/>
+                <w:sz w:val="18"/>
+                <w:szCs w:val="18"/>
+              </w:rPr>
+              <w:t xml:space="preserve">9</w:t>
+            </w:r>
+          </w:p>
+        </w:tc>
+        <w:tc>
+          <w:tcPr>
+            <w:tcW w:type="dxa" w:w="1200"/>
             <w:tcBorders>
               <w:top w:val="single" w:color="808080" w:sz="4"/>
               <w:left w:val="single" w:color="808080" w:sz="4"/>
@@ -12672,7 +13968,7 @@
         </w:tc>
         <w:tc>
           <w:tcPr>
-            <w:tcW w:type="dxa" w:w="3150"/>
+            <w:tcW w:type="dxa" w:w="2900"/>
             <w:tcBorders>
               <w:top w:val="single" w:color="808080" w:sz="4"/>
               <w:left w:val="single" w:color="808080" w:sz="4"/>
@@ -12704,7 +14000,7 @@
         </w:tc>
         <w:tc>
           <w:tcPr>
-            <w:tcW w:type="dxa" w:w="1800"/>
+            <w:tcW w:type="dxa" w:w="1700"/>
             <w:tcBorders>
               <w:top w:val="single" w:color="808080" w:sz="4"/>
               <w:left w:val="single" w:color="808080" w:sz="4"/>
@@ -12736,7 +14032,7 @@
         </w:tc>
         <w:tc>
           <w:tcPr>
-            <w:tcW w:type="dxa" w:w="2088"/>
+            <w:tcW w:type="dxa" w:w="1938"/>
             <w:tcBorders>
               <w:top w:val="single" w:color="808080" w:sz="4"/>
               <w:left w:val="single" w:color="808080" w:sz="4"/>
@@ -12805,7 +14101,7 @@
         </w:tc>
         <w:tc>
           <w:tcPr>
-            <w:tcW w:type="dxa" w:w="850"/>
+            <w:tcW w:type="dxa" w:w="800"/>
             <w:tcBorders>
               <w:top w:val="single" w:color="808080" w:sz="4"/>
               <w:left w:val="single" w:color="808080" w:sz="4"/>
@@ -12837,39 +14133,71 @@
         </w:tc>
         <w:tc>
           <w:tcPr>
-            <w:tcW w:type="dxa" w:w="1300"/>
-            <w:tcBorders>
-              <w:top w:val="single" w:color="808080" w:sz="4"/>
-              <w:left w:val="single" w:color="808080" w:sz="4"/>
-              <w:bottom w:val="single" w:color="808080" w:sz="4"/>
-              <w:right w:val="single" w:color="808080" w:sz="4"/>
-            </w:tcBorders>
-            <w:tcMar>
-              <w:top w:type="dxa" w:w="50"/>
-              <w:left w:type="dxa" w:w="90"/>
-              <w:bottom w:type="dxa" w:w="50"/>
-              <w:right w:type="dxa" w:w="90"/>
-            </w:tcMar>
-            <w:vAlign w:val="center"/>
-          </w:tcPr>
-          <w:p>
-            <w:pPr>
-              <w:spacing w:after="20" w:line="252"/>
-              <w:jc w:val="center"/>
-            </w:pPr>
-            <w:r>
-              <w:rPr>
-                <w:rFonts w:ascii="Times New Roman" w:cs="Times New Roman" w:eastAsia="Times New Roman" w:hAnsi="Times New Roman"/>
-                <w:sz w:val="18"/>
-                <w:szCs w:val="18"/>
-              </w:rPr>
-              <w:t xml:space="preserve">конкурс</w:t>
-            </w:r>
-          </w:p>
-        </w:tc>
-        <w:tc>
-          <w:tcPr>
-            <w:tcW w:type="dxa" w:w="3150"/>
+            <w:tcW w:type="dxa" w:w="650"/>
+            <w:tcBorders>
+              <w:top w:val="single" w:color="808080" w:sz="4"/>
+              <w:left w:val="single" w:color="808080" w:sz="4"/>
+              <w:bottom w:val="single" w:color="808080" w:sz="4"/>
+              <w:right w:val="single" w:color="808080" w:sz="4"/>
+            </w:tcBorders>
+            <w:tcMar>
+              <w:top w:type="dxa" w:w="50"/>
+              <w:left w:type="dxa" w:w="90"/>
+              <w:bottom w:type="dxa" w:w="50"/>
+              <w:right w:type="dxa" w:w="90"/>
+            </w:tcMar>
+            <w:vAlign w:val="center"/>
+          </w:tcPr>
+          <w:p>
+            <w:pPr>
+              <w:spacing w:after="20" w:line="252"/>
+              <w:jc w:val="center"/>
+            </w:pPr>
+            <w:r>
+              <w:rPr>
+                <w:rFonts w:ascii="Times New Roman" w:cs="Times New Roman" w:eastAsia="Times New Roman" w:hAnsi="Times New Roman"/>
+                <w:sz w:val="18"/>
+                <w:szCs w:val="18"/>
+              </w:rPr>
+              <w:t xml:space="preserve">9</w:t>
+            </w:r>
+          </w:p>
+        </w:tc>
+        <w:tc>
+          <w:tcPr>
+            <w:tcW w:type="dxa" w:w="1200"/>
+            <w:tcBorders>
+              <w:top w:val="single" w:color="808080" w:sz="4"/>
+              <w:left w:val="single" w:color="808080" w:sz="4"/>
+              <w:bottom w:val="single" w:color="808080" w:sz="4"/>
+              <w:right w:val="single" w:color="808080" w:sz="4"/>
+            </w:tcBorders>
+            <w:tcMar>
+              <w:top w:type="dxa" w:w="50"/>
+              <w:left w:type="dxa" w:w="90"/>
+              <w:bottom w:type="dxa" w:w="50"/>
+              <w:right w:type="dxa" w:w="90"/>
+            </w:tcMar>
+            <w:vAlign w:val="center"/>
+          </w:tcPr>
+          <w:p>
+            <w:pPr>
+              <w:spacing w:after="20" w:line="252"/>
+              <w:jc w:val="center"/>
+            </w:pPr>
+            <w:r>
+              <w:rPr>
+                <w:rFonts w:ascii="Times New Roman" w:cs="Times New Roman" w:eastAsia="Times New Roman" w:hAnsi="Times New Roman"/>
+                <w:sz w:val="18"/>
+                <w:szCs w:val="18"/>
+              </w:rPr>
+              <w:t xml:space="preserve">собрание</w:t>
+            </w:r>
+          </w:p>
+        </w:tc>
+        <w:tc>
+          <w:tcPr>
+            <w:tcW w:type="dxa" w:w="2900"/>
             <w:tcBorders>
               <w:top w:val="single" w:color="808080" w:sz="4"/>
               <w:left w:val="single" w:color="808080" w:sz="4"/>
@@ -12895,13 +14223,13 @@
                 <w:sz w:val="18"/>
                 <w:szCs w:val="18"/>
               </w:rPr>
-              <w:t xml:space="preserve">Итоговое занятие: подведение итогов года, награждение, планы на лето</w:t>
-            </w:r>
-          </w:p>
-        </w:tc>
-        <w:tc>
-          <w:tcPr>
-            <w:tcW w:type="dxa" w:w="1800"/>
+              <w:t xml:space="preserve">Итоговое занятие и собрание отряда: отчёт командира, подведение итогов года, награждение, планы на лето</w:t>
+            </w:r>
+          </w:p>
+        </w:tc>
+        <w:tc>
+          <w:tcPr>
+            <w:tcW w:type="dxa" w:w="1700"/>
             <w:tcBorders>
               <w:top w:val="single" w:color="808080" w:sz="4"/>
               <w:left w:val="single" w:color="808080" w:sz="4"/>
@@ -12933,7 +14261,7 @@
         </w:tc>
         <w:tc>
           <w:tcPr>
-            <w:tcW w:type="dxa" w:w="2088"/>
+            <w:tcW w:type="dxa" w:w="1938"/>
             <w:tcBorders>
               <w:top w:val="single" w:color="808080" w:sz="4"/>
               <w:left w:val="single" w:color="808080" w:sz="4"/>
@@ -13601,23 +14929,7 @@
           <w:sz w:val="24"/>
           <w:szCs w:val="24"/>
         </w:rPr>
-        <w:t xml:space="preserve">Программу реализует </w:t>
-      </w:r>
-      <w:r>
-        <w:rPr>
-          <w:rFonts w:ascii="Times New Roman" w:cs="Times New Roman" w:eastAsia="Times New Roman" w:hAnsi="Times New Roman"/>
-          <w:sz w:val="24"/>
-          <w:szCs w:val="24"/>
-        </w:rPr>
-        <w:t xml:space="preserve">Дёмин Александр Юрьевич</w:t>
-      </w:r>
-      <w:r>
-        <w:rPr>
-          <w:rFonts w:ascii="Times New Roman" w:cs="Times New Roman" w:eastAsia="Times New Roman" w:hAnsi="Times New Roman"/>
-          <w:sz w:val="24"/>
-          <w:szCs w:val="24"/>
-        </w:rPr>
-        <w:t xml:space="preserve">, преподаватель-организатор ОБЗР МБОУ СШ № 2 г. Лысково, имеющий опыт организации внеурочной деятельности и подготовки обучающихся к конкурсам. Практические занятия и акции проводятся совместно с сотрудником ОГИБДД МО МВД России «Лысковский», назначенным куратором отряда.</w:t>
+        <w:t xml:space="preserve">Программу реализует Дёмин Александр Юрьевич, преподаватель-организатор ОБЗР МБОУ СШ № 2 г. Лысково, имеющий опыт организации внеурочной деятельности и подготовки обучающихся к конкурсам. Практические занятия и акции проводятся совместно с сотрудником ОГИБДД МО МВД России «Лысковский», назначенным куратором отряда. Руководитель отряда назначается приказом директора школы и ведёт документацию отряда в соответствии с Положением.</w:t>
       </w:r>
     </w:p>
     <w:p>
@@ -14234,6 +15546,155 @@
           <w:szCs w:val="24"/>
         </w:rPr>
         <w:t xml:space="preserve"> — викторины, соревнования команд, ролевые игры; используются для активизации познавательной деятельности.</w:t>
+      </w:r>
+    </w:p>
+    <w:p>
+      <w:pPr>
+        <w:pStyle w:val="Heading3"/>
+        <w:keepNext/>
+        <w:spacing w:after="80" w:before="140"/>
+        <w:jc w:val="left"/>
+      </w:pPr>
+      <w:r>
+        <w:rPr>
+          <w:rFonts w:ascii="Times New Roman" w:cs="Times New Roman" w:eastAsia="Times New Roman" w:hAnsi="Times New Roman"/>
+          <w:b/>
+          <w:bCs/>
+          <w:i/>
+          <w:iCs/>
+          <w:sz w:val="24"/>
+          <w:szCs w:val="24"/>
+        </w:rPr>
+        <w:t xml:space="preserve">Документация и самоуправление отряда</w:t>
+      </w:r>
+    </w:p>
+    <w:p>
+      <w:pPr>
+        <w:spacing w:after="100" w:before="0" w:line="300"/>
+        <w:ind w:left="0" w:firstLine="567"/>
+        <w:jc w:val="both"/>
+      </w:pPr>
+      <w:r>
+        <w:rPr>
+          <w:rFonts w:ascii="Times New Roman" w:cs="Times New Roman" w:eastAsia="Times New Roman" w:hAnsi="Times New Roman"/>
+          <w:sz w:val="24"/>
+          <w:szCs w:val="24"/>
+        </w:rPr>
+        <w:t xml:space="preserve">Документация отряда ведётся в соответствии с разделом 3 Положения об отряде ЮИД и включает:</w:t>
+      </w:r>
+    </w:p>
+    <w:p>
+      <w:pPr>
+        <w:pStyle w:val="ListParagraph"/>
+        <w:numPr>
+          <w:ilvl w:val="0"/>
+          <w:numId w:val="3"/>
+        </w:numPr>
+        <w:spacing w:after="60" w:line="288"/>
+        <w:jc w:val="both"/>
+      </w:pPr>
+      <w:r>
+        <w:rPr>
+          <w:rFonts w:ascii="Times New Roman" w:cs="Times New Roman" w:eastAsia="Times New Roman" w:hAnsi="Times New Roman"/>
+          <w:sz w:val="24"/>
+          <w:szCs w:val="24"/>
+        </w:rPr>
+        <w:t xml:space="preserve">приказ о создании отряда и назначении руководителя, список и паспорт отряда, план работы на учебный год;</w:t>
+      </w:r>
+    </w:p>
+    <w:p>
+      <w:pPr>
+        <w:pStyle w:val="ListParagraph"/>
+        <w:numPr>
+          <w:ilvl w:val="0"/>
+          <w:numId w:val="3"/>
+        </w:numPr>
+        <w:spacing w:after="60" w:line="288"/>
+        <w:jc w:val="both"/>
+      </w:pPr>
+      <w:r>
+        <w:rPr>
+          <w:rFonts w:ascii="Times New Roman" w:cs="Times New Roman" w:eastAsia="Times New Roman" w:hAnsi="Times New Roman"/>
+          <w:sz w:val="24"/>
+          <w:szCs w:val="24"/>
+        </w:rPr>
+        <w:t xml:space="preserve">протоколы собраний отряда (сентябрь — выбор командира и план работы; май — отчёт командира и итоги года);</w:t>
+      </w:r>
+    </w:p>
+    <w:p>
+      <w:pPr>
+        <w:pStyle w:val="ListParagraph"/>
+        <w:numPr>
+          <w:ilvl w:val="0"/>
+          <w:numId w:val="3"/>
+        </w:numPr>
+        <w:spacing w:after="60" w:line="288"/>
+        <w:jc w:val="both"/>
+      </w:pPr>
+      <w:r>
+        <w:rPr>
+          <w:rFonts w:ascii="Times New Roman" w:cs="Times New Roman" w:eastAsia="Times New Roman" w:hAnsi="Times New Roman"/>
+          <w:sz w:val="24"/>
+          <w:szCs w:val="24"/>
+        </w:rPr>
+        <w:t xml:space="preserve">журнал посещаемости и журнал инструктажей по технике безопасности;</w:t>
+      </w:r>
+    </w:p>
+    <w:p>
+      <w:pPr>
+        <w:pStyle w:val="ListParagraph"/>
+        <w:numPr>
+          <w:ilvl w:val="0"/>
+          <w:numId w:val="3"/>
+        </w:numPr>
+        <w:spacing w:after="60" w:line="288"/>
+        <w:jc w:val="both"/>
+      </w:pPr>
+      <w:r>
+        <w:rPr>
+          <w:rFonts w:ascii="Times New Roman" w:cs="Times New Roman" w:eastAsia="Times New Roman" w:hAnsi="Times New Roman"/>
+          <w:sz w:val="24"/>
+          <w:szCs w:val="24"/>
+        </w:rPr>
+        <w:t xml:space="preserve">заявления и согласия родителей (законных представителей), в том числе на регистрацию на ЮИДРОССИИ.РФ и публикацию фото- и видеоматериалов;</w:t>
+      </w:r>
+    </w:p>
+    <w:p>
+      <w:pPr>
+        <w:pStyle w:val="ListParagraph"/>
+        <w:numPr>
+          <w:ilvl w:val="0"/>
+          <w:numId w:val="3"/>
+        </w:numPr>
+        <w:spacing w:after="60" w:line="288"/>
+        <w:jc w:val="both"/>
+      </w:pPr>
+      <w:r>
+        <w:rPr>
+          <w:rFonts w:ascii="Times New Roman" w:cs="Times New Roman" w:eastAsia="Times New Roman" w:hAnsi="Times New Roman"/>
+          <w:sz w:val="24"/>
+          <w:szCs w:val="24"/>
+        </w:rPr>
+        <w:t xml:space="preserve">фото- и видеолетопись, портфолио достижений отряда (с согласия родителей);</w:t>
+      </w:r>
+    </w:p>
+    <w:p>
+      <w:pPr>
+        <w:pStyle w:val="ListParagraph"/>
+        <w:numPr>
+          <w:ilvl w:val="0"/>
+          <w:numId w:val="3"/>
+        </w:numPr>
+        <w:spacing w:after="60" w:line="288"/>
+        <w:jc w:val="both"/>
+      </w:pPr>
+      <w:r>
+        <w:rPr>
+          <w:rFonts w:ascii="Times New Roman" w:cs="Times New Roman" w:eastAsia="Times New Roman" w:hAnsi="Times New Roman"/>
+          <w:sz w:val="24"/>
+          <w:szCs w:val="24"/>
+        </w:rPr>
+        <w:t xml:space="preserve">Кодекс этики, Клятва члена отряда ЮИД и сценарный план церемонии приёма (приложения к Положению).</w:t>
       </w:r>
     </w:p>
     <w:p>
@@ -15922,26 +17383,6 @@
     </w:p>
     <w:p>
       <w:pPr>
-        <w:pStyle w:val="Heading3"/>
-        <w:keepNext/>
-        <w:spacing w:after="80" w:before="140"/>
-        <w:jc w:val="left"/>
-      </w:pPr>
-      <w:r>
-        <w:rPr>
-          <w:rFonts w:ascii="Times New Roman" w:cs="Times New Roman" w:eastAsia="Times New Roman" w:hAnsi="Times New Roman"/>
-          <w:b/>
-          <w:bCs/>
-          <w:i/>
-          <w:iCs/>
-          <w:sz w:val="24"/>
-          <w:szCs w:val="24"/>
-        </w:rPr>
-        <w:t xml:space="preserve">Направления воспитательной работы</w:t>
-      </w:r>
-    </w:p>
-    <w:p>
-      <w:pPr>
         <w:pStyle w:val="ListParagraph"/>
         <w:numPr>
           <w:ilvl w:val="0"/>
@@ -15953,20 +17394,30 @@
       <w:r>
         <w:rPr>
           <w:rFonts w:ascii="Times New Roman" w:cs="Times New Roman" w:eastAsia="Times New Roman" w:hAnsi="Times New Roman"/>
+          <w:sz w:val="24"/>
+          <w:szCs w:val="24"/>
+        </w:rPr>
+        <w:t xml:space="preserve">приобщать к ценностям и традициям движения ЮИД: Кодексу этики, Клятве члена отряда, самоуправлению и взаимопомощи.</w:t>
+      </w:r>
+    </w:p>
+    <w:p>
+      <w:pPr>
+        <w:pStyle w:val="Heading3"/>
+        <w:keepNext/>
+        <w:spacing w:after="80" w:before="140"/>
+        <w:jc w:val="left"/>
+      </w:pPr>
+      <w:r>
+        <w:rPr>
+          <w:rFonts w:ascii="Times New Roman" w:cs="Times New Roman" w:eastAsia="Times New Roman" w:hAnsi="Times New Roman"/>
           <w:b/>
           <w:bCs/>
-          <w:sz w:val="24"/>
-          <w:szCs w:val="24"/>
-        </w:rPr>
-        <w:t xml:space="preserve">Гражданско-патриотическое:</w:t>
-      </w:r>
-      <w:r>
-        <w:rPr>
-          <w:rFonts w:ascii="Times New Roman" w:cs="Times New Roman" w:eastAsia="Times New Roman" w:hAnsi="Times New Roman"/>
-          <w:sz w:val="24"/>
-          <w:szCs w:val="24"/>
-        </w:rPr>
-        <w:t xml:space="preserve"> участие в акциях памяти жертв ДТП, общешкольных мероприятиях ко Дню Победы и другим памятным датам;</w:t>
+          <w:i/>
+          <w:iCs/>
+          <w:sz w:val="24"/>
+          <w:szCs w:val="24"/>
+        </w:rPr>
+        <w:t xml:space="preserve">Направления воспитательной работы</w:t>
       </w:r>
     </w:p>
     <w:p>
@@ -15987,15 +17438,15 @@
           <w:sz w:val="24"/>
           <w:szCs w:val="24"/>
         </w:rPr>
-        <w:t xml:space="preserve">Духовно-нравственное:</w:t>
-      </w:r>
-      <w:r>
-        <w:rPr>
-          <w:rFonts w:ascii="Times New Roman" w:cs="Times New Roman" w:eastAsia="Times New Roman" w:hAnsi="Times New Roman"/>
-          <w:sz w:val="24"/>
-          <w:szCs w:val="24"/>
-        </w:rPr>
-        <w:t xml:space="preserve"> обсуждение реальных историй, формирование эмпатии и ответственности за последствия своих действий;</w:t>
+        <w:t xml:space="preserve">Гражданско-патриотическое:</w:t>
+      </w:r>
+      <w:r>
+        <w:rPr>
+          <w:rFonts w:ascii="Times New Roman" w:cs="Times New Roman" w:eastAsia="Times New Roman" w:hAnsi="Times New Roman"/>
+          <w:sz w:val="24"/>
+          <w:szCs w:val="24"/>
+        </w:rPr>
+        <w:t xml:space="preserve"> торжественное принятие Клятвы члена отряда ЮИД, участие в акциях памяти жертв ДТП, общешкольных мероприятиях ко Дню Победы и другим памятным датам;</w:t>
       </w:r>
     </w:p>
     <w:p>
@@ -16016,15 +17467,15 @@
           <w:sz w:val="24"/>
           <w:szCs w:val="24"/>
         </w:rPr>
-        <w:t xml:space="preserve">Социальное и трудовое:</w:t>
-      </w:r>
-      <w:r>
-        <w:rPr>
-          <w:rFonts w:ascii="Times New Roman" w:cs="Times New Roman" w:eastAsia="Times New Roman" w:hAnsi="Times New Roman"/>
-          <w:sz w:val="24"/>
-          <w:szCs w:val="24"/>
-        </w:rPr>
-        <w:t xml:space="preserve"> шефская работа с младшими школьниками, изготовление памяток и наглядных пособий для школы;</w:t>
+        <w:t xml:space="preserve">Духовно-нравственное:</w:t>
+      </w:r>
+      <w:r>
+        <w:rPr>
+          <w:rFonts w:ascii="Times New Roman" w:cs="Times New Roman" w:eastAsia="Times New Roman" w:hAnsi="Times New Roman"/>
+          <w:sz w:val="24"/>
+          <w:szCs w:val="24"/>
+        </w:rPr>
+        <w:t xml:space="preserve"> обсуждение реальных историй, формирование эмпатии и ответственности за последствия своих действий;</w:t>
       </w:r>
     </w:p>
     <w:p>
@@ -16045,15 +17496,15 @@
           <w:sz w:val="24"/>
           <w:szCs w:val="24"/>
         </w:rPr>
-        <w:t xml:space="preserve">Физическое и здоровьесберегающее:</w:t>
-      </w:r>
-      <w:r>
-        <w:rPr>
-          <w:rFonts w:ascii="Times New Roman" w:cs="Times New Roman" w:eastAsia="Times New Roman" w:hAnsi="Times New Roman"/>
-          <w:sz w:val="24"/>
-          <w:szCs w:val="24"/>
-        </w:rPr>
-        <w:t xml:space="preserve"> фигурное вождение, спортивные формы занятий, пропаганда здорового образа жизни;</w:t>
+        <w:t xml:space="preserve">Социальное и трудовое:</w:t>
+      </w:r>
+      <w:r>
+        <w:rPr>
+          <w:rFonts w:ascii="Times New Roman" w:cs="Times New Roman" w:eastAsia="Times New Roman" w:hAnsi="Times New Roman"/>
+          <w:sz w:val="24"/>
+          <w:szCs w:val="24"/>
+        </w:rPr>
+        <w:t xml:space="preserve"> шефская работа с младшими школьниками, изготовление памяток и наглядных пособий для школы;</w:t>
       </w:r>
     </w:p>
     <w:p>
@@ -16074,105 +17525,15 @@
           <w:sz w:val="24"/>
           <w:szCs w:val="24"/>
         </w:rPr>
-        <w:t xml:space="preserve">Познавательное:</w:t>
-      </w:r>
-      <w:r>
-        <w:rPr>
-          <w:rFonts w:ascii="Times New Roman" w:cs="Times New Roman" w:eastAsia="Times New Roman" w:hAnsi="Times New Roman"/>
-          <w:sz w:val="24"/>
-          <w:szCs w:val="24"/>
-        </w:rPr>
-        <w:t xml:space="preserve"> конкурсы, олимпиады, проекты по безопасности дорожного движения.</w:t>
-      </w:r>
-    </w:p>
-    <w:p>
-      <w:pPr>
-        <w:pStyle w:val="Heading3"/>
-        <w:keepNext/>
-        <w:spacing w:after="80" w:before="140"/>
-        <w:jc w:val="left"/>
-      </w:pPr>
-      <w:r>
-        <w:rPr>
-          <w:rFonts w:ascii="Times New Roman" w:cs="Times New Roman" w:eastAsia="Times New Roman" w:hAnsi="Times New Roman"/>
-          <w:b/>
-          <w:bCs/>
-          <w:i/>
-          <w:iCs/>
-          <w:sz w:val="24"/>
-          <w:szCs w:val="24"/>
-        </w:rPr>
-        <w:t xml:space="preserve">Формы и методы</w:t>
-      </w:r>
-    </w:p>
-    <w:p>
-      <w:pPr>
-        <w:spacing w:after="100" w:before="0" w:line="300"/>
-        <w:ind w:left="0" w:firstLine="567"/>
-        <w:jc w:val="both"/>
-      </w:pPr>
-      <w:r>
-        <w:rPr>
-          <w:rFonts w:ascii="Times New Roman" w:cs="Times New Roman" w:eastAsia="Times New Roman" w:hAnsi="Times New Roman"/>
-          <w:sz w:val="24"/>
-          <w:szCs w:val="24"/>
-        </w:rPr>
-        <w:t xml:space="preserve">Беседы и дискуссии, акции и флешмобы, шефские занятия, встречи с сотрудниками Госавтоинспекции, конкурсы и соревнования, проекты, коллективные творческие дела; методы стимулирования — благодарственные письма, грамоты и отметки достижений в портфолио, публикация итогов мероприятий на сайте и в сообществе школы (с соблюдением Федерального закона № 152-ФЗ «О персональных данных»).</w:t>
-      </w:r>
-    </w:p>
-    <w:p>
-      <w:pPr>
-        <w:pStyle w:val="Heading3"/>
-        <w:keepNext/>
-        <w:spacing w:after="80" w:before="140"/>
-        <w:jc w:val="left"/>
-      </w:pPr>
-      <w:r>
-        <w:rPr>
-          <w:rFonts w:ascii="Times New Roman" w:cs="Times New Roman" w:eastAsia="Times New Roman" w:hAnsi="Times New Roman"/>
-          <w:b/>
-          <w:bCs/>
-          <w:i/>
-          <w:iCs/>
-          <w:sz w:val="24"/>
-          <w:szCs w:val="24"/>
-        </w:rPr>
-        <w:t xml:space="preserve">Работа с родителями</w:t>
-      </w:r>
-    </w:p>
-    <w:p>
-      <w:pPr>
-        <w:spacing w:after="100" w:before="0" w:line="300"/>
-        <w:ind w:left="0" w:firstLine="567"/>
-        <w:jc w:val="both"/>
-      </w:pPr>
-      <w:r>
-        <w:rPr>
-          <w:rFonts w:ascii="Times New Roman" w:cs="Times New Roman" w:eastAsia="Times New Roman" w:hAnsi="Times New Roman"/>
-          <w:sz w:val="24"/>
-          <w:szCs w:val="24"/>
-        </w:rPr>
-        <w:t xml:space="preserve">Родители (законные представители) информируются о целях и режиме работы отряда, дают письменное согласие на участие ребёнка и на публикацию фото- и видеоматериалов, приглашаются на итоговые мероприятия; им предлагаются памятки «Как вести себя на дороге с ребёнком» и «Ребёнок в автомобиле» (подготовленные отрядом).</w:t>
-      </w:r>
-    </w:p>
-    <w:p>
-      <w:pPr>
-        <w:pStyle w:val="Heading3"/>
-        <w:keepNext/>
-        <w:spacing w:after="80" w:before="140"/>
-        <w:jc w:val="left"/>
-      </w:pPr>
-      <w:r>
-        <w:rPr>
-          <w:rFonts w:ascii="Times New Roman" w:cs="Times New Roman" w:eastAsia="Times New Roman" w:hAnsi="Times New Roman"/>
-          <w:b/>
-          <w:bCs/>
-          <w:i/>
-          <w:iCs/>
-          <w:sz w:val="24"/>
-          <w:szCs w:val="24"/>
-        </w:rPr>
-        <w:t xml:space="preserve">Планируемые результаты воспитания</w:t>
+        <w:t xml:space="preserve">Физическое и здоровьесберегающее:</w:t>
+      </w:r>
+      <w:r>
+        <w:rPr>
+          <w:rFonts w:ascii="Times New Roman" w:cs="Times New Roman" w:eastAsia="Times New Roman" w:hAnsi="Times New Roman"/>
+          <w:sz w:val="24"/>
+          <w:szCs w:val="24"/>
+        </w:rPr>
+        <w:t xml:space="preserve"> фигурное вождение, спортивные формы занятий, пропаганда здорового образа жизни;</w:t>
       </w:r>
     </w:p>
     <w:p>
@@ -16188,10 +17549,110 @@
       <w:r>
         <w:rPr>
           <w:rFonts w:ascii="Times New Roman" w:cs="Times New Roman" w:eastAsia="Times New Roman" w:hAnsi="Times New Roman"/>
-          <w:sz w:val="24"/>
-          <w:szCs w:val="24"/>
-        </w:rPr>
-        <w:t xml:space="preserve">обучающиеся принимают участие не менее чем в трёх акциях или мероприятиях в течение года;</w:t>
+          <w:b/>
+          <w:bCs/>
+          <w:sz w:val="24"/>
+          <w:szCs w:val="24"/>
+        </w:rPr>
+        <w:t xml:space="preserve">Познавательное:</w:t>
+      </w:r>
+      <w:r>
+        <w:rPr>
+          <w:rFonts w:ascii="Times New Roman" w:cs="Times New Roman" w:eastAsia="Times New Roman" w:hAnsi="Times New Roman"/>
+          <w:sz w:val="24"/>
+          <w:szCs w:val="24"/>
+        </w:rPr>
+        <w:t xml:space="preserve"> конкурсы, олимпиады, проекты по безопасности дорожного движения.</w:t>
+      </w:r>
+    </w:p>
+    <w:p>
+      <w:pPr>
+        <w:pStyle w:val="Heading3"/>
+        <w:keepNext/>
+        <w:spacing w:after="80" w:before="140"/>
+        <w:jc w:val="left"/>
+      </w:pPr>
+      <w:r>
+        <w:rPr>
+          <w:rFonts w:ascii="Times New Roman" w:cs="Times New Roman" w:eastAsia="Times New Roman" w:hAnsi="Times New Roman"/>
+          <w:b/>
+          <w:bCs/>
+          <w:i/>
+          <w:iCs/>
+          <w:sz w:val="24"/>
+          <w:szCs w:val="24"/>
+        </w:rPr>
+        <w:t xml:space="preserve">Формы и методы</w:t>
+      </w:r>
+    </w:p>
+    <w:p>
+      <w:pPr>
+        <w:spacing w:after="100" w:before="0" w:line="300"/>
+        <w:ind w:left="0" w:firstLine="567"/>
+        <w:jc w:val="both"/>
+      </w:pPr>
+      <w:r>
+        <w:rPr>
+          <w:rFonts w:ascii="Times New Roman" w:cs="Times New Roman" w:eastAsia="Times New Roman" w:hAnsi="Times New Roman"/>
+          <w:sz w:val="24"/>
+          <w:szCs w:val="24"/>
+        </w:rPr>
+        <w:t xml:space="preserve">Беседы и дискуссии, акции и флешмобы, шефские занятия, встречи с сотрудниками Госавтоинспекции, конкурсы и соревнования, проекты, коллективные творческие дела; методы стимулирования — благодарственные письма, грамоты и отметки достижений в портфолио, публикация итогов мероприятий на сайте и в сообществе школы (с соблюдением Федерального закона № 152-ФЗ «О персональных данных»).</w:t>
+      </w:r>
+    </w:p>
+    <w:p>
+      <w:pPr>
+        <w:pStyle w:val="Heading3"/>
+        <w:keepNext/>
+        <w:spacing w:after="80" w:before="140"/>
+        <w:jc w:val="left"/>
+      </w:pPr>
+      <w:r>
+        <w:rPr>
+          <w:rFonts w:ascii="Times New Roman" w:cs="Times New Roman" w:eastAsia="Times New Roman" w:hAnsi="Times New Roman"/>
+          <w:b/>
+          <w:bCs/>
+          <w:i/>
+          <w:iCs/>
+          <w:sz w:val="24"/>
+          <w:szCs w:val="24"/>
+        </w:rPr>
+        <w:t xml:space="preserve">Работа с родителями</w:t>
+      </w:r>
+    </w:p>
+    <w:p>
+      <w:pPr>
+        <w:spacing w:after="100" w:before="0" w:line="300"/>
+        <w:ind w:left="0" w:firstLine="567"/>
+        <w:jc w:val="both"/>
+      </w:pPr>
+      <w:r>
+        <w:rPr>
+          <w:rFonts w:ascii="Times New Roman" w:cs="Times New Roman" w:eastAsia="Times New Roman" w:hAnsi="Times New Roman"/>
+          <w:sz w:val="24"/>
+          <w:szCs w:val="24"/>
+        </w:rPr>
+        <w:t xml:space="preserve">Родители (законные представители) информируются о целях и режиме работы отряда, дают письменное согласие на участие ребёнка, регистрацию на сайте ЮИДРОССИИ.РФ и публикацию фото- и видеоматериалов, приглашаются на итоговые мероприятия; им предлагаются памятки «Как вести себя на дороге с ребёнком» и «Ребёнок в автомобиле» (подготовленные отрядом).</w:t>
+      </w:r>
+    </w:p>
+    <w:p>
+      <w:pPr>
+        <w:pStyle w:val="Heading3"/>
+        <w:keepNext/>
+        <w:spacing w:after="80" w:before="140"/>
+        <w:jc w:val="left"/>
+      </w:pPr>
+      <w:r>
+        <w:rPr>
+          <w:rFonts w:ascii="Times New Roman" w:cs="Times New Roman" w:eastAsia="Times New Roman" w:hAnsi="Times New Roman"/>
+          <w:b/>
+          <w:bCs/>
+          <w:i/>
+          <w:iCs/>
+          <w:sz w:val="24"/>
+          <w:szCs w:val="24"/>
+        </w:rPr>
+        <w:t xml:space="preserve">Планируемые результаты воспитания</w:t>
       </w:r>
     </w:p>
     <w:p>
@@ -16210,7 +17671,7 @@
           <w:sz w:val="24"/>
           <w:szCs w:val="24"/>
         </w:rPr>
-        <w:t xml:space="preserve">каждый обучающийся выполняет роль организатора или наставника хотя бы в одном мероприятии;</w:t>
+        <w:t xml:space="preserve">обучающиеся принимают участие не менее чем в трёх акциях или мероприятиях в течение года;</w:t>
       </w:r>
     </w:p>
     <w:p>
@@ -16229,7 +17690,7 @@
           <w:sz w:val="24"/>
           <w:szCs w:val="24"/>
         </w:rPr>
-        <w:t xml:space="preserve">отсутствие нарушений обучающимися Правил дорожного движения, выявленных в рамках школьного мониторинга;</w:t>
+        <w:t xml:space="preserve">каждый обучающийся выполняет роль организатора или наставника хотя бы в одном мероприятии;</w:t>
       </w:r>
     </w:p>
     <w:p>
@@ -16248,6 +17709,25 @@
           <w:sz w:val="24"/>
           <w:szCs w:val="24"/>
         </w:rPr>
+        <w:t xml:space="preserve">отсутствие нарушений обучающимися Правил дорожного движения, выявленных в рамках школьного мониторинга;</w:t>
+      </w:r>
+    </w:p>
+    <w:p>
+      <w:pPr>
+        <w:pStyle w:val="ListParagraph"/>
+        <w:numPr>
+          <w:ilvl w:val="0"/>
+          <w:numId w:val="3"/>
+        </w:numPr>
+        <w:spacing w:after="60" w:line="288"/>
+        <w:jc w:val="both"/>
+      </w:pPr>
+      <w:r>
+        <w:rPr>
+          <w:rFonts w:ascii="Times New Roman" w:cs="Times New Roman" w:eastAsia="Times New Roman" w:hAnsi="Times New Roman"/>
+          <w:sz w:val="24"/>
+          <w:szCs w:val="24"/>
+        </w:rPr>
         <w:t xml:space="preserve">положительная динамика самооценки ответственности и безопасного поведения (по итогам анкетирования в начале и конце года).</w:t>
       </w:r>
     </w:p>
@@ -16283,7 +17763,7 @@
           <w:sz w:val="24"/>
           <w:szCs w:val="24"/>
         </w:rPr>
-        <w:t xml:space="preserve">Анализ осуществляется педагогом на основе наблюдения, бесед, анкетирования и портфолио обучающихся; результаты обсуждаются на итоговом сборе отряда (май) и учитываются при планировании на следующий год.</w:t>
+        <w:t xml:space="preserve">Анализ осуществляется педагогом на основе наблюдения, бесед, анкетирования и портфолио обучающихся; результаты обсуждаются на итоговом собрании отряда (май) и учитываются при планировании на следующий год.</w:t>
       </w:r>
     </w:p>
     <w:p>
@@ -16532,7 +18012,7 @@
                 <w:sz w:val="19"/>
                 <w:szCs w:val="19"/>
               </w:rPr>
-              <w:t xml:space="preserve">Сбор отряда: знакомство, выбор командира и штаба, принятие Обещания юного инспектора</w:t>
+              <w:t xml:space="preserve">Первое собрание отряда: знакомство, выбор командира и штаба, названия, девиза и эмблемы; регистрация на ЮИДРОССИИ.РФ</w:t>
             </w:r>
           </w:p>
         </w:tc>
@@ -16564,7 +18044,7 @@
                 <w:sz w:val="19"/>
                 <w:szCs w:val="19"/>
               </w:rPr>
-              <w:t xml:space="preserve">Сбор</w:t>
+              <w:t xml:space="preserve">Собрание</w:t>
             </w:r>
           </w:p>
         </w:tc>
@@ -16665,7 +18145,7 @@
                 <w:sz w:val="19"/>
                 <w:szCs w:val="19"/>
               </w:rPr>
-              <w:t xml:space="preserve">Профилактическая акция «Безопасная дорога в школу»: памятки и схемы безопасных маршрутов для учащихся</w:t>
+              <w:t xml:space="preserve">Торжественная церемония принятия Клятвы члена отряда ЮИД (24.09) с участием куратора от Госавтоинспекции</w:t>
             </w:r>
           </w:p>
         </w:tc>
@@ -16697,7 +18177,7 @@
                 <w:sz w:val="19"/>
                 <w:szCs w:val="19"/>
               </w:rPr>
-              <w:t xml:space="preserve">Информационная акция</w:t>
+              <w:t xml:space="preserve">Церемония</w:t>
             </w:r>
           </w:p>
         </w:tc>
@@ -16729,7 +18209,7 @@
                 <w:sz w:val="19"/>
                 <w:szCs w:val="19"/>
               </w:rPr>
-              <w:t xml:space="preserve">Отряд ЮИД</w:t>
+              <w:t xml:space="preserve">Руководитель, ОГИБДД</w:t>
             </w:r>
           </w:p>
         </w:tc>
@@ -16766,7 +18246,7 @@
                 <w:sz w:val="19"/>
                 <w:szCs w:val="19"/>
               </w:rPr>
-              <w:t xml:space="preserve">Октябрь</w:t>
+              <w:t xml:space="preserve">Сентябрь</w:t>
             </w:r>
           </w:p>
         </w:tc>
@@ -16798,7 +18278,7 @@
                 <w:sz w:val="19"/>
                 <w:szCs w:val="19"/>
               </w:rPr>
-              <w:t xml:space="preserve">Участие в едином разводе отрядов ЮИД, посвящённом месячнику безопасности дорожного движения (по приглашению ОГИБДД)</w:t>
+              <w:t xml:space="preserve">Профилактическая акция «Безопасная дорога в школу»: памятки и схемы безопасных маршрутов для учащихся</w:t>
             </w:r>
           </w:p>
         </w:tc>
@@ -16830,7 +18310,7 @@
                 <w:sz w:val="19"/>
                 <w:szCs w:val="19"/>
               </w:rPr>
-              <w:t xml:space="preserve">Массовое мероприятие</w:t>
+              <w:t xml:space="preserve">Информационная акция</w:t>
             </w:r>
           </w:p>
         </w:tc>
@@ -16862,7 +18342,7 @@
                 <w:sz w:val="19"/>
                 <w:szCs w:val="19"/>
               </w:rPr>
-              <w:t xml:space="preserve">Руководитель, ОГИБДД</w:t>
+              <w:t xml:space="preserve">Отряд ЮИД</w:t>
             </w:r>
           </w:p>
         </w:tc>
@@ -16931,7 +18411,7 @@
                 <w:sz w:val="19"/>
                 <w:szCs w:val="19"/>
               </w:rPr>
-              <w:t xml:space="preserve">Акция «Стань заметным!»: вручение пешеходам светоотражающих элементов (проведена 22.10.2026)</w:t>
+              <w:t xml:space="preserve">Участие в едином разводе отрядов ЮИД, посвящённом месячнику безопасности дорожного движения (по приглашению ОГИБДД)</w:t>
             </w:r>
           </w:p>
         </w:tc>
@@ -16963,7 +18443,7 @@
                 <w:sz w:val="19"/>
                 <w:szCs w:val="19"/>
               </w:rPr>
-              <w:t xml:space="preserve">Акция совместно с Госавтоинспекцией</w:t>
+              <w:t xml:space="preserve">Массовое мероприятие</w:t>
             </w:r>
           </w:p>
         </w:tc>
@@ -16995,7 +18475,7 @@
                 <w:sz w:val="19"/>
                 <w:szCs w:val="19"/>
               </w:rPr>
-              <w:t xml:space="preserve">Отряд ЮИД, ОГИБДД</w:t>
+              <w:t xml:space="preserve">Руководитель, ОГИБДД</w:t>
             </w:r>
           </w:p>
         </w:tc>
@@ -17032,7 +18512,7 @@
                 <w:sz w:val="19"/>
                 <w:szCs w:val="19"/>
               </w:rPr>
-              <w:t xml:space="preserve">Октябрь — ноябрь</w:t>
+              <w:t xml:space="preserve">Октябрь</w:t>
             </w:r>
           </w:p>
         </w:tc>
@@ -17064,7 +18544,7 @@
                 <w:sz w:val="19"/>
                 <w:szCs w:val="19"/>
               </w:rPr>
-              <w:t xml:space="preserve">Онлайн-олимпиада «Безопасные дороги» (платформа Учи.ру)</w:t>
+              <w:t xml:space="preserve">Акция «Стань заметным!»: вручение пешеходам светоотражающих элементов (проведена 22.10.2026)</w:t>
             </w:r>
           </w:p>
         </w:tc>
@@ -17096,7 +18576,7 @@
                 <w:sz w:val="19"/>
                 <w:szCs w:val="19"/>
               </w:rPr>
-              <w:t xml:space="preserve">Олимпиада</w:t>
+              <w:t xml:space="preserve">Акция совместно с Госавтоинспекцией</w:t>
             </w:r>
           </w:p>
         </w:tc>
@@ -17128,7 +18608,7 @@
                 <w:sz w:val="19"/>
                 <w:szCs w:val="19"/>
               </w:rPr>
-              <w:t xml:space="preserve">Руководитель, классные руководители</w:t>
+              <w:t xml:space="preserve">Отряд ЮИД, ОГИБДД</w:t>
             </w:r>
           </w:p>
         </w:tc>
@@ -17165,7 +18645,7 @@
                 <w:sz w:val="19"/>
                 <w:szCs w:val="19"/>
               </w:rPr>
-              <w:t xml:space="preserve">Ноябрь</w:t>
+              <w:t xml:space="preserve">Октябрь — ноябрь</w:t>
             </w:r>
           </w:p>
         </w:tc>
@@ -17197,7 +18677,7 @@
                 <w:sz w:val="19"/>
                 <w:szCs w:val="19"/>
               </w:rPr>
-              <w:t xml:space="preserve">Всемирный день памяти жертв ДТП (третье воскресенье ноября — 15.11.2026): информационно-пропагандистская акция памяти</w:t>
+              <w:t xml:space="preserve">Онлайн-олимпиада «Безопасные дороги» (платформа Учи.ру)</w:t>
             </w:r>
           </w:p>
         </w:tc>
@@ -17229,7 +18709,7 @@
                 <w:sz w:val="19"/>
                 <w:szCs w:val="19"/>
               </w:rPr>
-              <w:t xml:space="preserve">Акция памяти</w:t>
+              <w:t xml:space="preserve">Олимпиада</w:t>
             </w:r>
           </w:p>
         </w:tc>
@@ -17261,7 +18741,7 @@
                 <w:sz w:val="19"/>
                 <w:szCs w:val="19"/>
               </w:rPr>
-              <w:t xml:space="preserve">Отряд ЮИД, ОГИБДД</w:t>
+              <w:t xml:space="preserve">Руководитель, классные руководители</w:t>
             </w:r>
           </w:p>
         </w:tc>
@@ -17298,7 +18778,7 @@
                 <w:sz w:val="19"/>
                 <w:szCs w:val="19"/>
               </w:rPr>
-              <w:t xml:space="preserve">Декабрь</w:t>
+              <w:t xml:space="preserve">Ноябрь</w:t>
             </w:r>
           </w:p>
         </w:tc>
@@ -17330,7 +18810,7 @@
                 <w:sz w:val="19"/>
                 <w:szCs w:val="19"/>
               </w:rPr>
-              <w:t xml:space="preserve">Профилактика «Безопасные зимние каникулы»: выпуск памяток, выступление агитбригады</w:t>
+              <w:t xml:space="preserve">Всемирный день памяти жертв ДТП (третье воскресенье ноября — 15.11.2026): информационно-пропагандистская акция памяти</w:t>
             </w:r>
           </w:p>
         </w:tc>
@@ -17362,7 +18842,7 @@
                 <w:sz w:val="19"/>
                 <w:szCs w:val="19"/>
               </w:rPr>
-              <w:t xml:space="preserve">Профилактика</w:t>
+              <w:t xml:space="preserve">Акция памяти</w:t>
             </w:r>
           </w:p>
         </w:tc>
@@ -17394,7 +18874,7 @@
                 <w:sz w:val="19"/>
                 <w:szCs w:val="19"/>
               </w:rPr>
-              <w:t xml:space="preserve">Отряд ЮИД</w:t>
+              <w:t xml:space="preserve">Отряд ЮИД, ОГИБДД</w:t>
             </w:r>
           </w:p>
         </w:tc>
@@ -17431,7 +18911,7 @@
                 <w:sz w:val="19"/>
                 <w:szCs w:val="19"/>
               </w:rPr>
-              <w:t xml:space="preserve">Январь</w:t>
+              <w:t xml:space="preserve">Декабрь</w:t>
             </w:r>
           </w:p>
         </w:tc>
@@ -17463,7 +18943,7 @@
                 <w:sz w:val="19"/>
                 <w:szCs w:val="19"/>
               </w:rPr>
-              <w:t xml:space="preserve">Практикумы по первой помощи; «Минутки безопасности» для учащихся 5–7 классов</w:t>
+              <w:t xml:space="preserve">Профилактика «Безопасные зимние каникулы»: выпуск памяток, выступление агитбригады</w:t>
             </w:r>
           </w:p>
         </w:tc>
@@ -17495,7 +18975,7 @@
                 <w:sz w:val="19"/>
                 <w:szCs w:val="19"/>
               </w:rPr>
-              <w:t xml:space="preserve">Практикумы, информирование</w:t>
+              <w:t xml:space="preserve">Профилактика</w:t>
             </w:r>
           </w:p>
         </w:tc>
@@ -17564,7 +19044,7 @@
                 <w:sz w:val="19"/>
                 <w:szCs w:val="19"/>
               </w:rPr>
-              <w:t xml:space="preserve">Февраль</w:t>
+              <w:t xml:space="preserve">Январь</w:t>
             </w:r>
           </w:p>
         </w:tc>
@@ -17596,7 +19076,7 @@
                 <w:sz w:val="19"/>
                 <w:szCs w:val="19"/>
               </w:rPr>
-              <w:t xml:space="preserve">Месячник защитников Отечества: встреча с сотрудником Госавтоинспекции о профессии (по согласованию)</w:t>
+              <w:t xml:space="preserve">Практикумы по первой помощи; «Минутки безопасности» для учащихся 5–7 классов</w:t>
             </w:r>
           </w:p>
         </w:tc>
@@ -17628,7 +19108,7 @@
                 <w:sz w:val="19"/>
                 <w:szCs w:val="19"/>
               </w:rPr>
-              <w:t xml:space="preserve">Встреча</w:t>
+              <w:t xml:space="preserve">Практикумы, информирование</w:t>
             </w:r>
           </w:p>
         </w:tc>
@@ -17660,7 +19140,7 @@
                 <w:sz w:val="19"/>
                 <w:szCs w:val="19"/>
               </w:rPr>
-              <w:t xml:space="preserve">Руководитель, ОГИБДД</w:t>
+              <w:t xml:space="preserve">Отряд ЮИД</w:t>
             </w:r>
           </w:p>
         </w:tc>
@@ -17697,7 +19177,7 @@
                 <w:sz w:val="19"/>
                 <w:szCs w:val="19"/>
               </w:rPr>
-              <w:t xml:space="preserve">Март</w:t>
+              <w:t xml:space="preserve">Февраль</w:t>
             </w:r>
           </w:p>
         </w:tc>
@@ -17729,7 +19209,7 @@
                 <w:sz w:val="19"/>
                 <w:szCs w:val="19"/>
               </w:rPr>
-              <w:t xml:space="preserve">Шефская работа: занятие юных инспекторов с учащимися 1–4 классов; профилактика «Безопасные весенние каникулы»</w:t>
+              <w:t xml:space="preserve">Месячник защитников Отечества: встреча с сотрудником Госавтоинспекции о профессии (по согласованию)</w:t>
             </w:r>
           </w:p>
         </w:tc>
@@ -17761,7 +19241,7 @@
                 <w:sz w:val="19"/>
                 <w:szCs w:val="19"/>
               </w:rPr>
-              <w:t xml:space="preserve">Шефское занятие</w:t>
+              <w:t xml:space="preserve">Встреча</w:t>
             </w:r>
           </w:p>
         </w:tc>
@@ -17793,7 +19273,7 @@
                 <w:sz w:val="19"/>
                 <w:szCs w:val="19"/>
               </w:rPr>
-              <w:t xml:space="preserve">Отряд ЮИД</w:t>
+              <w:t xml:space="preserve">Руководитель, ОГИБДД</w:t>
             </w:r>
           </w:p>
         </w:tc>
@@ -17830,7 +19310,7 @@
                 <w:sz w:val="19"/>
                 <w:szCs w:val="19"/>
               </w:rPr>
-              <w:t xml:space="preserve">Апрель</w:t>
+              <w:t xml:space="preserve">Март</w:t>
             </w:r>
           </w:p>
         </w:tc>
@@ -17862,7 +19342,7 @@
                 <w:sz w:val="19"/>
                 <w:szCs w:val="19"/>
               </w:rPr>
-              <w:t xml:space="preserve">Школьная акция «Пристегнись!» (01.04); внутришкольное соревнование «Безопасное колесо»; участие в муниципальном этапе конкурса (по графику организаторов)</w:t>
+              <w:t xml:space="preserve">Шефская работа: занятие юных инспекторов с учащимися 1–4 классов; профилактика «Безопасные весенние каникулы»</w:t>
             </w:r>
           </w:p>
         </w:tc>
@@ -17894,7 +19374,7 @@
                 <w:sz w:val="19"/>
                 <w:szCs w:val="19"/>
               </w:rPr>
-              <w:t xml:space="preserve">Акция, соревнование</w:t>
+              <w:t xml:space="preserve">Шефское занятие</w:t>
             </w:r>
           </w:p>
         </w:tc>
@@ -17926,7 +19406,7 @@
                 <w:sz w:val="19"/>
                 <w:szCs w:val="19"/>
               </w:rPr>
-              <w:t xml:space="preserve">Отряд ЮИД, ОГИБДД</w:t>
+              <w:t xml:space="preserve">Отряд ЮИД</w:t>
             </w:r>
           </w:p>
         </w:tc>
@@ -17963,7 +19443,7 @@
                 <w:sz w:val="19"/>
                 <w:szCs w:val="19"/>
               </w:rPr>
-              <w:t xml:space="preserve">Май</w:t>
+              <w:t xml:space="preserve">Апрель</w:t>
             </w:r>
           </w:p>
         </w:tc>
@@ -17995,7 +19475,7 @@
                 <w:sz w:val="19"/>
                 <w:szCs w:val="19"/>
               </w:rPr>
-              <w:t xml:space="preserve">Защита проектов «Безопасный маршрут у школы»; участие в общешкольных мероприятиях ко Дню Победы; 19 мая — День детских общественных организаций России; итоговый сбор отряда</w:t>
+              <w:t xml:space="preserve">Школьная акция «Пристегнись!» (01.04); внутришкольное соревнование «Безопасное колесо»; участие в муниципальном этапе конкурса (по графику организаторов)</w:t>
             </w:r>
           </w:p>
         </w:tc>
@@ -18027,7 +19507,140 @@
                 <w:sz w:val="19"/>
                 <w:szCs w:val="19"/>
               </w:rPr>
-              <w:t xml:space="preserve">Защита проектов, сбор</w:t>
+              <w:t xml:space="preserve">Акция, соревнование</w:t>
+            </w:r>
+          </w:p>
+        </w:tc>
+        <w:tc>
+          <w:tcPr>
+            <w:tcW w:type="dxa" w:w="1900"/>
+            <w:tcBorders>
+              <w:top w:val="single" w:color="808080" w:sz="4"/>
+              <w:left w:val="single" w:color="808080" w:sz="4"/>
+              <w:bottom w:val="single" w:color="808080" w:sz="4"/>
+              <w:right w:val="single" w:color="808080" w:sz="4"/>
+            </w:tcBorders>
+            <w:tcMar>
+              <w:top w:type="dxa" w:w="50"/>
+              <w:left w:type="dxa" w:w="90"/>
+              <w:bottom w:type="dxa" w:w="50"/>
+              <w:right w:type="dxa" w:w="90"/>
+            </w:tcMar>
+            <w:vAlign w:val="center"/>
+          </w:tcPr>
+          <w:p>
+            <w:pPr>
+              <w:spacing w:after="20" w:line="252"/>
+              <w:jc w:val="left"/>
+            </w:pPr>
+            <w:r>
+              <w:rPr>
+                <w:rFonts w:ascii="Times New Roman" w:cs="Times New Roman" w:eastAsia="Times New Roman" w:hAnsi="Times New Roman"/>
+                <w:sz w:val="19"/>
+                <w:szCs w:val="19"/>
+              </w:rPr>
+              <w:t xml:space="preserve">Отряд ЮИД, ОГИБДД</w:t>
+            </w:r>
+          </w:p>
+        </w:tc>
+      </w:tr>
+      <w:tr>
+        <w:trPr>
+          <w:cantSplit/>
+        </w:trPr>
+        <w:tc>
+          <w:tcPr>
+            <w:tcW w:type="dxa" w:w="1300"/>
+            <w:tcBorders>
+              <w:top w:val="single" w:color="808080" w:sz="4"/>
+              <w:left w:val="single" w:color="808080" w:sz="4"/>
+              <w:bottom w:val="single" w:color="808080" w:sz="4"/>
+              <w:right w:val="single" w:color="808080" w:sz="4"/>
+            </w:tcBorders>
+            <w:tcMar>
+              <w:top w:type="dxa" w:w="50"/>
+              <w:left w:type="dxa" w:w="90"/>
+              <w:bottom w:type="dxa" w:w="50"/>
+              <w:right w:type="dxa" w:w="90"/>
+            </w:tcMar>
+            <w:vAlign w:val="center"/>
+          </w:tcPr>
+          <w:p>
+            <w:pPr>
+              <w:spacing w:after="20" w:line="252"/>
+              <w:jc w:val="center"/>
+            </w:pPr>
+            <w:r>
+              <w:rPr>
+                <w:rFonts w:ascii="Times New Roman" w:cs="Times New Roman" w:eastAsia="Times New Roman" w:hAnsi="Times New Roman"/>
+                <w:sz w:val="19"/>
+                <w:szCs w:val="19"/>
+              </w:rPr>
+              <w:t xml:space="preserve">Май</w:t>
+            </w:r>
+          </w:p>
+        </w:tc>
+        <w:tc>
+          <w:tcPr>
+            <w:tcW w:type="dxa" w:w="4538"/>
+            <w:tcBorders>
+              <w:top w:val="single" w:color="808080" w:sz="4"/>
+              <w:left w:val="single" w:color="808080" w:sz="4"/>
+              <w:bottom w:val="single" w:color="808080" w:sz="4"/>
+              <w:right w:val="single" w:color="808080" w:sz="4"/>
+            </w:tcBorders>
+            <w:tcMar>
+              <w:top w:type="dxa" w:w="50"/>
+              <w:left w:type="dxa" w:w="90"/>
+              <w:bottom w:type="dxa" w:w="50"/>
+              <w:right w:type="dxa" w:w="90"/>
+            </w:tcMar>
+            <w:vAlign w:val="center"/>
+          </w:tcPr>
+          <w:p>
+            <w:pPr>
+              <w:spacing w:after="20" w:line="252"/>
+              <w:jc w:val="left"/>
+            </w:pPr>
+            <w:r>
+              <w:rPr>
+                <w:rFonts w:ascii="Times New Roman" w:cs="Times New Roman" w:eastAsia="Times New Roman" w:hAnsi="Times New Roman"/>
+                <w:sz w:val="19"/>
+                <w:szCs w:val="19"/>
+              </w:rPr>
+              <w:t xml:space="preserve">Защита проектов «Безопасный маршрут у школы»; участие в общешкольных мероприятиях ко Дню Победы; 19 мая — День детских общественных организаций России; итоговое собрание отряда (отчёт командира, протокол)</w:t>
+            </w:r>
+          </w:p>
+        </w:tc>
+        <w:tc>
+          <w:tcPr>
+            <w:tcW w:type="dxa" w:w="1900"/>
+            <w:tcBorders>
+              <w:top w:val="single" w:color="808080" w:sz="4"/>
+              <w:left w:val="single" w:color="808080" w:sz="4"/>
+              <w:bottom w:val="single" w:color="808080" w:sz="4"/>
+              <w:right w:val="single" w:color="808080" w:sz="4"/>
+            </w:tcBorders>
+            <w:tcMar>
+              <w:top w:type="dxa" w:w="50"/>
+              <w:left w:type="dxa" w:w="90"/>
+              <w:bottom w:type="dxa" w:w="50"/>
+              <w:right w:type="dxa" w:w="90"/>
+            </w:tcMar>
+            <w:vAlign w:val="center"/>
+          </w:tcPr>
+          <w:p>
+            <w:pPr>
+              <w:spacing w:after="20" w:line="252"/>
+              <w:jc w:val="left"/>
+            </w:pPr>
+            <w:r>
+              <w:rPr>
+                <w:rFonts w:ascii="Times New Roman" w:cs="Times New Roman" w:eastAsia="Times New Roman" w:hAnsi="Times New Roman"/>
+                <w:sz w:val="19"/>
+                <w:szCs w:val="19"/>
+              </w:rPr>
+              <w:t xml:space="preserve">Защита проектов, собрание</w:t>
             </w:r>
           </w:p>
         </w:tc>
@@ -18312,7 +19925,7 @@
           <w:sz w:val="24"/>
           <w:szCs w:val="24"/>
         </w:rPr>
-        <w:t xml:space="preserve">Указ Президента РФ от 14.11.2025 № 841 «Об утверждении Стратегии повышения безопасности дорожного движения в Российской Федерации на период до 2030 года и на перспективу до 2036 года».</w:t>
+        <w:t xml:space="preserve">Федеральный закон от 24.06.1999 № 120-ФЗ «Об основах системы профилактики безнадзорности и правонарушений несовершеннолетних».</w:t>
       </w:r>
     </w:p>
     <w:p>
@@ -18331,7 +19944,7 @@
           <w:sz w:val="24"/>
           <w:szCs w:val="24"/>
         </w:rPr>
-        <w:t xml:space="preserve">Приказ Минздрава России от 03.05.2024 № 220н «Об утверждении Перечня состояний, при которых оказывается первая помощь, и Перечня мероприятий по оказанию первой помощи».</w:t>
+        <w:t xml:space="preserve">Федеральный закон от 27.07.2006 № 152-ФЗ «О персональных данных».</w:t>
       </w:r>
     </w:p>
     <w:p>
@@ -18350,7 +19963,64 @@
           <w:sz w:val="24"/>
           <w:szCs w:val="24"/>
         </w:rPr>
-        <w:t xml:space="preserve">Положение о Всероссийском конкурсе юных инспекторов движения «Безопасное колесо» (действующая редакция).</w:t>
+        <w:t xml:space="preserve">Указ Президента РФ от 14.11.2025 № 841 «Об утверждении Стратегии повышения безопасности дорожного движения в Российской Федерации на период до 2030 года и на перспективу до 2036 года».</w:t>
+      </w:r>
+    </w:p>
+    <w:p>
+      <w:pPr>
+        <w:pStyle w:val="ListParagraph"/>
+        <w:numPr>
+          <w:ilvl w:val="0"/>
+          <w:numId w:val="4"/>
+        </w:numPr>
+        <w:spacing w:after="60" w:line="288"/>
+        <w:jc w:val="both"/>
+      </w:pPr>
+      <w:r>
+        <w:rPr>
+          <w:rFonts w:ascii="Times New Roman" w:cs="Times New Roman" w:eastAsia="Times New Roman" w:hAnsi="Times New Roman"/>
+          <w:sz w:val="24"/>
+          <w:szCs w:val="24"/>
+        </w:rPr>
+        <w:t xml:space="preserve">Приказ Минздрава России от 03.05.2024 № 220н «Об утверждении Перечня состояний, при которых оказывается первая помощь, и Перечня мероприятий по оказанию первой помощи».</w:t>
+      </w:r>
+    </w:p>
+    <w:p>
+      <w:pPr>
+        <w:pStyle w:val="ListParagraph"/>
+        <w:numPr>
+          <w:ilvl w:val="0"/>
+          <w:numId w:val="4"/>
+        </w:numPr>
+        <w:spacing w:after="60" w:line="288"/>
+        <w:jc w:val="both"/>
+      </w:pPr>
+      <w:r>
+        <w:rPr>
+          <w:rFonts w:ascii="Times New Roman" w:cs="Times New Roman" w:eastAsia="Times New Roman" w:hAnsi="Times New Roman"/>
+          <w:sz w:val="24"/>
+          <w:szCs w:val="24"/>
+        </w:rPr>
+        <w:t xml:space="preserve">Положение о Всероссийском конкурсе юных инспекторов движения «Безопасное колесо» и Правила его проведения (редакция, действующая в 2026–2027 учебном году; проверяется ежегодно).</w:t>
+      </w:r>
+    </w:p>
+    <w:p>
+      <w:pPr>
+        <w:pStyle w:val="ListParagraph"/>
+        <w:numPr>
+          <w:ilvl w:val="0"/>
+          <w:numId w:val="4"/>
+        </w:numPr>
+        <w:spacing w:after="60" w:line="288"/>
+        <w:jc w:val="both"/>
+      </w:pPr>
+      <w:r>
+        <w:rPr>
+          <w:rFonts w:ascii="Times New Roman" w:cs="Times New Roman" w:eastAsia="Times New Roman" w:hAnsi="Times New Roman"/>
+          <w:sz w:val="24"/>
+          <w:szCs w:val="24"/>
+        </w:rPr>
+        <w:t xml:space="preserve">Типовое Положение об отряде ЮИД, Устав ООДЮО «ЮИД», Кодекс этики и Клятва члена отряда ЮИД (методические материалы Организации ЮИД).</w:t>
       </w:r>
     </w:p>
     <w:p>
@@ -18390,6 +20060,25 @@
           <w:szCs w:val="24"/>
         </w:rPr>
         <w:t xml:space="preserve">Федеральный портал БДД: https://bdd-eor.edu.ru.</w:t>
+      </w:r>
+    </w:p>
+    <w:p>
+      <w:pPr>
+        <w:pStyle w:val="ListParagraph"/>
+        <w:numPr>
+          <w:ilvl w:val="0"/>
+          <w:numId w:val="5"/>
+        </w:numPr>
+        <w:spacing w:after="60" w:line="288"/>
+        <w:jc w:val="both"/>
+      </w:pPr>
+      <w:r>
+        <w:rPr>
+          <w:rFonts w:ascii="Times New Roman" w:cs="Times New Roman" w:eastAsia="Times New Roman" w:hAnsi="Times New Roman"/>
+          <w:sz w:val="24"/>
+          <w:szCs w:val="24"/>
+        </w:rPr>
+        <w:t xml:space="preserve">Официальный сайт Организации ЮИД (регистрация отрядов и юных инспекторов): https://юидроссии.рф.</w:t>
       </w:r>
     </w:p>
     <w:p>
